--- a/docs/tables/carbo/sec8_ckd_c30_surv.docx
+++ b/docs/tables/carbo/sec8_ckd_c30_surv.docx
@@ -19,12 +19,12 @@
       <w:tblGrid>
         <w:gridCol w:w="2869"/>
         <w:gridCol w:w="778"/>
-        <w:gridCol w:w="1084"/>
-        <w:gridCol w:w="1879"/>
+        <w:gridCol w:w="839"/>
+        <w:gridCol w:w="1389"/>
         <w:gridCol w:w="1181"/>
         <w:gridCol w:w="778"/>
-        <w:gridCol w:w="1084"/>
-        <w:gridCol w:w="1879"/>
+        <w:gridCol w:w="839"/>
+        <w:gridCol w:w="1512"/>
         <w:gridCol w:w="1181"/>
       </w:tblGrid>
       <w:tr>
@@ -2122,60 +2122,60 @@
                 <w:szCs w:val="22"/>
                 <w:color w:val="000000"/>
               </w:rPr>
-              <w:t xml:space="preserve">0.04, 1.45</w:t>
-            </w:r>
-          </w:p>
-        </w:tc>
-        <w:tc>
-          <w:tcPr>
-            <w:tcBorders>
-              <w:bottom w:val="none" w:sz="0" w:space="0" w:color="000000"/>
-              <w:top w:val="none" w:sz="0" w:space="0" w:color="000000"/>
-              <w:left w:val="none" w:sz="0" w:space="0" w:color="000000"/>
-              <w:right w:val="none" w:sz="0" w:space="0" w:color="000000"/>
-            </w:tcBorders>
-            <w:shd w:val="clear" w:color="auto" w:fill="FFFFFF"/>
-            <w:tcMar>
-              <w:top w:w="0" w:type="dxa"/>
-              <w:bottom w:w="0" w:type="dxa"/>
-              <w:left w:w="0" w:type="dxa"/>
-              <w:right w:w="0" w:type="dxa"/>
-            </w:tcMar>
-            <w:vAlign w:val="top"/>
-          </w:tcPr>
-          <w:p>
-            <w:pPr>
-              <w:pStyle w:val="Normal"/>
-              <w:jc w:val="center"/>
-              <w:pBdr>
-                <w:bottom w:val="none" w:sz="0" w:space="0" w:color="000000"/>
-                <w:top w:val="none" w:sz="0" w:space="0" w:color="000000"/>
-                <w:left w:val="none" w:sz="0" w:space="0" w:color="000000"/>
-                <w:right w:val="none" w:sz="0" w:space="0" w:color="000000"/>
-              </w:pBdr>
-              <w:spacing w:after="100" w:before="100" w:line="240"/>
-              <w:ind w:left="100" w:right="100" w:firstLine="0" w:firstLineChars="0"/>
-              <w:rPr>
-                <w:rFonts w:ascii="Helvetica" w:hAnsi="Helvetica" w:eastAsia="Helvetica" w:cs="Helvetica"/>
-                <w:i w:val="false"/>
-                <w:b w:val="false"/>
-                <w:u w:val="none"/>
-                <w:sz w:val="22"/>
-                <w:szCs w:val="22"/>
-                <w:color w:val="000000"/>
-              </w:rPr>
-            </w:pPr>
-            <w:r>
-              <w:rPr>
-                <w:rFonts w:ascii="Helvetica" w:hAnsi="Helvetica" w:eastAsia="Helvetica" w:cs="Helvetica"/>
-                <w:i w:val="false"/>
-                <w:b w:val="false"/>
-                <w:u w:val="none"/>
-                <w:sz w:val="22"/>
-                <w:szCs w:val="22"/>
-                <w:color w:val="000000"/>
-              </w:rPr>
-              <w:t xml:space="preserve">0.120</w:t>
+              <w:t xml:space="preserve">0.04, 1.41</w:t>
+            </w:r>
+          </w:p>
+        </w:tc>
+        <w:tc>
+          <w:tcPr>
+            <w:tcBorders>
+              <w:bottom w:val="none" w:sz="0" w:space="0" w:color="000000"/>
+              <w:top w:val="none" w:sz="0" w:space="0" w:color="000000"/>
+              <w:left w:val="none" w:sz="0" w:space="0" w:color="000000"/>
+              <w:right w:val="none" w:sz="0" w:space="0" w:color="000000"/>
+            </w:tcBorders>
+            <w:shd w:val="clear" w:color="auto" w:fill="FFFFFF"/>
+            <w:tcMar>
+              <w:top w:w="0" w:type="dxa"/>
+              <w:bottom w:w="0" w:type="dxa"/>
+              <w:left w:w="0" w:type="dxa"/>
+              <w:right w:w="0" w:type="dxa"/>
+            </w:tcMar>
+            <w:vAlign w:val="top"/>
+          </w:tcPr>
+          <w:p>
+            <w:pPr>
+              <w:pStyle w:val="Normal"/>
+              <w:jc w:val="center"/>
+              <w:pBdr>
+                <w:bottom w:val="none" w:sz="0" w:space="0" w:color="000000"/>
+                <w:top w:val="none" w:sz="0" w:space="0" w:color="000000"/>
+                <w:left w:val="none" w:sz="0" w:space="0" w:color="000000"/>
+                <w:right w:val="none" w:sz="0" w:space="0" w:color="000000"/>
+              </w:pBdr>
+              <w:spacing w:after="100" w:before="100" w:line="240"/>
+              <w:ind w:left="100" w:right="100" w:firstLine="0" w:firstLineChars="0"/>
+              <w:rPr>
+                <w:rFonts w:ascii="Helvetica" w:hAnsi="Helvetica" w:eastAsia="Helvetica" w:cs="Helvetica"/>
+                <w:i w:val="false"/>
+                <w:b w:val="false"/>
+                <w:u w:val="none"/>
+                <w:sz w:val="22"/>
+                <w:szCs w:val="22"/>
+                <w:color w:val="000000"/>
+              </w:rPr>
+            </w:pPr>
+            <w:r>
+              <w:rPr>
+                <w:rFonts w:ascii="Helvetica" w:hAnsi="Helvetica" w:eastAsia="Helvetica" w:cs="Helvetica"/>
+                <w:i w:val="false"/>
+                <w:b w:val="false"/>
+                <w:u w:val="none"/>
+                <w:sz w:val="22"/>
+                <w:szCs w:val="22"/>
+                <w:color w:val="000000"/>
+              </w:rPr>
+              <w:t xml:space="preserve">0.110</w:t>
             </w:r>
           </w:p>
         </w:tc>
@@ -2658,7 +2658,7 @@
                 <w:szCs w:val="22"/>
                 <w:color w:val="000000"/>
               </w:rPr>
-              <w:t xml:space="preserve">0.730</w:t>
+              <w:t xml:space="preserve">0.750</w:t>
             </w:r>
           </w:p>
         </w:tc>
@@ -4001,113 +4001,113 @@
                 <w:szCs w:val="22"/>
                 <w:color w:val="000000"/>
               </w:rPr>
-              <w:t xml:space="preserve">21.2</w:t>
-            </w:r>
-          </w:p>
-        </w:tc>
-        <w:tc>
-          <w:tcPr>
-            <w:tcBorders>
-              <w:bottom w:val="none" w:sz="0" w:space="0" w:color="000000"/>
-              <w:top w:val="none" w:sz="0" w:space="0" w:color="000000"/>
-              <w:left w:val="none" w:sz="0" w:space="0" w:color="000000"/>
-              <w:right w:val="none" w:sz="0" w:space="0" w:color="000000"/>
-            </w:tcBorders>
-            <w:shd w:val="clear" w:color="auto" w:fill="FFFFFF"/>
-            <w:tcMar>
-              <w:top w:w="0" w:type="dxa"/>
-              <w:bottom w:w="0" w:type="dxa"/>
-              <w:left w:w="0" w:type="dxa"/>
-              <w:right w:w="0" w:type="dxa"/>
-            </w:tcMar>
-            <w:vAlign w:val="top"/>
-          </w:tcPr>
-          <w:p>
-            <w:pPr>
-              <w:pStyle w:val="Normal"/>
-              <w:jc w:val="center"/>
-              <w:pBdr>
-                <w:bottom w:val="none" w:sz="0" w:space="0" w:color="000000"/>
-                <w:top w:val="none" w:sz="0" w:space="0" w:color="000000"/>
-                <w:left w:val="none" w:sz="0" w:space="0" w:color="000000"/>
-                <w:right w:val="none" w:sz="0" w:space="0" w:color="000000"/>
-              </w:pBdr>
-              <w:spacing w:after="100" w:before="100" w:line="240"/>
-              <w:ind w:left="100" w:right="100" w:firstLine="0" w:firstLineChars="0"/>
-              <w:rPr>
-                <w:rFonts w:ascii="Helvetica" w:hAnsi="Helvetica" w:eastAsia="Helvetica" w:cs="Helvetica"/>
-                <w:i w:val="false"/>
-                <w:b w:val="false"/>
-                <w:u w:val="none"/>
-                <w:sz w:val="22"/>
-                <w:szCs w:val="22"/>
-                <w:color w:val="000000"/>
-              </w:rPr>
-            </w:pPr>
-            <w:r>
-              <w:rPr>
-                <w:rFonts w:ascii="Helvetica" w:hAnsi="Helvetica" w:eastAsia="Helvetica" w:cs="Helvetica"/>
-                <w:i w:val="false"/>
-                <w:b w:val="false"/>
-                <w:u w:val="none"/>
-                <w:sz w:val="22"/>
-                <w:szCs w:val="22"/>
-                <w:color w:val="000000"/>
-              </w:rPr>
-              <w:t xml:space="preserve">2.23, 201</w:t>
-            </w:r>
-          </w:p>
-        </w:tc>
-        <w:tc>
-          <w:tcPr>
-            <w:tcBorders>
-              <w:bottom w:val="none" w:sz="0" w:space="0" w:color="000000"/>
-              <w:top w:val="none" w:sz="0" w:space="0" w:color="000000"/>
-              <w:left w:val="none" w:sz="0" w:space="0" w:color="000000"/>
-              <w:right w:val="none" w:sz="0" w:space="0" w:color="000000"/>
-            </w:tcBorders>
-            <w:shd w:val="clear" w:color="auto" w:fill="FFFFFF"/>
-            <w:tcMar>
-              <w:top w:w="0" w:type="dxa"/>
-              <w:bottom w:w="0" w:type="dxa"/>
-              <w:left w:w="0" w:type="dxa"/>
-              <w:right w:w="0" w:type="dxa"/>
-            </w:tcMar>
-            <w:vAlign w:val="top"/>
-          </w:tcPr>
-          <w:p>
-            <w:pPr>
-              <w:pStyle w:val="Normal"/>
-              <w:jc w:val="center"/>
-              <w:pBdr>
-                <w:bottom w:val="none" w:sz="0" w:space="0" w:color="000000"/>
-                <w:top w:val="none" w:sz="0" w:space="0" w:color="000000"/>
-                <w:left w:val="none" w:sz="0" w:space="0" w:color="000000"/>
-                <w:right w:val="none" w:sz="0" w:space="0" w:color="000000"/>
-              </w:pBdr>
-              <w:spacing w:after="100" w:before="100" w:line="240"/>
-              <w:ind w:left="100" w:right="100" w:firstLine="0" w:firstLineChars="0"/>
-              <w:rPr>
-                <w:rFonts w:ascii="Helvetica" w:hAnsi="Helvetica" w:eastAsia="Helvetica" w:cs="Helvetica"/>
-                <w:i w:val="false"/>
-                <w:b w:val="false"/>
-                <w:u w:val="none"/>
-                <w:sz w:val="22"/>
-                <w:szCs w:val="22"/>
-                <w:color w:val="000000"/>
-              </w:rPr>
-            </w:pPr>
-            <w:r>
-              <w:rPr>
-                <w:rFonts w:ascii="Helvetica" w:hAnsi="Helvetica" w:eastAsia="Helvetica" w:cs="Helvetica"/>
-                <w:i w:val="false"/>
-                <w:b w:val="false"/>
-                <w:u w:val="none"/>
-                <w:sz w:val="22"/>
-                <w:szCs w:val="22"/>
-                <w:color w:val="000000"/>
-              </w:rPr>
-              <w:t xml:space="preserve">0.008</w:t>
+              <w:t xml:space="preserve">22.8</w:t>
+            </w:r>
+          </w:p>
+        </w:tc>
+        <w:tc>
+          <w:tcPr>
+            <w:tcBorders>
+              <w:bottom w:val="none" w:sz="0" w:space="0" w:color="000000"/>
+              <w:top w:val="none" w:sz="0" w:space="0" w:color="000000"/>
+              <w:left w:val="none" w:sz="0" w:space="0" w:color="000000"/>
+              <w:right w:val="none" w:sz="0" w:space="0" w:color="000000"/>
+            </w:tcBorders>
+            <w:shd w:val="clear" w:color="auto" w:fill="FFFFFF"/>
+            <w:tcMar>
+              <w:top w:w="0" w:type="dxa"/>
+              <w:bottom w:w="0" w:type="dxa"/>
+              <w:left w:w="0" w:type="dxa"/>
+              <w:right w:w="0" w:type="dxa"/>
+            </w:tcMar>
+            <w:vAlign w:val="top"/>
+          </w:tcPr>
+          <w:p>
+            <w:pPr>
+              <w:pStyle w:val="Normal"/>
+              <w:jc w:val="center"/>
+              <w:pBdr>
+                <w:bottom w:val="none" w:sz="0" w:space="0" w:color="000000"/>
+                <w:top w:val="none" w:sz="0" w:space="0" w:color="000000"/>
+                <w:left w:val="none" w:sz="0" w:space="0" w:color="000000"/>
+                <w:right w:val="none" w:sz="0" w:space="0" w:color="000000"/>
+              </w:pBdr>
+              <w:spacing w:after="100" w:before="100" w:line="240"/>
+              <w:ind w:left="100" w:right="100" w:firstLine="0" w:firstLineChars="0"/>
+              <w:rPr>
+                <w:rFonts w:ascii="Helvetica" w:hAnsi="Helvetica" w:eastAsia="Helvetica" w:cs="Helvetica"/>
+                <w:i w:val="false"/>
+                <w:b w:val="false"/>
+                <w:u w:val="none"/>
+                <w:sz w:val="22"/>
+                <w:szCs w:val="22"/>
+                <w:color w:val="000000"/>
+              </w:rPr>
+            </w:pPr>
+            <w:r>
+              <w:rPr>
+                <w:rFonts w:ascii="Helvetica" w:hAnsi="Helvetica" w:eastAsia="Helvetica" w:cs="Helvetica"/>
+                <w:i w:val="false"/>
+                <w:b w:val="false"/>
+                <w:u w:val="none"/>
+                <w:sz w:val="22"/>
+                <w:szCs w:val="22"/>
+                <w:color w:val="000000"/>
+              </w:rPr>
+              <w:t xml:space="preserve">2.65, 196</w:t>
+            </w:r>
+          </w:p>
+        </w:tc>
+        <w:tc>
+          <w:tcPr>
+            <w:tcBorders>
+              <w:bottom w:val="none" w:sz="0" w:space="0" w:color="000000"/>
+              <w:top w:val="none" w:sz="0" w:space="0" w:color="000000"/>
+              <w:left w:val="none" w:sz="0" w:space="0" w:color="000000"/>
+              <w:right w:val="none" w:sz="0" w:space="0" w:color="000000"/>
+            </w:tcBorders>
+            <w:shd w:val="clear" w:color="auto" w:fill="FFFFFF"/>
+            <w:tcMar>
+              <w:top w:w="0" w:type="dxa"/>
+              <w:bottom w:w="0" w:type="dxa"/>
+              <w:left w:w="0" w:type="dxa"/>
+              <w:right w:w="0" w:type="dxa"/>
+            </w:tcMar>
+            <w:vAlign w:val="top"/>
+          </w:tcPr>
+          <w:p>
+            <w:pPr>
+              <w:pStyle w:val="Normal"/>
+              <w:jc w:val="center"/>
+              <w:pBdr>
+                <w:bottom w:val="none" w:sz="0" w:space="0" w:color="000000"/>
+                <w:top w:val="none" w:sz="0" w:space="0" w:color="000000"/>
+                <w:left w:val="none" w:sz="0" w:space="0" w:color="000000"/>
+                <w:right w:val="none" w:sz="0" w:space="0" w:color="000000"/>
+              </w:pBdr>
+              <w:spacing w:after="100" w:before="100" w:line="240"/>
+              <w:ind w:left="100" w:right="100" w:firstLine="0" w:firstLineChars="0"/>
+              <w:rPr>
+                <w:rFonts w:ascii="Helvetica" w:hAnsi="Helvetica" w:eastAsia="Helvetica" w:cs="Helvetica"/>
+                <w:i w:val="false"/>
+                <w:b w:val="false"/>
+                <w:u w:val="none"/>
+                <w:sz w:val="22"/>
+                <w:szCs w:val="22"/>
+                <w:color w:val="000000"/>
+              </w:rPr>
+            </w:pPr>
+            <w:r>
+              <w:rPr>
+                <w:rFonts w:ascii="Helvetica" w:hAnsi="Helvetica" w:eastAsia="Helvetica" w:cs="Helvetica"/>
+                <w:i w:val="false"/>
+                <w:b w:val="false"/>
+                <w:u w:val="none"/>
+                <w:sz w:val="22"/>
+                <w:szCs w:val="22"/>
+                <w:color w:val="000000"/>
+              </w:rPr>
+              <w:t xml:space="preserve">0.004</w:t>
             </w:r>
           </w:p>
         </w:tc>
@@ -4590,7 +4590,7 @@
                 <w:szCs w:val="22"/>
                 <w:color w:val="000000"/>
               </w:rPr>
-              <w:t xml:space="preserve">0.830</w:t>
+              <w:t xml:space="preserve">0.840</w:t>
             </w:r>
           </w:p>
         </w:tc>
@@ -5986,60 +5986,60 @@
                 <w:szCs w:val="22"/>
                 <w:color w:val="000000"/>
               </w:rPr>
-              <w:t xml:space="preserve">0.24, 4.19</w:t>
-            </w:r>
-          </w:p>
-        </w:tc>
-        <w:tc>
-          <w:tcPr>
-            <w:tcBorders>
-              <w:bottom w:val="none" w:sz="0" w:space="0" w:color="000000"/>
-              <w:top w:val="none" w:sz="0" w:space="0" w:color="000000"/>
-              <w:left w:val="none" w:sz="0" w:space="0" w:color="000000"/>
-              <w:right w:val="none" w:sz="0" w:space="0" w:color="000000"/>
-            </w:tcBorders>
-            <w:shd w:val="clear" w:color="auto" w:fill="FFFFFF"/>
-            <w:tcMar>
-              <w:top w:w="0" w:type="dxa"/>
-              <w:bottom w:w="0" w:type="dxa"/>
-              <w:left w:w="0" w:type="dxa"/>
-              <w:right w:w="0" w:type="dxa"/>
-            </w:tcMar>
-            <w:vAlign w:val="top"/>
-          </w:tcPr>
-          <w:p>
-            <w:pPr>
-              <w:pStyle w:val="Normal"/>
-              <w:jc w:val="center"/>
-              <w:pBdr>
-                <w:bottom w:val="none" w:sz="0" w:space="0" w:color="000000"/>
-                <w:top w:val="none" w:sz="0" w:space="0" w:color="000000"/>
-                <w:left w:val="none" w:sz="0" w:space="0" w:color="000000"/>
-                <w:right w:val="none" w:sz="0" w:space="0" w:color="000000"/>
-              </w:pBdr>
-              <w:spacing w:after="100" w:before="100" w:line="240"/>
-              <w:ind w:left="100" w:right="100" w:firstLine="0" w:firstLineChars="0"/>
-              <w:rPr>
-                <w:rFonts w:ascii="Helvetica" w:hAnsi="Helvetica" w:eastAsia="Helvetica" w:cs="Helvetica"/>
-                <w:i w:val="false"/>
-                <w:b w:val="false"/>
-                <w:u w:val="none"/>
-                <w:sz w:val="22"/>
-                <w:szCs w:val="22"/>
-                <w:color w:val="000000"/>
-              </w:rPr>
-            </w:pPr>
-            <w:r>
-              <w:rPr>
-                <w:rFonts w:ascii="Helvetica" w:hAnsi="Helvetica" w:eastAsia="Helvetica" w:cs="Helvetica"/>
-                <w:i w:val="false"/>
-                <w:b w:val="false"/>
-                <w:u w:val="none"/>
-                <w:sz w:val="22"/>
-                <w:szCs w:val="22"/>
-                <w:color w:val="000000"/>
-              </w:rPr>
-              <w:t xml:space="preserve">&gt;0.999</w:t>
+              <w:t xml:space="preserve">0.23, 4.23</w:t>
+            </w:r>
+          </w:p>
+        </w:tc>
+        <w:tc>
+          <w:tcPr>
+            <w:tcBorders>
+              <w:bottom w:val="none" w:sz="0" w:space="0" w:color="000000"/>
+              <w:top w:val="none" w:sz="0" w:space="0" w:color="000000"/>
+              <w:left w:val="none" w:sz="0" w:space="0" w:color="000000"/>
+              <w:right w:val="none" w:sz="0" w:space="0" w:color="000000"/>
+            </w:tcBorders>
+            <w:shd w:val="clear" w:color="auto" w:fill="FFFFFF"/>
+            <w:tcMar>
+              <w:top w:w="0" w:type="dxa"/>
+              <w:bottom w:w="0" w:type="dxa"/>
+              <w:left w:w="0" w:type="dxa"/>
+              <w:right w:w="0" w:type="dxa"/>
+            </w:tcMar>
+            <w:vAlign w:val="top"/>
+          </w:tcPr>
+          <w:p>
+            <w:pPr>
+              <w:pStyle w:val="Normal"/>
+              <w:jc w:val="center"/>
+              <w:pBdr>
+                <w:bottom w:val="none" w:sz="0" w:space="0" w:color="000000"/>
+                <w:top w:val="none" w:sz="0" w:space="0" w:color="000000"/>
+                <w:left w:val="none" w:sz="0" w:space="0" w:color="000000"/>
+                <w:right w:val="none" w:sz="0" w:space="0" w:color="000000"/>
+              </w:pBdr>
+              <w:spacing w:after="100" w:before="100" w:line="240"/>
+              <w:ind w:left="100" w:right="100" w:firstLine="0" w:firstLineChars="0"/>
+              <w:rPr>
+                <w:rFonts w:ascii="Helvetica" w:hAnsi="Helvetica" w:eastAsia="Helvetica" w:cs="Helvetica"/>
+                <w:i w:val="false"/>
+                <w:b w:val="false"/>
+                <w:u w:val="none"/>
+                <w:sz w:val="22"/>
+                <w:szCs w:val="22"/>
+                <w:color w:val="000000"/>
+              </w:rPr>
+            </w:pPr>
+            <w:r>
+              <w:rPr>
+                <w:rFonts w:ascii="Helvetica" w:hAnsi="Helvetica" w:eastAsia="Helvetica" w:cs="Helvetica"/>
+                <w:i w:val="false"/>
+                <w:b w:val="false"/>
+                <w:u w:val="none"/>
+                <w:sz w:val="22"/>
+                <w:szCs w:val="22"/>
+                <w:color w:val="000000"/>
+              </w:rPr>
+              <w:t xml:space="preserve">0.990</w:t>
             </w:r>
           </w:p>
         </w:tc>
@@ -7012,7 +7012,7 @@
       </w:tr>
       <w:tr>
         <w:trPr>
-          <w:trHeight w:val="597" w:hRule="auto"/>
+          <w:trHeight w:val="598" w:hRule="auto"/>
         </w:trPr>
         body14
         <w:tc>
@@ -7435,60 +7435,60 @@
                 <w:szCs w:val="22"/>
                 <w:color w:val="000000"/>
               </w:rPr>
-              <w:t xml:space="preserve">0.00, 0.17</w:t>
-            </w:r>
-          </w:p>
-        </w:tc>
-        <w:tc>
-          <w:tcPr>
-            <w:tcBorders>
-              <w:bottom w:val="none" w:sz="0" w:space="0" w:color="000000"/>
-              <w:top w:val="none" w:sz="0" w:space="0" w:color="000000"/>
-              <w:left w:val="none" w:sz="0" w:space="0" w:color="000000"/>
-              <w:right w:val="none" w:sz="0" w:space="0" w:color="000000"/>
-            </w:tcBorders>
-            <w:shd w:val="clear" w:color="auto" w:fill="FFFFFF"/>
-            <w:tcMar>
-              <w:top w:w="0" w:type="dxa"/>
-              <w:bottom w:w="0" w:type="dxa"/>
-              <w:left w:w="0" w:type="dxa"/>
-              <w:right w:w="0" w:type="dxa"/>
-            </w:tcMar>
-            <w:vAlign w:val="top"/>
-          </w:tcPr>
-          <w:p>
-            <w:pPr>
-              <w:pStyle w:val="Normal"/>
-              <w:jc w:val="center"/>
-              <w:pBdr>
-                <w:bottom w:val="none" w:sz="0" w:space="0" w:color="000000"/>
-                <w:top w:val="none" w:sz="0" w:space="0" w:color="000000"/>
-                <w:left w:val="none" w:sz="0" w:space="0" w:color="000000"/>
-                <w:right w:val="none" w:sz="0" w:space="0" w:color="000000"/>
-              </w:pBdr>
-              <w:spacing w:after="100" w:before="100" w:line="240"/>
-              <w:ind w:left="100" w:right="100" w:firstLine="0" w:firstLineChars="0"/>
-              <w:rPr>
-                <w:rFonts w:ascii="Helvetica" w:hAnsi="Helvetica" w:eastAsia="Helvetica" w:cs="Helvetica"/>
-                <w:i w:val="false"/>
-                <w:b w:val="false"/>
-                <w:u w:val="none"/>
-                <w:sz w:val="22"/>
-                <w:szCs w:val="22"/>
-                <w:color w:val="000000"/>
-              </w:rPr>
-            </w:pPr>
-            <w:r>
-              <w:rPr>
-                <w:rFonts w:ascii="Helvetica" w:hAnsi="Helvetica" w:eastAsia="Helvetica" w:cs="Helvetica"/>
-                <w:i w:val="false"/>
-                <w:b w:val="false"/>
-                <w:u w:val="none"/>
-                <w:sz w:val="22"/>
-                <w:szCs w:val="22"/>
-                <w:color w:val="000000"/>
-              </w:rPr>
-              <w:t xml:space="preserve">0.005</w:t>
+              <w:t xml:space="preserve">0.00, 0.16</w:t>
+            </w:r>
+          </w:p>
+        </w:tc>
+        <w:tc>
+          <w:tcPr>
+            <w:tcBorders>
+              <w:bottom w:val="none" w:sz="0" w:space="0" w:color="000000"/>
+              <w:top w:val="none" w:sz="0" w:space="0" w:color="000000"/>
+              <w:left w:val="none" w:sz="0" w:space="0" w:color="000000"/>
+              <w:right w:val="none" w:sz="0" w:space="0" w:color="000000"/>
+            </w:tcBorders>
+            <w:shd w:val="clear" w:color="auto" w:fill="FFFFFF"/>
+            <w:tcMar>
+              <w:top w:w="0" w:type="dxa"/>
+              <w:bottom w:w="0" w:type="dxa"/>
+              <w:left w:w="0" w:type="dxa"/>
+              <w:right w:w="0" w:type="dxa"/>
+            </w:tcMar>
+            <w:vAlign w:val="top"/>
+          </w:tcPr>
+          <w:p>
+            <w:pPr>
+              <w:pStyle w:val="Normal"/>
+              <w:jc w:val="center"/>
+              <w:pBdr>
+                <w:bottom w:val="none" w:sz="0" w:space="0" w:color="000000"/>
+                <w:top w:val="none" w:sz="0" w:space="0" w:color="000000"/>
+                <w:left w:val="none" w:sz="0" w:space="0" w:color="000000"/>
+                <w:right w:val="none" w:sz="0" w:space="0" w:color="000000"/>
+              </w:pBdr>
+              <w:spacing w:after="100" w:before="100" w:line="240"/>
+              <w:ind w:left="100" w:right="100" w:firstLine="0" w:firstLineChars="0"/>
+              <w:rPr>
+                <w:rFonts w:ascii="Helvetica" w:hAnsi="Helvetica" w:eastAsia="Helvetica" w:cs="Helvetica"/>
+                <w:i w:val="false"/>
+                <w:b w:val="false"/>
+                <w:u w:val="none"/>
+                <w:sz w:val="22"/>
+                <w:szCs w:val="22"/>
+                <w:color w:val="000000"/>
+              </w:rPr>
+            </w:pPr>
+            <w:r>
+              <w:rPr>
+                <w:rFonts w:ascii="Helvetica" w:hAnsi="Helvetica" w:eastAsia="Helvetica" w:cs="Helvetica"/>
+                <w:i w:val="false"/>
+                <w:b w:val="false"/>
+                <w:u w:val="none"/>
+                <w:sz w:val="22"/>
+                <w:szCs w:val="22"/>
+                <w:color w:val="000000"/>
+              </w:rPr>
+              <w:t xml:space="preserve">0.004</w:t>
             </w:r>
           </w:p>
         </w:tc>
@@ -7918,60 +7918,60 @@
                 <w:szCs w:val="22"/>
                 <w:color w:val="000000"/>
               </w:rPr>
-              <w:t xml:space="preserve">0.00, 1.55</w:t>
-            </w:r>
-          </w:p>
-        </w:tc>
-        <w:tc>
-          <w:tcPr>
-            <w:tcBorders>
-              <w:bottom w:val="none" w:sz="0" w:space="0" w:color="000000"/>
-              <w:top w:val="none" w:sz="0" w:space="0" w:color="000000"/>
-              <w:left w:val="none" w:sz="0" w:space="0" w:color="000000"/>
-              <w:right w:val="none" w:sz="0" w:space="0" w:color="000000"/>
-            </w:tcBorders>
-            <w:shd w:val="clear" w:color="auto" w:fill="FFFFFF"/>
-            <w:tcMar>
-              <w:top w:w="0" w:type="dxa"/>
-              <w:bottom w:w="0" w:type="dxa"/>
-              <w:left w:w="0" w:type="dxa"/>
-              <w:right w:w="0" w:type="dxa"/>
-            </w:tcMar>
-            <w:vAlign w:val="top"/>
-          </w:tcPr>
-          <w:p>
-            <w:pPr>
-              <w:pStyle w:val="Normal"/>
-              <w:jc w:val="center"/>
-              <w:pBdr>
-                <w:bottom w:val="none" w:sz="0" w:space="0" w:color="000000"/>
-                <w:top w:val="none" w:sz="0" w:space="0" w:color="000000"/>
-                <w:left w:val="none" w:sz="0" w:space="0" w:color="000000"/>
-                <w:right w:val="none" w:sz="0" w:space="0" w:color="000000"/>
-              </w:pBdr>
-              <w:spacing w:after="100" w:before="100" w:line="240"/>
-              <w:ind w:left="100" w:right="100" w:firstLine="0" w:firstLineChars="0"/>
-              <w:rPr>
-                <w:rFonts w:ascii="Helvetica" w:hAnsi="Helvetica" w:eastAsia="Helvetica" w:cs="Helvetica"/>
-                <w:i w:val="false"/>
-                <w:b w:val="false"/>
-                <w:u w:val="none"/>
-                <w:sz w:val="22"/>
-                <w:szCs w:val="22"/>
-                <w:color w:val="000000"/>
-              </w:rPr>
-            </w:pPr>
-            <w:r>
-              <w:rPr>
-                <w:rFonts w:ascii="Helvetica" w:hAnsi="Helvetica" w:eastAsia="Helvetica" w:cs="Helvetica"/>
-                <w:i w:val="false"/>
-                <w:b w:val="false"/>
-                <w:u w:val="none"/>
-                <w:sz w:val="22"/>
-                <w:szCs w:val="22"/>
-                <w:color w:val="000000"/>
-              </w:rPr>
-              <w:t xml:space="preserve">0.084</w:t>
+              <w:t xml:space="preserve">0.00, 1.62</w:t>
+            </w:r>
+          </w:p>
+        </w:tc>
+        <w:tc>
+          <w:tcPr>
+            <w:tcBorders>
+              <w:bottom w:val="none" w:sz="0" w:space="0" w:color="000000"/>
+              <w:top w:val="none" w:sz="0" w:space="0" w:color="000000"/>
+              <w:left w:val="none" w:sz="0" w:space="0" w:color="000000"/>
+              <w:right w:val="none" w:sz="0" w:space="0" w:color="000000"/>
+            </w:tcBorders>
+            <w:shd w:val="clear" w:color="auto" w:fill="FFFFFF"/>
+            <w:tcMar>
+              <w:top w:w="0" w:type="dxa"/>
+              <w:bottom w:w="0" w:type="dxa"/>
+              <w:left w:w="0" w:type="dxa"/>
+              <w:right w:w="0" w:type="dxa"/>
+            </w:tcMar>
+            <w:vAlign w:val="top"/>
+          </w:tcPr>
+          <w:p>
+            <w:pPr>
+              <w:pStyle w:val="Normal"/>
+              <w:jc w:val="center"/>
+              <w:pBdr>
+                <w:bottom w:val="none" w:sz="0" w:space="0" w:color="000000"/>
+                <w:top w:val="none" w:sz="0" w:space="0" w:color="000000"/>
+                <w:left w:val="none" w:sz="0" w:space="0" w:color="000000"/>
+                <w:right w:val="none" w:sz="0" w:space="0" w:color="000000"/>
+              </w:pBdr>
+              <w:spacing w:after="100" w:before="100" w:line="240"/>
+              <w:ind w:left="100" w:right="100" w:firstLine="0" w:firstLineChars="0"/>
+              <w:rPr>
+                <w:rFonts w:ascii="Helvetica" w:hAnsi="Helvetica" w:eastAsia="Helvetica" w:cs="Helvetica"/>
+                <w:i w:val="false"/>
+                <w:b w:val="false"/>
+                <w:u w:val="none"/>
+                <w:sz w:val="22"/>
+                <w:szCs w:val="22"/>
+                <w:color w:val="000000"/>
+              </w:rPr>
+            </w:pPr>
+            <w:r>
+              <w:rPr>
+                <w:rFonts w:ascii="Helvetica" w:hAnsi="Helvetica" w:eastAsia="Helvetica" w:cs="Helvetica"/>
+                <w:i w:val="false"/>
+                <w:b w:val="false"/>
+                <w:u w:val="none"/>
+                <w:sz w:val="22"/>
+                <w:szCs w:val="22"/>
+                <w:color w:val="000000"/>
+              </w:rPr>
+              <w:t xml:space="preserve">0.088</w:t>
             </w:r>
           </w:p>
         </w:tc>
@@ -8401,60 +8401,60 @@
                 <w:szCs w:val="22"/>
                 <w:color w:val="000000"/>
               </w:rPr>
-              <w:t xml:space="preserve">0.00, 0.75</w:t>
-            </w:r>
-          </w:p>
-        </w:tc>
-        <w:tc>
-          <w:tcPr>
-            <w:tcBorders>
-              <w:bottom w:val="none" w:sz="0" w:space="0" w:color="000000"/>
-              <w:top w:val="none" w:sz="0" w:space="0" w:color="000000"/>
-              <w:left w:val="none" w:sz="0" w:space="0" w:color="000000"/>
-              <w:right w:val="none" w:sz="0" w:space="0" w:color="000000"/>
-            </w:tcBorders>
-            <w:shd w:val="clear" w:color="auto" w:fill="FFFFFF"/>
-            <w:tcMar>
-              <w:top w:w="0" w:type="dxa"/>
-              <w:bottom w:w="0" w:type="dxa"/>
-              <w:left w:w="0" w:type="dxa"/>
-              <w:right w:w="0" w:type="dxa"/>
-            </w:tcMar>
-            <w:vAlign w:val="top"/>
-          </w:tcPr>
-          <w:p>
-            <w:pPr>
-              <w:pStyle w:val="Normal"/>
-              <w:jc w:val="center"/>
-              <w:pBdr>
-                <w:bottom w:val="none" w:sz="0" w:space="0" w:color="000000"/>
-                <w:top w:val="none" w:sz="0" w:space="0" w:color="000000"/>
-                <w:left w:val="none" w:sz="0" w:space="0" w:color="000000"/>
-                <w:right w:val="none" w:sz="0" w:space="0" w:color="000000"/>
-              </w:pBdr>
-              <w:spacing w:after="100" w:before="100" w:line="240"/>
-              <w:ind w:left="100" w:right="100" w:firstLine="0" w:firstLineChars="0"/>
-              <w:rPr>
-                <w:rFonts w:ascii="Helvetica" w:hAnsi="Helvetica" w:eastAsia="Helvetica" w:cs="Helvetica"/>
-                <w:i w:val="false"/>
-                <w:b w:val="false"/>
-                <w:u w:val="none"/>
-                <w:sz w:val="22"/>
-                <w:szCs w:val="22"/>
-                <w:color w:val="000000"/>
-              </w:rPr>
-            </w:pPr>
-            <w:r>
-              <w:rPr>
-                <w:rFonts w:ascii="Helvetica" w:hAnsi="Helvetica" w:eastAsia="Helvetica" w:cs="Helvetica"/>
-                <w:i w:val="false"/>
-                <w:b w:val="false"/>
-                <w:u w:val="none"/>
-                <w:sz w:val="22"/>
-                <w:szCs w:val="22"/>
-                <w:color w:val="000000"/>
-              </w:rPr>
-              <w:t xml:space="preserve">0.036</w:t>
+              <w:t xml:space="preserve">0.00, 0.73</w:t>
+            </w:r>
+          </w:p>
+        </w:tc>
+        <w:tc>
+          <w:tcPr>
+            <w:tcBorders>
+              <w:bottom w:val="none" w:sz="0" w:space="0" w:color="000000"/>
+              <w:top w:val="none" w:sz="0" w:space="0" w:color="000000"/>
+              <w:left w:val="none" w:sz="0" w:space="0" w:color="000000"/>
+              <w:right w:val="none" w:sz="0" w:space="0" w:color="000000"/>
+            </w:tcBorders>
+            <w:shd w:val="clear" w:color="auto" w:fill="FFFFFF"/>
+            <w:tcMar>
+              <w:top w:w="0" w:type="dxa"/>
+              <w:bottom w:w="0" w:type="dxa"/>
+              <w:left w:w="0" w:type="dxa"/>
+              <w:right w:w="0" w:type="dxa"/>
+            </w:tcMar>
+            <w:vAlign w:val="top"/>
+          </w:tcPr>
+          <w:p>
+            <w:pPr>
+              <w:pStyle w:val="Normal"/>
+              <w:jc w:val="center"/>
+              <w:pBdr>
+                <w:bottom w:val="none" w:sz="0" w:space="0" w:color="000000"/>
+                <w:top w:val="none" w:sz="0" w:space="0" w:color="000000"/>
+                <w:left w:val="none" w:sz="0" w:space="0" w:color="000000"/>
+                <w:right w:val="none" w:sz="0" w:space="0" w:color="000000"/>
+              </w:pBdr>
+              <w:spacing w:after="100" w:before="100" w:line="240"/>
+              <w:ind w:left="100" w:right="100" w:firstLine="0" w:firstLineChars="0"/>
+              <w:rPr>
+                <w:rFonts w:ascii="Helvetica" w:hAnsi="Helvetica" w:eastAsia="Helvetica" w:cs="Helvetica"/>
+                <w:i w:val="false"/>
+                <w:b w:val="false"/>
+                <w:u w:val="none"/>
+                <w:sz w:val="22"/>
+                <w:szCs w:val="22"/>
+                <w:color w:val="000000"/>
+              </w:rPr>
+            </w:pPr>
+            <w:r>
+              <w:rPr>
+                <w:rFonts w:ascii="Helvetica" w:hAnsi="Helvetica" w:eastAsia="Helvetica" w:cs="Helvetica"/>
+                <w:i w:val="false"/>
+                <w:b w:val="false"/>
+                <w:u w:val="none"/>
+                <w:sz w:val="22"/>
+                <w:szCs w:val="22"/>
+                <w:color w:val="000000"/>
+              </w:rPr>
+              <w:t xml:space="preserve">0.035</w:t>
             </w:r>
           </w:p>
         </w:tc>
@@ -8884,60 +8884,60 @@
                 <w:szCs w:val="22"/>
                 <w:color w:val="000000"/>
               </w:rPr>
-              <w:t xml:space="preserve">0.00, 0.20</w:t>
-            </w:r>
-          </w:p>
-        </w:tc>
-        <w:tc>
-          <w:tcPr>
-            <w:tcBorders>
-              <w:bottom w:val="none" w:sz="0" w:space="0" w:color="000000"/>
-              <w:top w:val="none" w:sz="0" w:space="0" w:color="000000"/>
-              <w:left w:val="none" w:sz="0" w:space="0" w:color="000000"/>
-              <w:right w:val="none" w:sz="0" w:space="0" w:color="000000"/>
-            </w:tcBorders>
-            <w:shd w:val="clear" w:color="auto" w:fill="FFFFFF"/>
-            <w:tcMar>
-              <w:top w:w="0" w:type="dxa"/>
-              <w:bottom w:w="0" w:type="dxa"/>
-              <w:left w:w="0" w:type="dxa"/>
-              <w:right w:w="0" w:type="dxa"/>
-            </w:tcMar>
-            <w:vAlign w:val="top"/>
-          </w:tcPr>
-          <w:p>
-            <w:pPr>
-              <w:pStyle w:val="Normal"/>
-              <w:jc w:val="center"/>
-              <w:pBdr>
-                <w:bottom w:val="none" w:sz="0" w:space="0" w:color="000000"/>
-                <w:top w:val="none" w:sz="0" w:space="0" w:color="000000"/>
-                <w:left w:val="none" w:sz="0" w:space="0" w:color="000000"/>
-                <w:right w:val="none" w:sz="0" w:space="0" w:color="000000"/>
-              </w:pBdr>
-              <w:spacing w:after="100" w:before="100" w:line="240"/>
-              <w:ind w:left="100" w:right="100" w:firstLine="0" w:firstLineChars="0"/>
-              <w:rPr>
-                <w:rFonts w:ascii="Helvetica" w:hAnsi="Helvetica" w:eastAsia="Helvetica" w:cs="Helvetica"/>
-                <w:i w:val="false"/>
-                <w:b w:val="false"/>
-                <w:u w:val="none"/>
-                <w:sz w:val="22"/>
-                <w:szCs w:val="22"/>
-                <w:color w:val="000000"/>
-              </w:rPr>
-            </w:pPr>
-            <w:r>
-              <w:rPr>
-                <w:rFonts w:ascii="Helvetica" w:hAnsi="Helvetica" w:eastAsia="Helvetica" w:cs="Helvetica"/>
-                <w:i w:val="false"/>
-                <w:b w:val="false"/>
-                <w:u w:val="none"/>
-                <w:sz w:val="22"/>
-                <w:szCs w:val="22"/>
-                <w:color w:val="000000"/>
-              </w:rPr>
-              <w:t xml:space="preserve">0.005</w:t>
+              <w:t xml:space="preserve">0.00, 0.21</w:t>
+            </w:r>
+          </w:p>
+        </w:tc>
+        <w:tc>
+          <w:tcPr>
+            <w:tcBorders>
+              <w:bottom w:val="none" w:sz="0" w:space="0" w:color="000000"/>
+              <w:top w:val="none" w:sz="0" w:space="0" w:color="000000"/>
+              <w:left w:val="none" w:sz="0" w:space="0" w:color="000000"/>
+              <w:right w:val="none" w:sz="0" w:space="0" w:color="000000"/>
+            </w:tcBorders>
+            <w:shd w:val="clear" w:color="auto" w:fill="FFFFFF"/>
+            <w:tcMar>
+              <w:top w:w="0" w:type="dxa"/>
+              <w:bottom w:w="0" w:type="dxa"/>
+              <w:left w:w="0" w:type="dxa"/>
+              <w:right w:w="0" w:type="dxa"/>
+            </w:tcMar>
+            <w:vAlign w:val="top"/>
+          </w:tcPr>
+          <w:p>
+            <w:pPr>
+              <w:pStyle w:val="Normal"/>
+              <w:jc w:val="center"/>
+              <w:pBdr>
+                <w:bottom w:val="none" w:sz="0" w:space="0" w:color="000000"/>
+                <w:top w:val="none" w:sz="0" w:space="0" w:color="000000"/>
+                <w:left w:val="none" w:sz="0" w:space="0" w:color="000000"/>
+                <w:right w:val="none" w:sz="0" w:space="0" w:color="000000"/>
+              </w:pBdr>
+              <w:spacing w:after="100" w:before="100" w:line="240"/>
+              <w:ind w:left="100" w:right="100" w:firstLine="0" w:firstLineChars="0"/>
+              <w:rPr>
+                <w:rFonts w:ascii="Helvetica" w:hAnsi="Helvetica" w:eastAsia="Helvetica" w:cs="Helvetica"/>
+                <w:i w:val="false"/>
+                <w:b w:val="false"/>
+                <w:u w:val="none"/>
+                <w:sz w:val="22"/>
+                <w:szCs w:val="22"/>
+                <w:color w:val="000000"/>
+              </w:rPr>
+            </w:pPr>
+            <w:r>
+              <w:rPr>
+                <w:rFonts w:ascii="Helvetica" w:hAnsi="Helvetica" w:eastAsia="Helvetica" w:cs="Helvetica"/>
+                <w:i w:val="false"/>
+                <w:b w:val="false"/>
+                <w:u w:val="none"/>
+                <w:sz w:val="22"/>
+                <w:szCs w:val="22"/>
+                <w:color w:val="000000"/>
+              </w:rPr>
+              <w:t xml:space="preserve">0.006</w:t>
             </w:r>
           </w:p>
         </w:tc>
@@ -11246,113 +11246,113 @@
                 <w:szCs w:val="22"/>
                 <w:color w:val="000000"/>
               </w:rPr>
-              <w:t xml:space="preserve">133</w:t>
-            </w:r>
-          </w:p>
-        </w:tc>
-        <w:tc>
-          <w:tcPr>
-            <w:tcBorders>
-              <w:bottom w:val="none" w:sz="0" w:space="0" w:color="000000"/>
-              <w:top w:val="none" w:sz="0" w:space="0" w:color="000000"/>
-              <w:left w:val="none" w:sz="0" w:space="0" w:color="000000"/>
-              <w:right w:val="none" w:sz="0" w:space="0" w:color="000000"/>
-            </w:tcBorders>
-            <w:shd w:val="clear" w:color="auto" w:fill="FFFFFF"/>
-            <w:tcMar>
-              <w:top w:w="0" w:type="dxa"/>
-              <w:bottom w:w="0" w:type="dxa"/>
-              <w:left w:w="0" w:type="dxa"/>
-              <w:right w:w="0" w:type="dxa"/>
-            </w:tcMar>
-            <w:vAlign w:val="top"/>
-          </w:tcPr>
-          <w:p>
-            <w:pPr>
-              <w:pStyle w:val="Normal"/>
-              <w:jc w:val="center"/>
-              <w:pBdr>
-                <w:bottom w:val="none" w:sz="0" w:space="0" w:color="000000"/>
-                <w:top w:val="none" w:sz="0" w:space="0" w:color="000000"/>
-                <w:left w:val="none" w:sz="0" w:space="0" w:color="000000"/>
-                <w:right w:val="none" w:sz="0" w:space="0" w:color="000000"/>
-              </w:pBdr>
-              <w:spacing w:after="100" w:before="100" w:line="240"/>
-              <w:ind w:left="100" w:right="100" w:firstLine="0" w:firstLineChars="0"/>
-              <w:rPr>
-                <w:rFonts w:ascii="Helvetica" w:hAnsi="Helvetica" w:eastAsia="Helvetica" w:cs="Helvetica"/>
-                <w:i w:val="false"/>
-                <w:b w:val="false"/>
-                <w:u w:val="none"/>
-                <w:sz w:val="22"/>
-                <w:szCs w:val="22"/>
-                <w:color w:val="000000"/>
-              </w:rPr>
-            </w:pPr>
-            <w:r>
-              <w:rPr>
-                <w:rFonts w:ascii="Helvetica" w:hAnsi="Helvetica" w:eastAsia="Helvetica" w:cs="Helvetica"/>
-                <w:i w:val="false"/>
-                <w:b w:val="false"/>
-                <w:u w:val="none"/>
-                <w:sz w:val="22"/>
-                <w:szCs w:val="22"/>
-                <w:color w:val="000000"/>
-              </w:rPr>
-              <w:t xml:space="preserve">2.02, 8,795</w:t>
-            </w:r>
-          </w:p>
-        </w:tc>
-        <w:tc>
-          <w:tcPr>
-            <w:tcBorders>
-              <w:bottom w:val="none" w:sz="0" w:space="0" w:color="000000"/>
-              <w:top w:val="none" w:sz="0" w:space="0" w:color="000000"/>
-              <w:left w:val="none" w:sz="0" w:space="0" w:color="000000"/>
-              <w:right w:val="none" w:sz="0" w:space="0" w:color="000000"/>
-            </w:tcBorders>
-            <w:shd w:val="clear" w:color="auto" w:fill="FFFFFF"/>
-            <w:tcMar>
-              <w:top w:w="0" w:type="dxa"/>
-              <w:bottom w:w="0" w:type="dxa"/>
-              <w:left w:w="0" w:type="dxa"/>
-              <w:right w:w="0" w:type="dxa"/>
-            </w:tcMar>
-            <w:vAlign w:val="top"/>
-          </w:tcPr>
-          <w:p>
-            <w:pPr>
-              <w:pStyle w:val="Normal"/>
-              <w:jc w:val="center"/>
-              <w:pBdr>
-                <w:bottom w:val="none" w:sz="0" w:space="0" w:color="000000"/>
-                <w:top w:val="none" w:sz="0" w:space="0" w:color="000000"/>
-                <w:left w:val="none" w:sz="0" w:space="0" w:color="000000"/>
-                <w:right w:val="none" w:sz="0" w:space="0" w:color="000000"/>
-              </w:pBdr>
-              <w:spacing w:after="100" w:before="100" w:line="240"/>
-              <w:ind w:left="100" w:right="100" w:firstLine="0" w:firstLineChars="0"/>
-              <w:rPr>
-                <w:rFonts w:ascii="Helvetica" w:hAnsi="Helvetica" w:eastAsia="Helvetica" w:cs="Helvetica"/>
-                <w:i w:val="false"/>
-                <w:b w:val="false"/>
-                <w:u w:val="none"/>
-                <w:sz w:val="22"/>
-                <w:szCs w:val="22"/>
-                <w:color w:val="000000"/>
-              </w:rPr>
-            </w:pPr>
-            <w:r>
-              <w:rPr>
-                <w:rFonts w:ascii="Helvetica" w:hAnsi="Helvetica" w:eastAsia="Helvetica" w:cs="Helvetica"/>
-                <w:i w:val="false"/>
-                <w:b w:val="false"/>
-                <w:u w:val="none"/>
-                <w:sz w:val="22"/>
-                <w:szCs w:val="22"/>
-                <w:color w:val="000000"/>
-              </w:rPr>
-              <w:t xml:space="preserve">0.022</w:t>
+              <w:t xml:space="preserve">147</w:t>
+            </w:r>
+          </w:p>
+        </w:tc>
+        <w:tc>
+          <w:tcPr>
+            <w:tcBorders>
+              <w:bottom w:val="none" w:sz="0" w:space="0" w:color="000000"/>
+              <w:top w:val="none" w:sz="0" w:space="0" w:color="000000"/>
+              <w:left w:val="none" w:sz="0" w:space="0" w:color="000000"/>
+              <w:right w:val="none" w:sz="0" w:space="0" w:color="000000"/>
+            </w:tcBorders>
+            <w:shd w:val="clear" w:color="auto" w:fill="FFFFFF"/>
+            <w:tcMar>
+              <w:top w:w="0" w:type="dxa"/>
+              <w:bottom w:w="0" w:type="dxa"/>
+              <w:left w:w="0" w:type="dxa"/>
+              <w:right w:w="0" w:type="dxa"/>
+            </w:tcMar>
+            <w:vAlign w:val="top"/>
+          </w:tcPr>
+          <w:p>
+            <w:pPr>
+              <w:pStyle w:val="Normal"/>
+              <w:jc w:val="center"/>
+              <w:pBdr>
+                <w:bottom w:val="none" w:sz="0" w:space="0" w:color="000000"/>
+                <w:top w:val="none" w:sz="0" w:space="0" w:color="000000"/>
+                <w:left w:val="none" w:sz="0" w:space="0" w:color="000000"/>
+                <w:right w:val="none" w:sz="0" w:space="0" w:color="000000"/>
+              </w:pBdr>
+              <w:spacing w:after="100" w:before="100" w:line="240"/>
+              <w:ind w:left="100" w:right="100" w:firstLine="0" w:firstLineChars="0"/>
+              <w:rPr>
+                <w:rFonts w:ascii="Helvetica" w:hAnsi="Helvetica" w:eastAsia="Helvetica" w:cs="Helvetica"/>
+                <w:i w:val="false"/>
+                <w:b w:val="false"/>
+                <w:u w:val="none"/>
+                <w:sz w:val="22"/>
+                <w:szCs w:val="22"/>
+                <w:color w:val="000000"/>
+              </w:rPr>
+            </w:pPr>
+            <w:r>
+              <w:rPr>
+                <w:rFonts w:ascii="Helvetica" w:hAnsi="Helvetica" w:eastAsia="Helvetica" w:cs="Helvetica"/>
+                <w:i w:val="false"/>
+                <w:b w:val="false"/>
+                <w:u w:val="none"/>
+                <w:sz w:val="22"/>
+                <w:szCs w:val="22"/>
+                <w:color w:val="000000"/>
+              </w:rPr>
+              <w:t xml:space="preserve">2.48, 8,658</w:t>
+            </w:r>
+          </w:p>
+        </w:tc>
+        <w:tc>
+          <w:tcPr>
+            <w:tcBorders>
+              <w:bottom w:val="none" w:sz="0" w:space="0" w:color="000000"/>
+              <w:top w:val="none" w:sz="0" w:space="0" w:color="000000"/>
+              <w:left w:val="none" w:sz="0" w:space="0" w:color="000000"/>
+              <w:right w:val="none" w:sz="0" w:space="0" w:color="000000"/>
+            </w:tcBorders>
+            <w:shd w:val="clear" w:color="auto" w:fill="FFFFFF"/>
+            <w:tcMar>
+              <w:top w:w="0" w:type="dxa"/>
+              <w:bottom w:w="0" w:type="dxa"/>
+              <w:left w:w="0" w:type="dxa"/>
+              <w:right w:w="0" w:type="dxa"/>
+            </w:tcMar>
+            <w:vAlign w:val="top"/>
+          </w:tcPr>
+          <w:p>
+            <w:pPr>
+              <w:pStyle w:val="Normal"/>
+              <w:jc w:val="center"/>
+              <w:pBdr>
+                <w:bottom w:val="none" w:sz="0" w:space="0" w:color="000000"/>
+                <w:top w:val="none" w:sz="0" w:space="0" w:color="000000"/>
+                <w:left w:val="none" w:sz="0" w:space="0" w:color="000000"/>
+                <w:right w:val="none" w:sz="0" w:space="0" w:color="000000"/>
+              </w:pBdr>
+              <w:spacing w:after="100" w:before="100" w:line="240"/>
+              <w:ind w:left="100" w:right="100" w:firstLine="0" w:firstLineChars="0"/>
+              <w:rPr>
+                <w:rFonts w:ascii="Helvetica" w:hAnsi="Helvetica" w:eastAsia="Helvetica" w:cs="Helvetica"/>
+                <w:i w:val="false"/>
+                <w:b w:val="false"/>
+                <w:u w:val="none"/>
+                <w:sz w:val="22"/>
+                <w:szCs w:val="22"/>
+                <w:color w:val="000000"/>
+              </w:rPr>
+            </w:pPr>
+            <w:r>
+              <w:rPr>
+                <w:rFonts w:ascii="Helvetica" w:hAnsi="Helvetica" w:eastAsia="Helvetica" w:cs="Helvetica"/>
+                <w:i w:val="false"/>
+                <w:b w:val="false"/>
+                <w:u w:val="none"/>
+                <w:sz w:val="22"/>
+                <w:szCs w:val="22"/>
+                <w:color w:val="000000"/>
+              </w:rPr>
+              <w:t xml:space="preserve">0.017</w:t>
             </w:r>
           </w:p>
         </w:tc>
@@ -11729,113 +11729,113 @@
                 <w:szCs w:val="22"/>
                 <w:color w:val="000000"/>
               </w:rPr>
-              <w:t xml:space="preserve">4.10</w:t>
-            </w:r>
-          </w:p>
-        </w:tc>
-        <w:tc>
-          <w:tcPr>
-            <w:tcBorders>
-              <w:bottom w:val="none" w:sz="0" w:space="0" w:color="000000"/>
-              <w:top w:val="none" w:sz="0" w:space="0" w:color="000000"/>
-              <w:left w:val="none" w:sz="0" w:space="0" w:color="000000"/>
-              <w:right w:val="none" w:sz="0" w:space="0" w:color="000000"/>
-            </w:tcBorders>
-            <w:shd w:val="clear" w:color="auto" w:fill="FFFFFF"/>
-            <w:tcMar>
-              <w:top w:w="0" w:type="dxa"/>
-              <w:bottom w:w="0" w:type="dxa"/>
-              <w:left w:w="0" w:type="dxa"/>
-              <w:right w:w="0" w:type="dxa"/>
-            </w:tcMar>
-            <w:vAlign w:val="top"/>
-          </w:tcPr>
-          <w:p>
-            <w:pPr>
-              <w:pStyle w:val="Normal"/>
-              <w:jc w:val="center"/>
-              <w:pBdr>
-                <w:bottom w:val="none" w:sz="0" w:space="0" w:color="000000"/>
-                <w:top w:val="none" w:sz="0" w:space="0" w:color="000000"/>
-                <w:left w:val="none" w:sz="0" w:space="0" w:color="000000"/>
-                <w:right w:val="none" w:sz="0" w:space="0" w:color="000000"/>
-              </w:pBdr>
-              <w:spacing w:after="100" w:before="100" w:line="240"/>
-              <w:ind w:left="100" w:right="100" w:firstLine="0" w:firstLineChars="0"/>
-              <w:rPr>
-                <w:rFonts w:ascii="Helvetica" w:hAnsi="Helvetica" w:eastAsia="Helvetica" w:cs="Helvetica"/>
-                <w:i w:val="false"/>
-                <w:b w:val="false"/>
-                <w:u w:val="none"/>
-                <w:sz w:val="22"/>
-                <w:szCs w:val="22"/>
-                <w:color w:val="000000"/>
-              </w:rPr>
-            </w:pPr>
-            <w:r>
-              <w:rPr>
-                <w:rFonts w:ascii="Helvetica" w:hAnsi="Helvetica" w:eastAsia="Helvetica" w:cs="Helvetica"/>
-                <w:i w:val="false"/>
-                <w:b w:val="false"/>
-                <w:u w:val="none"/>
-                <w:sz w:val="22"/>
-                <w:szCs w:val="22"/>
-                <w:color w:val="000000"/>
-              </w:rPr>
-              <w:t xml:space="preserve">0.41, 41.2</w:t>
-            </w:r>
-          </w:p>
-        </w:tc>
-        <w:tc>
-          <w:tcPr>
-            <w:tcBorders>
-              <w:bottom w:val="none" w:sz="0" w:space="0" w:color="000000"/>
-              <w:top w:val="none" w:sz="0" w:space="0" w:color="000000"/>
-              <w:left w:val="none" w:sz="0" w:space="0" w:color="000000"/>
-              <w:right w:val="none" w:sz="0" w:space="0" w:color="000000"/>
-            </w:tcBorders>
-            <w:shd w:val="clear" w:color="auto" w:fill="FFFFFF"/>
-            <w:tcMar>
-              <w:top w:w="0" w:type="dxa"/>
-              <w:bottom w:w="0" w:type="dxa"/>
-              <w:left w:w="0" w:type="dxa"/>
-              <w:right w:w="0" w:type="dxa"/>
-            </w:tcMar>
-            <w:vAlign w:val="top"/>
-          </w:tcPr>
-          <w:p>
-            <w:pPr>
-              <w:pStyle w:val="Normal"/>
-              <w:jc w:val="center"/>
-              <w:pBdr>
-                <w:bottom w:val="none" w:sz="0" w:space="0" w:color="000000"/>
-                <w:top w:val="none" w:sz="0" w:space="0" w:color="000000"/>
-                <w:left w:val="none" w:sz="0" w:space="0" w:color="000000"/>
-                <w:right w:val="none" w:sz="0" w:space="0" w:color="000000"/>
-              </w:pBdr>
-              <w:spacing w:after="100" w:before="100" w:line="240"/>
-              <w:ind w:left="100" w:right="100" w:firstLine="0" w:firstLineChars="0"/>
-              <w:rPr>
-                <w:rFonts w:ascii="Helvetica" w:hAnsi="Helvetica" w:eastAsia="Helvetica" w:cs="Helvetica"/>
-                <w:i w:val="false"/>
-                <w:b w:val="false"/>
-                <w:u w:val="none"/>
-                <w:sz w:val="22"/>
-                <w:szCs w:val="22"/>
-                <w:color w:val="000000"/>
-              </w:rPr>
-            </w:pPr>
-            <w:r>
-              <w:rPr>
-                <w:rFonts w:ascii="Helvetica" w:hAnsi="Helvetica" w:eastAsia="Helvetica" w:cs="Helvetica"/>
-                <w:i w:val="false"/>
-                <w:b w:val="false"/>
-                <w:u w:val="none"/>
-                <w:sz w:val="22"/>
-                <w:szCs w:val="22"/>
-                <w:color w:val="000000"/>
-              </w:rPr>
-              <w:t xml:space="preserve">0.230</w:t>
+              <w:t xml:space="preserve">4.03</w:t>
+            </w:r>
+          </w:p>
+        </w:tc>
+        <w:tc>
+          <w:tcPr>
+            <w:tcBorders>
+              <w:bottom w:val="none" w:sz="0" w:space="0" w:color="000000"/>
+              <w:top w:val="none" w:sz="0" w:space="0" w:color="000000"/>
+              <w:left w:val="none" w:sz="0" w:space="0" w:color="000000"/>
+              <w:right w:val="none" w:sz="0" w:space="0" w:color="000000"/>
+            </w:tcBorders>
+            <w:shd w:val="clear" w:color="auto" w:fill="FFFFFF"/>
+            <w:tcMar>
+              <w:top w:w="0" w:type="dxa"/>
+              <w:bottom w:w="0" w:type="dxa"/>
+              <w:left w:w="0" w:type="dxa"/>
+              <w:right w:w="0" w:type="dxa"/>
+            </w:tcMar>
+            <w:vAlign w:val="top"/>
+          </w:tcPr>
+          <w:p>
+            <w:pPr>
+              <w:pStyle w:val="Normal"/>
+              <w:jc w:val="center"/>
+              <w:pBdr>
+                <w:bottom w:val="none" w:sz="0" w:space="0" w:color="000000"/>
+                <w:top w:val="none" w:sz="0" w:space="0" w:color="000000"/>
+                <w:left w:val="none" w:sz="0" w:space="0" w:color="000000"/>
+                <w:right w:val="none" w:sz="0" w:space="0" w:color="000000"/>
+              </w:pBdr>
+              <w:spacing w:after="100" w:before="100" w:line="240"/>
+              <w:ind w:left="100" w:right="100" w:firstLine="0" w:firstLineChars="0"/>
+              <w:rPr>
+                <w:rFonts w:ascii="Helvetica" w:hAnsi="Helvetica" w:eastAsia="Helvetica" w:cs="Helvetica"/>
+                <w:i w:val="false"/>
+                <w:b w:val="false"/>
+                <w:u w:val="none"/>
+                <w:sz w:val="22"/>
+                <w:szCs w:val="22"/>
+                <w:color w:val="000000"/>
+              </w:rPr>
+            </w:pPr>
+            <w:r>
+              <w:rPr>
+                <w:rFonts w:ascii="Helvetica" w:hAnsi="Helvetica" w:eastAsia="Helvetica" w:cs="Helvetica"/>
+                <w:i w:val="false"/>
+                <w:b w:val="false"/>
+                <w:u w:val="none"/>
+                <w:sz w:val="22"/>
+                <w:szCs w:val="22"/>
+                <w:color w:val="000000"/>
+              </w:rPr>
+              <w:t xml:space="preserve">0.39, 42.1</w:t>
+            </w:r>
+          </w:p>
+        </w:tc>
+        <w:tc>
+          <w:tcPr>
+            <w:tcBorders>
+              <w:bottom w:val="none" w:sz="0" w:space="0" w:color="000000"/>
+              <w:top w:val="none" w:sz="0" w:space="0" w:color="000000"/>
+              <w:left w:val="none" w:sz="0" w:space="0" w:color="000000"/>
+              <w:right w:val="none" w:sz="0" w:space="0" w:color="000000"/>
+            </w:tcBorders>
+            <w:shd w:val="clear" w:color="auto" w:fill="FFFFFF"/>
+            <w:tcMar>
+              <w:top w:w="0" w:type="dxa"/>
+              <w:bottom w:w="0" w:type="dxa"/>
+              <w:left w:w="0" w:type="dxa"/>
+              <w:right w:w="0" w:type="dxa"/>
+            </w:tcMar>
+            <w:vAlign w:val="top"/>
+          </w:tcPr>
+          <w:p>
+            <w:pPr>
+              <w:pStyle w:val="Normal"/>
+              <w:jc w:val="center"/>
+              <w:pBdr>
+                <w:bottom w:val="none" w:sz="0" w:space="0" w:color="000000"/>
+                <w:top w:val="none" w:sz="0" w:space="0" w:color="000000"/>
+                <w:left w:val="none" w:sz="0" w:space="0" w:color="000000"/>
+                <w:right w:val="none" w:sz="0" w:space="0" w:color="000000"/>
+              </w:pBdr>
+              <w:spacing w:after="100" w:before="100" w:line="240"/>
+              <w:ind w:left="100" w:right="100" w:firstLine="0" w:firstLineChars="0"/>
+              <w:rPr>
+                <w:rFonts w:ascii="Helvetica" w:hAnsi="Helvetica" w:eastAsia="Helvetica" w:cs="Helvetica"/>
+                <w:i w:val="false"/>
+                <w:b w:val="false"/>
+                <w:u w:val="none"/>
+                <w:sz w:val="22"/>
+                <w:szCs w:val="22"/>
+                <w:color w:val="000000"/>
+              </w:rPr>
+            </w:pPr>
+            <w:r>
+              <w:rPr>
+                <w:rFonts w:ascii="Helvetica" w:hAnsi="Helvetica" w:eastAsia="Helvetica" w:cs="Helvetica"/>
+                <w:i w:val="false"/>
+                <w:b w:val="false"/>
+                <w:u w:val="none"/>
+                <w:sz w:val="22"/>
+                <w:szCs w:val="22"/>
+                <w:color w:val="000000"/>
+              </w:rPr>
+              <w:t xml:space="preserve">0.240</w:t>
             </w:r>
           </w:p>
         </w:tc>
@@ -12212,113 +12212,113 @@
                 <w:szCs w:val="22"/>
                 <w:color w:val="000000"/>
               </w:rPr>
-              <w:t xml:space="preserve">0.10</w:t>
-            </w:r>
-          </w:p>
-        </w:tc>
-        <w:tc>
-          <w:tcPr>
-            <w:tcBorders>
-              <w:bottom w:val="none" w:sz="0" w:space="0" w:color="000000"/>
-              <w:top w:val="none" w:sz="0" w:space="0" w:color="000000"/>
-              <w:left w:val="none" w:sz="0" w:space="0" w:color="000000"/>
-              <w:right w:val="none" w:sz="0" w:space="0" w:color="000000"/>
-            </w:tcBorders>
-            <w:shd w:val="clear" w:color="auto" w:fill="FFFFFF"/>
-            <w:tcMar>
-              <w:top w:w="0" w:type="dxa"/>
-              <w:bottom w:w="0" w:type="dxa"/>
-              <w:left w:w="0" w:type="dxa"/>
-              <w:right w:w="0" w:type="dxa"/>
-            </w:tcMar>
-            <w:vAlign w:val="top"/>
-          </w:tcPr>
-          <w:p>
-            <w:pPr>
-              <w:pStyle w:val="Normal"/>
-              <w:jc w:val="center"/>
-              <w:pBdr>
-                <w:bottom w:val="none" w:sz="0" w:space="0" w:color="000000"/>
-                <w:top w:val="none" w:sz="0" w:space="0" w:color="000000"/>
-                <w:left w:val="none" w:sz="0" w:space="0" w:color="000000"/>
-                <w:right w:val="none" w:sz="0" w:space="0" w:color="000000"/>
-              </w:pBdr>
-              <w:spacing w:after="100" w:before="100" w:line="240"/>
-              <w:ind w:left="100" w:right="100" w:firstLine="0" w:firstLineChars="0"/>
-              <w:rPr>
-                <w:rFonts w:ascii="Helvetica" w:hAnsi="Helvetica" w:eastAsia="Helvetica" w:cs="Helvetica"/>
-                <w:i w:val="false"/>
-                <w:b w:val="false"/>
-                <w:u w:val="none"/>
-                <w:sz w:val="22"/>
-                <w:szCs w:val="22"/>
-                <w:color w:val="000000"/>
-              </w:rPr>
-            </w:pPr>
-            <w:r>
-              <w:rPr>
-                <w:rFonts w:ascii="Helvetica" w:hAnsi="Helvetica" w:eastAsia="Helvetica" w:cs="Helvetica"/>
-                <w:i w:val="false"/>
-                <w:b w:val="false"/>
-                <w:u w:val="none"/>
-                <w:sz w:val="22"/>
-                <w:szCs w:val="22"/>
-                <w:color w:val="000000"/>
-              </w:rPr>
-              <w:t xml:space="preserve">0.01, 1.30</w:t>
-            </w:r>
-          </w:p>
-        </w:tc>
-        <w:tc>
-          <w:tcPr>
-            <w:tcBorders>
-              <w:bottom w:val="none" w:sz="0" w:space="0" w:color="000000"/>
-              <w:top w:val="none" w:sz="0" w:space="0" w:color="000000"/>
-              <w:left w:val="none" w:sz="0" w:space="0" w:color="000000"/>
-              <w:right w:val="none" w:sz="0" w:space="0" w:color="000000"/>
-            </w:tcBorders>
-            <w:shd w:val="clear" w:color="auto" w:fill="FFFFFF"/>
-            <w:tcMar>
-              <w:top w:w="0" w:type="dxa"/>
-              <w:bottom w:w="0" w:type="dxa"/>
-              <w:left w:w="0" w:type="dxa"/>
-              <w:right w:w="0" w:type="dxa"/>
-            </w:tcMar>
-            <w:vAlign w:val="top"/>
-          </w:tcPr>
-          <w:p>
-            <w:pPr>
-              <w:pStyle w:val="Normal"/>
-              <w:jc w:val="center"/>
-              <w:pBdr>
-                <w:bottom w:val="none" w:sz="0" w:space="0" w:color="000000"/>
-                <w:top w:val="none" w:sz="0" w:space="0" w:color="000000"/>
-                <w:left w:val="none" w:sz="0" w:space="0" w:color="000000"/>
-                <w:right w:val="none" w:sz="0" w:space="0" w:color="000000"/>
-              </w:pBdr>
-              <w:spacing w:after="100" w:before="100" w:line="240"/>
-              <w:ind w:left="100" w:right="100" w:firstLine="0" w:firstLineChars="0"/>
-              <w:rPr>
-                <w:rFonts w:ascii="Helvetica" w:hAnsi="Helvetica" w:eastAsia="Helvetica" w:cs="Helvetica"/>
-                <w:i w:val="false"/>
-                <w:b w:val="false"/>
-                <w:u w:val="none"/>
-                <w:sz w:val="22"/>
-                <w:szCs w:val="22"/>
-                <w:color w:val="000000"/>
-              </w:rPr>
-            </w:pPr>
-            <w:r>
-              <w:rPr>
-                <w:rFonts w:ascii="Helvetica" w:hAnsi="Helvetica" w:eastAsia="Helvetica" w:cs="Helvetica"/>
-                <w:i w:val="false"/>
-                <w:b w:val="false"/>
-                <w:u w:val="none"/>
-                <w:sz w:val="22"/>
-                <w:szCs w:val="22"/>
-                <w:color w:val="000000"/>
-              </w:rPr>
-              <w:t xml:space="preserve">0.078</w:t>
+              <w:t xml:space="preserve">0.09</w:t>
+            </w:r>
+          </w:p>
+        </w:tc>
+        <w:tc>
+          <w:tcPr>
+            <w:tcBorders>
+              <w:bottom w:val="none" w:sz="0" w:space="0" w:color="000000"/>
+              <w:top w:val="none" w:sz="0" w:space="0" w:color="000000"/>
+              <w:left w:val="none" w:sz="0" w:space="0" w:color="000000"/>
+              <w:right w:val="none" w:sz="0" w:space="0" w:color="000000"/>
+            </w:tcBorders>
+            <w:shd w:val="clear" w:color="auto" w:fill="FFFFFF"/>
+            <w:tcMar>
+              <w:top w:w="0" w:type="dxa"/>
+              <w:bottom w:w="0" w:type="dxa"/>
+              <w:left w:w="0" w:type="dxa"/>
+              <w:right w:w="0" w:type="dxa"/>
+            </w:tcMar>
+            <w:vAlign w:val="top"/>
+          </w:tcPr>
+          <w:p>
+            <w:pPr>
+              <w:pStyle w:val="Normal"/>
+              <w:jc w:val="center"/>
+              <w:pBdr>
+                <w:bottom w:val="none" w:sz="0" w:space="0" w:color="000000"/>
+                <w:top w:val="none" w:sz="0" w:space="0" w:color="000000"/>
+                <w:left w:val="none" w:sz="0" w:space="0" w:color="000000"/>
+                <w:right w:val="none" w:sz="0" w:space="0" w:color="000000"/>
+              </w:pBdr>
+              <w:spacing w:after="100" w:before="100" w:line="240"/>
+              <w:ind w:left="100" w:right="100" w:firstLine="0" w:firstLineChars="0"/>
+              <w:rPr>
+                <w:rFonts w:ascii="Helvetica" w:hAnsi="Helvetica" w:eastAsia="Helvetica" w:cs="Helvetica"/>
+                <w:i w:val="false"/>
+                <w:b w:val="false"/>
+                <w:u w:val="none"/>
+                <w:sz w:val="22"/>
+                <w:szCs w:val="22"/>
+                <w:color w:val="000000"/>
+              </w:rPr>
+            </w:pPr>
+            <w:r>
+              <w:rPr>
+                <w:rFonts w:ascii="Helvetica" w:hAnsi="Helvetica" w:eastAsia="Helvetica" w:cs="Helvetica"/>
+                <w:i w:val="false"/>
+                <w:b w:val="false"/>
+                <w:u w:val="none"/>
+                <w:sz w:val="22"/>
+                <w:szCs w:val="22"/>
+                <w:color w:val="000000"/>
+              </w:rPr>
+              <w:t xml:space="preserve">0.01, 1.24</w:t>
+            </w:r>
+          </w:p>
+        </w:tc>
+        <w:tc>
+          <w:tcPr>
+            <w:tcBorders>
+              <w:bottom w:val="none" w:sz="0" w:space="0" w:color="000000"/>
+              <w:top w:val="none" w:sz="0" w:space="0" w:color="000000"/>
+              <w:left w:val="none" w:sz="0" w:space="0" w:color="000000"/>
+              <w:right w:val="none" w:sz="0" w:space="0" w:color="000000"/>
+            </w:tcBorders>
+            <w:shd w:val="clear" w:color="auto" w:fill="FFFFFF"/>
+            <w:tcMar>
+              <w:top w:w="0" w:type="dxa"/>
+              <w:bottom w:w="0" w:type="dxa"/>
+              <w:left w:w="0" w:type="dxa"/>
+              <w:right w:w="0" w:type="dxa"/>
+            </w:tcMar>
+            <w:vAlign w:val="top"/>
+          </w:tcPr>
+          <w:p>
+            <w:pPr>
+              <w:pStyle w:val="Normal"/>
+              <w:jc w:val="center"/>
+              <w:pBdr>
+                <w:bottom w:val="none" w:sz="0" w:space="0" w:color="000000"/>
+                <w:top w:val="none" w:sz="0" w:space="0" w:color="000000"/>
+                <w:left w:val="none" w:sz="0" w:space="0" w:color="000000"/>
+                <w:right w:val="none" w:sz="0" w:space="0" w:color="000000"/>
+              </w:pBdr>
+              <w:spacing w:after="100" w:before="100" w:line="240"/>
+              <w:ind w:left="100" w:right="100" w:firstLine="0" w:firstLineChars="0"/>
+              <w:rPr>
+                <w:rFonts w:ascii="Helvetica" w:hAnsi="Helvetica" w:eastAsia="Helvetica" w:cs="Helvetica"/>
+                <w:i w:val="false"/>
+                <w:b w:val="false"/>
+                <w:u w:val="none"/>
+                <w:sz w:val="22"/>
+                <w:szCs w:val="22"/>
+                <w:color w:val="000000"/>
+              </w:rPr>
+            </w:pPr>
+            <w:r>
+              <w:rPr>
+                <w:rFonts w:ascii="Helvetica" w:hAnsi="Helvetica" w:eastAsia="Helvetica" w:cs="Helvetica"/>
+                <w:i w:val="false"/>
+                <w:b w:val="false"/>
+                <w:u w:val="none"/>
+                <w:sz w:val="22"/>
+                <w:szCs w:val="22"/>
+                <w:color w:val="000000"/>
+              </w:rPr>
+              <w:t xml:space="preserve">0.072</w:t>
             </w:r>
           </w:p>
         </w:tc>
@@ -12695,113 +12695,113 @@
                 <w:szCs w:val="22"/>
                 <w:color w:val="000000"/>
               </w:rPr>
-              <w:t xml:space="preserve">1.35</w:t>
-            </w:r>
-          </w:p>
-        </w:tc>
-        <w:tc>
-          <w:tcPr>
-            <w:tcBorders>
-              <w:bottom w:val="none" w:sz="0" w:space="0" w:color="000000"/>
-              <w:top w:val="none" w:sz="0" w:space="0" w:color="000000"/>
-              <w:left w:val="none" w:sz="0" w:space="0" w:color="000000"/>
-              <w:right w:val="none" w:sz="0" w:space="0" w:color="000000"/>
-            </w:tcBorders>
-            <w:shd w:val="clear" w:color="auto" w:fill="FFFFFF"/>
-            <w:tcMar>
-              <w:top w:w="0" w:type="dxa"/>
-              <w:bottom w:w="0" w:type="dxa"/>
-              <w:left w:w="0" w:type="dxa"/>
-              <w:right w:w="0" w:type="dxa"/>
-            </w:tcMar>
-            <w:vAlign w:val="top"/>
-          </w:tcPr>
-          <w:p>
-            <w:pPr>
-              <w:pStyle w:val="Normal"/>
-              <w:jc w:val="center"/>
-              <w:pBdr>
-                <w:bottom w:val="none" w:sz="0" w:space="0" w:color="000000"/>
-                <w:top w:val="none" w:sz="0" w:space="0" w:color="000000"/>
-                <w:left w:val="none" w:sz="0" w:space="0" w:color="000000"/>
-                <w:right w:val="none" w:sz="0" w:space="0" w:color="000000"/>
-              </w:pBdr>
-              <w:spacing w:after="100" w:before="100" w:line="240"/>
-              <w:ind w:left="100" w:right="100" w:firstLine="0" w:firstLineChars="0"/>
-              <w:rPr>
-                <w:rFonts w:ascii="Helvetica" w:hAnsi="Helvetica" w:eastAsia="Helvetica" w:cs="Helvetica"/>
-                <w:i w:val="false"/>
-                <w:b w:val="false"/>
-                <w:u w:val="none"/>
-                <w:sz w:val="22"/>
-                <w:szCs w:val="22"/>
-                <w:color w:val="000000"/>
-              </w:rPr>
-            </w:pPr>
-            <w:r>
-              <w:rPr>
-                <w:rFonts w:ascii="Helvetica" w:hAnsi="Helvetica" w:eastAsia="Helvetica" w:cs="Helvetica"/>
-                <w:i w:val="false"/>
-                <w:b w:val="false"/>
-                <w:u w:val="none"/>
-                <w:sz w:val="22"/>
-                <w:szCs w:val="22"/>
-                <w:color w:val="000000"/>
-              </w:rPr>
-              <w:t xml:space="preserve">0.06, 28.6</w:t>
-            </w:r>
-          </w:p>
-        </w:tc>
-        <w:tc>
-          <w:tcPr>
-            <w:tcBorders>
-              <w:bottom w:val="none" w:sz="0" w:space="0" w:color="000000"/>
-              <w:top w:val="none" w:sz="0" w:space="0" w:color="000000"/>
-              <w:left w:val="none" w:sz="0" w:space="0" w:color="000000"/>
-              <w:right w:val="none" w:sz="0" w:space="0" w:color="000000"/>
-            </w:tcBorders>
-            <w:shd w:val="clear" w:color="auto" w:fill="FFFFFF"/>
-            <w:tcMar>
-              <w:top w:w="0" w:type="dxa"/>
-              <w:bottom w:w="0" w:type="dxa"/>
-              <w:left w:w="0" w:type="dxa"/>
-              <w:right w:w="0" w:type="dxa"/>
-            </w:tcMar>
-            <w:vAlign w:val="top"/>
-          </w:tcPr>
-          <w:p>
-            <w:pPr>
-              <w:pStyle w:val="Normal"/>
-              <w:jc w:val="center"/>
-              <w:pBdr>
-                <w:bottom w:val="none" w:sz="0" w:space="0" w:color="000000"/>
-                <w:top w:val="none" w:sz="0" w:space="0" w:color="000000"/>
-                <w:left w:val="none" w:sz="0" w:space="0" w:color="000000"/>
-                <w:right w:val="none" w:sz="0" w:space="0" w:color="000000"/>
-              </w:pBdr>
-              <w:spacing w:after="100" w:before="100" w:line="240"/>
-              <w:ind w:left="100" w:right="100" w:firstLine="0" w:firstLineChars="0"/>
-              <w:rPr>
-                <w:rFonts w:ascii="Helvetica" w:hAnsi="Helvetica" w:eastAsia="Helvetica" w:cs="Helvetica"/>
-                <w:i w:val="false"/>
-                <w:b w:val="false"/>
-                <w:u w:val="none"/>
-                <w:sz w:val="22"/>
-                <w:szCs w:val="22"/>
-                <w:color w:val="000000"/>
-              </w:rPr>
-            </w:pPr>
-            <w:r>
-              <w:rPr>
-                <w:rFonts w:ascii="Helvetica" w:hAnsi="Helvetica" w:eastAsia="Helvetica" w:cs="Helvetica"/>
-                <w:i w:val="false"/>
-                <w:b w:val="false"/>
-                <w:u w:val="none"/>
-                <w:sz w:val="22"/>
-                <w:szCs w:val="22"/>
-                <w:color w:val="000000"/>
-              </w:rPr>
-              <w:t xml:space="preserve">0.850</w:t>
+              <w:t xml:space="preserve">1.37</w:t>
+            </w:r>
+          </w:p>
+        </w:tc>
+        <w:tc>
+          <w:tcPr>
+            <w:tcBorders>
+              <w:bottom w:val="none" w:sz="0" w:space="0" w:color="000000"/>
+              <w:top w:val="none" w:sz="0" w:space="0" w:color="000000"/>
+              <w:left w:val="none" w:sz="0" w:space="0" w:color="000000"/>
+              <w:right w:val="none" w:sz="0" w:space="0" w:color="000000"/>
+            </w:tcBorders>
+            <w:shd w:val="clear" w:color="auto" w:fill="FFFFFF"/>
+            <w:tcMar>
+              <w:top w:w="0" w:type="dxa"/>
+              <w:bottom w:w="0" w:type="dxa"/>
+              <w:left w:w="0" w:type="dxa"/>
+              <w:right w:w="0" w:type="dxa"/>
+            </w:tcMar>
+            <w:vAlign w:val="top"/>
+          </w:tcPr>
+          <w:p>
+            <w:pPr>
+              <w:pStyle w:val="Normal"/>
+              <w:jc w:val="center"/>
+              <w:pBdr>
+                <w:bottom w:val="none" w:sz="0" w:space="0" w:color="000000"/>
+                <w:top w:val="none" w:sz="0" w:space="0" w:color="000000"/>
+                <w:left w:val="none" w:sz="0" w:space="0" w:color="000000"/>
+                <w:right w:val="none" w:sz="0" w:space="0" w:color="000000"/>
+              </w:pBdr>
+              <w:spacing w:after="100" w:before="100" w:line="240"/>
+              <w:ind w:left="100" w:right="100" w:firstLine="0" w:firstLineChars="0"/>
+              <w:rPr>
+                <w:rFonts w:ascii="Helvetica" w:hAnsi="Helvetica" w:eastAsia="Helvetica" w:cs="Helvetica"/>
+                <w:i w:val="false"/>
+                <w:b w:val="false"/>
+                <w:u w:val="none"/>
+                <w:sz w:val="22"/>
+                <w:szCs w:val="22"/>
+                <w:color w:val="000000"/>
+              </w:rPr>
+            </w:pPr>
+            <w:r>
+              <w:rPr>
+                <w:rFonts w:ascii="Helvetica" w:hAnsi="Helvetica" w:eastAsia="Helvetica" w:cs="Helvetica"/>
+                <w:i w:val="false"/>
+                <w:b w:val="false"/>
+                <w:u w:val="none"/>
+                <w:sz w:val="22"/>
+                <w:szCs w:val="22"/>
+                <w:color w:val="000000"/>
+              </w:rPr>
+              <w:t xml:space="preserve">0.06, 31.2</w:t>
+            </w:r>
+          </w:p>
+        </w:tc>
+        <w:tc>
+          <w:tcPr>
+            <w:tcBorders>
+              <w:bottom w:val="none" w:sz="0" w:space="0" w:color="000000"/>
+              <w:top w:val="none" w:sz="0" w:space="0" w:color="000000"/>
+              <w:left w:val="none" w:sz="0" w:space="0" w:color="000000"/>
+              <w:right w:val="none" w:sz="0" w:space="0" w:color="000000"/>
+            </w:tcBorders>
+            <w:shd w:val="clear" w:color="auto" w:fill="FFFFFF"/>
+            <w:tcMar>
+              <w:top w:w="0" w:type="dxa"/>
+              <w:bottom w:w="0" w:type="dxa"/>
+              <w:left w:w="0" w:type="dxa"/>
+              <w:right w:w="0" w:type="dxa"/>
+            </w:tcMar>
+            <w:vAlign w:val="top"/>
+          </w:tcPr>
+          <w:p>
+            <w:pPr>
+              <w:pStyle w:val="Normal"/>
+              <w:jc w:val="center"/>
+              <w:pBdr>
+                <w:bottom w:val="none" w:sz="0" w:space="0" w:color="000000"/>
+                <w:top w:val="none" w:sz="0" w:space="0" w:color="000000"/>
+                <w:left w:val="none" w:sz="0" w:space="0" w:color="000000"/>
+                <w:right w:val="none" w:sz="0" w:space="0" w:color="000000"/>
+              </w:pBdr>
+              <w:spacing w:after="100" w:before="100" w:line="240"/>
+              <w:ind w:left="100" w:right="100" w:firstLine="0" w:firstLineChars="0"/>
+              <w:rPr>
+                <w:rFonts w:ascii="Helvetica" w:hAnsi="Helvetica" w:eastAsia="Helvetica" w:cs="Helvetica"/>
+                <w:i w:val="false"/>
+                <w:b w:val="false"/>
+                <w:u w:val="none"/>
+                <w:sz w:val="22"/>
+                <w:szCs w:val="22"/>
+                <w:color w:val="000000"/>
+              </w:rPr>
+            </w:pPr>
+            <w:r>
+              <w:rPr>
+                <w:rFonts w:ascii="Helvetica" w:hAnsi="Helvetica" w:eastAsia="Helvetica" w:cs="Helvetica"/>
+                <w:i w:val="false"/>
+                <w:b w:val="false"/>
+                <w:u w:val="none"/>
+                <w:sz w:val="22"/>
+                <w:szCs w:val="22"/>
+                <w:color w:val="000000"/>
+              </w:rPr>
+              <w:t xml:space="preserve">0.840</w:t>
             </w:r>
           </w:p>
         </w:tc>
@@ -14144,7 +14144,7 @@
                 <w:szCs w:val="22"/>
                 <w:color w:val="000000"/>
               </w:rPr>
-              <w:t xml:space="preserve">0.06</w:t>
+              <w:t xml:space="preserve">0.05</w:t>
             </w:r>
           </w:p>
         </w:tc>
@@ -14250,490 +14250,7 @@
                 <w:szCs w:val="22"/>
                 <w:color w:val="000000"/>
               </w:rPr>
-              <w:t xml:space="preserve">0.006</w:t>
-            </w:r>
-          </w:p>
-        </w:tc>
-      </w:tr>
-      <w:tr>
-        <w:trPr>
-          <w:trHeight w:val="598" w:hRule="auto"/>
-        </w:trPr>
-        body29
-        <w:tc>
-          <w:tcPr>
-            <w:tcBorders>
-              <w:bottom w:val="none" w:sz="0" w:space="0" w:color="000000"/>
-              <w:top w:val="none" w:sz="0" w:space="0" w:color="000000"/>
-              <w:left w:val="none" w:sz="0" w:space="0" w:color="000000"/>
-              <w:right w:val="none" w:sz="0" w:space="0" w:color="000000"/>
-            </w:tcBorders>
-            <w:shd w:val="clear" w:color="auto" w:fill="FFFFFF"/>
-            <w:tcMar>
-              <w:top w:w="0" w:type="dxa"/>
-              <w:bottom w:w="0" w:type="dxa"/>
-              <w:left w:w="0" w:type="dxa"/>
-              <w:right w:w="0" w:type="dxa"/>
-            </w:tcMar>
-            <w:vAlign w:val="top"/>
-          </w:tcPr>
-          <w:p>
-            <w:pPr>
-              <w:pStyle w:val="Normal"/>
-              <w:jc w:val="left"/>
-              <w:pBdr>
-                <w:bottom w:val="none" w:sz="0" w:space="0" w:color="000000"/>
-                <w:top w:val="none" w:sz="0" w:space="0" w:color="000000"/>
-                <w:left w:val="none" w:sz="0" w:space="0" w:color="000000"/>
-                <w:right w:val="none" w:sz="0" w:space="0" w:color="000000"/>
-              </w:pBdr>
-              <w:spacing w:after="100" w:before="100" w:line="240"/>
-              <w:ind w:left="100" w:right="100" w:firstLine="0" w:firstLineChars="0"/>
-              <w:rPr>
-                <w:rFonts w:ascii="Helvetica" w:hAnsi="Helvetica" w:eastAsia="Helvetica" w:cs="Helvetica"/>
-                <w:i w:val="false"/>
-                <w:b w:val="false"/>
-                <w:u w:val="none"/>
-                <w:sz w:val="22"/>
-                <w:szCs w:val="22"/>
-                <w:color w:val="000000"/>
-              </w:rPr>
-            </w:pPr>
-            <w:r>
-              <w:rPr>
-                <w:rFonts w:ascii="Helvetica" w:hAnsi="Helvetica" w:eastAsia="Helvetica" w:cs="Helvetica"/>
-                <w:i w:val="false"/>
-                <w:b w:val="false"/>
-                <w:u w:val="none"/>
-                <w:sz w:val="22"/>
-                <w:szCs w:val="22"/>
-                <w:color w:val="000000"/>
-              </w:rPr>
-              <w:t xml:space="preserve">steroids</w:t>
-            </w:r>
-          </w:p>
-        </w:tc>
-        <w:tc>
-          <w:tcPr>
-            <w:tcBorders>
-              <w:bottom w:val="none" w:sz="0" w:space="0" w:color="000000"/>
-              <w:top w:val="none" w:sz="0" w:space="0" w:color="000000"/>
-              <w:left w:val="none" w:sz="0" w:space="0" w:color="000000"/>
-              <w:right w:val="none" w:sz="0" w:space="0" w:color="000000"/>
-            </w:tcBorders>
-            <w:shd w:val="clear" w:color="auto" w:fill="FFFFFF"/>
-            <w:tcMar>
-              <w:top w:w="0" w:type="dxa"/>
-              <w:bottom w:w="0" w:type="dxa"/>
-              <w:left w:w="0" w:type="dxa"/>
-              <w:right w:w="0" w:type="dxa"/>
-            </w:tcMar>
-            <w:vAlign w:val="top"/>
-          </w:tcPr>
-          <w:p>
-            <w:pPr>
-              <w:pStyle w:val="Normal"/>
-              <w:jc w:val="center"/>
-              <w:pBdr>
-                <w:bottom w:val="none" w:sz="0" w:space="0" w:color="000000"/>
-                <w:top w:val="none" w:sz="0" w:space="0" w:color="000000"/>
-                <w:left w:val="none" w:sz="0" w:space="0" w:color="000000"/>
-                <w:right w:val="none" w:sz="0" w:space="0" w:color="000000"/>
-              </w:pBdr>
-              <w:spacing w:after="100" w:before="100" w:line="240"/>
-              <w:ind w:left="100" w:right="100" w:firstLine="0" w:firstLineChars="0"/>
-              <w:rPr>
-                <w:rFonts w:ascii="Helvetica" w:hAnsi="Helvetica" w:eastAsia="Helvetica" w:cs="Helvetica"/>
-                <w:i w:val="false"/>
-                <w:b w:val="false"/>
-                <w:u w:val="none"/>
-                <w:sz w:val="22"/>
-                <w:szCs w:val="22"/>
-                <w:color w:val="000000"/>
-              </w:rPr>
-            </w:pPr>
-            <w:r>
-              <w:rPr>
-                <w:rFonts w:ascii="Helvetica" w:hAnsi="Helvetica" w:eastAsia="Helvetica" w:cs="Helvetica"/>
-                <w:i w:val="false"/>
-                <w:b w:val="false"/>
-                <w:u w:val="none"/>
-                <w:sz w:val="22"/>
-                <w:szCs w:val="22"/>
-                <w:color w:val="000000"/>
-              </w:rPr>
-              <w:t xml:space="preserve">157</w:t>
-            </w:r>
-          </w:p>
-        </w:tc>
-        <w:tc>
-          <w:tcPr>
-            <w:tcBorders>
-              <w:bottom w:val="none" w:sz="0" w:space="0" w:color="000000"/>
-              <w:top w:val="none" w:sz="0" w:space="0" w:color="000000"/>
-              <w:left w:val="none" w:sz="0" w:space="0" w:color="000000"/>
-              <w:right w:val="none" w:sz="0" w:space="0" w:color="000000"/>
-            </w:tcBorders>
-            <w:shd w:val="clear" w:color="auto" w:fill="FFFFFF"/>
-            <w:tcMar>
-              <w:top w:w="0" w:type="dxa"/>
-              <w:bottom w:w="0" w:type="dxa"/>
-              <w:left w:w="0" w:type="dxa"/>
-              <w:right w:w="0" w:type="dxa"/>
-            </w:tcMar>
-            <w:vAlign w:val="top"/>
-          </w:tcPr>
-          <w:p>
-            <w:pPr>
-              <w:pStyle w:val="Normal"/>
-              <w:jc w:val="center"/>
-              <w:pBdr>
-                <w:bottom w:val="none" w:sz="0" w:space="0" w:color="000000"/>
-                <w:top w:val="none" w:sz="0" w:space="0" w:color="000000"/>
-                <w:left w:val="none" w:sz="0" w:space="0" w:color="000000"/>
-                <w:right w:val="none" w:sz="0" w:space="0" w:color="000000"/>
-              </w:pBdr>
-              <w:spacing w:after="100" w:before="100" w:line="240"/>
-              <w:ind w:left="100" w:right="100" w:firstLine="0" w:firstLineChars="0"/>
-              <w:rPr>
-                <w:rFonts w:ascii="Helvetica" w:hAnsi="Helvetica" w:eastAsia="Helvetica" w:cs="Helvetica"/>
-                <w:i w:val="false"/>
-                <w:b w:val="false"/>
-                <w:u w:val="none"/>
-                <w:sz w:val="22"/>
-                <w:szCs w:val="22"/>
-                <w:color w:val="000000"/>
-              </w:rPr>
-            </w:pPr>
-            <w:r>
-              <w:rPr>
-                <w:rFonts w:ascii="Helvetica" w:hAnsi="Helvetica" w:eastAsia="Helvetica" w:cs="Helvetica"/>
-                <w:i w:val="false"/>
-                <w:b w:val="false"/>
-                <w:u w:val="none"/>
-                <w:sz w:val="22"/>
-                <w:szCs w:val="22"/>
-                <w:color w:val="000000"/>
-              </w:rPr>
-              <w:t xml:space="preserve">22,420</w:t>
-            </w:r>
-          </w:p>
-        </w:tc>
-        <w:tc>
-          <w:tcPr>
-            <w:tcBorders>
-              <w:bottom w:val="none" w:sz="0" w:space="0" w:color="000000"/>
-              <w:top w:val="none" w:sz="0" w:space="0" w:color="000000"/>
-              <w:left w:val="none" w:sz="0" w:space="0" w:color="000000"/>
-              <w:right w:val="none" w:sz="0" w:space="0" w:color="000000"/>
-            </w:tcBorders>
-            <w:shd w:val="clear" w:color="auto" w:fill="FFFFFF"/>
-            <w:tcMar>
-              <w:top w:w="0" w:type="dxa"/>
-              <w:bottom w:w="0" w:type="dxa"/>
-              <w:left w:w="0" w:type="dxa"/>
-              <w:right w:w="0" w:type="dxa"/>
-            </w:tcMar>
-            <w:vAlign w:val="top"/>
-          </w:tcPr>
-          <w:p>
-            <w:pPr>
-              <w:pStyle w:val="Normal"/>
-              <w:jc w:val="center"/>
-              <w:pBdr>
-                <w:bottom w:val="none" w:sz="0" w:space="0" w:color="000000"/>
-                <w:top w:val="none" w:sz="0" w:space="0" w:color="000000"/>
-                <w:left w:val="none" w:sz="0" w:space="0" w:color="000000"/>
-                <w:right w:val="none" w:sz="0" w:space="0" w:color="000000"/>
-              </w:pBdr>
-              <w:spacing w:after="100" w:before="100" w:line="240"/>
-              <w:ind w:left="100" w:right="100" w:firstLine="0" w:firstLineChars="0"/>
-              <w:rPr>
-                <w:rFonts w:ascii="Helvetica" w:hAnsi="Helvetica" w:eastAsia="Helvetica" w:cs="Helvetica"/>
-                <w:i w:val="false"/>
-                <w:b w:val="false"/>
-                <w:u w:val="none"/>
-                <w:sz w:val="22"/>
-                <w:szCs w:val="22"/>
-                <w:color w:val="000000"/>
-              </w:rPr>
-            </w:pPr>
-            <w:r>
-              <w:rPr>
-                <w:rFonts w:ascii="Helvetica" w:hAnsi="Helvetica" w:eastAsia="Helvetica" w:cs="Helvetica"/>
-                <w:i w:val="false"/>
-                <w:b w:val="false"/>
-                <w:u w:val="none"/>
-                <w:sz w:val="22"/>
-                <w:szCs w:val="22"/>
-                <w:color w:val="000000"/>
-              </w:rPr>
-              <w:t xml:space="preserve">2,920, 172,138</w:t>
-            </w:r>
-          </w:p>
-        </w:tc>
-        <w:tc>
-          <w:tcPr>
-            <w:tcBorders>
-              <w:bottom w:val="none" w:sz="0" w:space="0" w:color="000000"/>
-              <w:top w:val="none" w:sz="0" w:space="0" w:color="000000"/>
-              <w:left w:val="none" w:sz="0" w:space="0" w:color="000000"/>
-              <w:right w:val="none" w:sz="0" w:space="0" w:color="000000"/>
-            </w:tcBorders>
-            <w:shd w:val="clear" w:color="auto" w:fill="FFFFFF"/>
-            <w:tcMar>
-              <w:top w:w="0" w:type="dxa"/>
-              <w:bottom w:w="0" w:type="dxa"/>
-              <w:left w:w="0" w:type="dxa"/>
-              <w:right w:w="0" w:type="dxa"/>
-            </w:tcMar>
-            <w:vAlign w:val="top"/>
-          </w:tcPr>
-          <w:p>
-            <w:pPr>
-              <w:pStyle w:val="Normal"/>
-              <w:jc w:val="center"/>
-              <w:pBdr>
-                <w:bottom w:val="none" w:sz="0" w:space="0" w:color="000000"/>
-                <w:top w:val="none" w:sz="0" w:space="0" w:color="000000"/>
-                <w:left w:val="none" w:sz="0" w:space="0" w:color="000000"/>
-                <w:right w:val="none" w:sz="0" w:space="0" w:color="000000"/>
-              </w:pBdr>
-              <w:spacing w:after="100" w:before="100" w:line="240"/>
-              <w:ind w:left="100" w:right="100" w:firstLine="0" w:firstLineChars="0"/>
-              <w:rPr>
-                <w:rFonts w:ascii="Helvetica" w:hAnsi="Helvetica" w:eastAsia="Helvetica" w:cs="Helvetica"/>
-                <w:i w:val="false"/>
-                <w:b w:val="false"/>
-                <w:u w:val="none"/>
-                <w:sz w:val="22"/>
-                <w:szCs w:val="22"/>
-                <w:color w:val="000000"/>
-              </w:rPr>
-            </w:pPr>
-            <w:r>
-              <w:rPr>
-                <w:rFonts w:ascii="Helvetica" w:hAnsi="Helvetica" w:eastAsia="Helvetica" w:cs="Helvetica"/>
-                <w:i w:val="false"/>
-                <w:b w:val="false"/>
-                <w:u w:val="none"/>
-                <w:sz w:val="22"/>
-                <w:szCs w:val="22"/>
-                <w:color w:val="000000"/>
-              </w:rPr>
-              <w:t xml:space="preserve">&lt;0.001</w:t>
-            </w:r>
-          </w:p>
-        </w:tc>
-        <w:tc>
-          <w:tcPr>
-            <w:tcBorders>
-              <w:bottom w:val="none" w:sz="0" w:space="0" w:color="000000"/>
-              <w:top w:val="none" w:sz="0" w:space="0" w:color="000000"/>
-              <w:left w:val="none" w:sz="0" w:space="0" w:color="000000"/>
-              <w:right w:val="none" w:sz="0" w:space="0" w:color="000000"/>
-            </w:tcBorders>
-            <w:shd w:val="clear" w:color="auto" w:fill="FFFFFF"/>
-            <w:tcMar>
-              <w:top w:w="0" w:type="dxa"/>
-              <w:bottom w:w="0" w:type="dxa"/>
-              <w:left w:w="0" w:type="dxa"/>
-              <w:right w:w="0" w:type="dxa"/>
-            </w:tcMar>
-            <w:vAlign w:val="top"/>
-          </w:tcPr>
-          <w:p>
-            <w:pPr>
-              <w:pStyle w:val="Normal"/>
-              <w:jc w:val="center"/>
-              <w:pBdr>
-                <w:bottom w:val="none" w:sz="0" w:space="0" w:color="000000"/>
-                <w:top w:val="none" w:sz="0" w:space="0" w:color="000000"/>
-                <w:left w:val="none" w:sz="0" w:space="0" w:color="000000"/>
-                <w:right w:val="none" w:sz="0" w:space="0" w:color="000000"/>
-              </w:pBdr>
-              <w:spacing w:after="100" w:before="100" w:line="240"/>
-              <w:ind w:left="100" w:right="100" w:firstLine="0" w:firstLineChars="0"/>
-              <w:rPr>
-                <w:rFonts w:ascii="Helvetica" w:hAnsi="Helvetica" w:eastAsia="Helvetica" w:cs="Helvetica"/>
-                <w:i w:val="false"/>
-                <w:b w:val="false"/>
-                <w:u w:val="none"/>
-                <w:sz w:val="22"/>
-                <w:szCs w:val="22"/>
-                <w:color w:val="000000"/>
-              </w:rPr>
-            </w:pPr>
-            <w:r>
-              <w:rPr>
-                <w:rFonts w:ascii="Helvetica" w:hAnsi="Helvetica" w:eastAsia="Helvetica" w:cs="Helvetica"/>
-                <w:i w:val="false"/>
-                <w:b w:val="false"/>
-                <w:u w:val="none"/>
-                <w:sz w:val="22"/>
-                <w:szCs w:val="22"/>
-                <w:color w:val="000000"/>
-              </w:rPr>
-              <w:t xml:space="preserve">157</w:t>
-            </w:r>
-          </w:p>
-        </w:tc>
-        <w:tc>
-          <w:tcPr>
-            <w:tcBorders>
-              <w:bottom w:val="none" w:sz="0" w:space="0" w:color="000000"/>
-              <w:top w:val="none" w:sz="0" w:space="0" w:color="000000"/>
-              <w:left w:val="none" w:sz="0" w:space="0" w:color="000000"/>
-              <w:right w:val="none" w:sz="0" w:space="0" w:color="000000"/>
-            </w:tcBorders>
-            <w:shd w:val="clear" w:color="auto" w:fill="FFFFFF"/>
-            <w:tcMar>
-              <w:top w:w="0" w:type="dxa"/>
-              <w:bottom w:w="0" w:type="dxa"/>
-              <w:left w:w="0" w:type="dxa"/>
-              <w:right w:w="0" w:type="dxa"/>
-            </w:tcMar>
-            <w:vAlign w:val="top"/>
-          </w:tcPr>
-          <w:p>
-            <w:pPr>
-              <w:pStyle w:val="Normal"/>
-              <w:jc w:val="center"/>
-              <w:pBdr>
-                <w:bottom w:val="none" w:sz="0" w:space="0" w:color="000000"/>
-                <w:top w:val="none" w:sz="0" w:space="0" w:color="000000"/>
-                <w:left w:val="none" w:sz="0" w:space="0" w:color="000000"/>
-                <w:right w:val="none" w:sz="0" w:space="0" w:color="000000"/>
-              </w:pBdr>
-              <w:spacing w:after="100" w:before="100" w:line="240"/>
-              <w:ind w:left="100" w:right="100" w:firstLine="0" w:firstLineChars="0"/>
-              <w:rPr>
-                <w:rFonts w:ascii="Helvetica" w:hAnsi="Helvetica" w:eastAsia="Helvetica" w:cs="Helvetica"/>
-                <w:i w:val="false"/>
-                <w:b w:val="false"/>
-                <w:u w:val="none"/>
-                <w:sz w:val="22"/>
-                <w:szCs w:val="22"/>
-                <w:color w:val="000000"/>
-              </w:rPr>
-            </w:pPr>
-            <w:r>
-              <w:rPr>
-                <w:rFonts w:ascii="Helvetica" w:hAnsi="Helvetica" w:eastAsia="Helvetica" w:cs="Helvetica"/>
-                <w:i w:val="false"/>
-                <w:b w:val="false"/>
-                <w:u w:val="none"/>
-                <w:sz w:val="22"/>
-                <w:szCs w:val="22"/>
-                <w:color w:val="000000"/>
-              </w:rPr>
-              <w:t xml:space="preserve">35,314</w:t>
-            </w:r>
-          </w:p>
-        </w:tc>
-        <w:tc>
-          <w:tcPr>
-            <w:tcBorders>
-              <w:bottom w:val="none" w:sz="0" w:space="0" w:color="000000"/>
-              <w:top w:val="none" w:sz="0" w:space="0" w:color="000000"/>
-              <w:left w:val="none" w:sz="0" w:space="0" w:color="000000"/>
-              <w:right w:val="none" w:sz="0" w:space="0" w:color="000000"/>
-            </w:tcBorders>
-            <w:shd w:val="clear" w:color="auto" w:fill="FFFFFF"/>
-            <w:tcMar>
-              <w:top w:w="0" w:type="dxa"/>
-              <w:bottom w:w="0" w:type="dxa"/>
-              <w:left w:w="0" w:type="dxa"/>
-              <w:right w:w="0" w:type="dxa"/>
-            </w:tcMar>
-            <w:vAlign w:val="top"/>
-          </w:tcPr>
-          <w:p>
-            <w:pPr>
-              <w:pStyle w:val="Normal"/>
-              <w:jc w:val="center"/>
-              <w:pBdr>
-                <w:bottom w:val="none" w:sz="0" w:space="0" w:color="000000"/>
-                <w:top w:val="none" w:sz="0" w:space="0" w:color="000000"/>
-                <w:left w:val="none" w:sz="0" w:space="0" w:color="000000"/>
-                <w:right w:val="none" w:sz="0" w:space="0" w:color="000000"/>
-              </w:pBdr>
-              <w:spacing w:after="100" w:before="100" w:line="240"/>
-              <w:ind w:left="100" w:right="100" w:firstLine="0" w:firstLineChars="0"/>
-              <w:rPr>
-                <w:rFonts w:ascii="Helvetica" w:hAnsi="Helvetica" w:eastAsia="Helvetica" w:cs="Helvetica"/>
-                <w:i w:val="false"/>
-                <w:b w:val="false"/>
-                <w:u w:val="none"/>
-                <w:sz w:val="22"/>
-                <w:szCs w:val="22"/>
-                <w:color w:val="000000"/>
-              </w:rPr>
-            </w:pPr>
-            <w:r>
-              <w:rPr>
-                <w:rFonts w:ascii="Helvetica" w:hAnsi="Helvetica" w:eastAsia="Helvetica" w:cs="Helvetica"/>
-                <w:i w:val="false"/>
-                <w:b w:val="false"/>
-                <w:u w:val="none"/>
-                <w:sz w:val="22"/>
-                <w:szCs w:val="22"/>
-                <w:color w:val="000000"/>
-              </w:rPr>
-              <w:t xml:space="preserve">765, 1,630,189</w:t>
-            </w:r>
-          </w:p>
-        </w:tc>
-        <w:tc>
-          <w:tcPr>
-            <w:tcBorders>
-              <w:bottom w:val="none" w:sz="0" w:space="0" w:color="000000"/>
-              <w:top w:val="none" w:sz="0" w:space="0" w:color="000000"/>
-              <w:left w:val="none" w:sz="0" w:space="0" w:color="000000"/>
-              <w:right w:val="none" w:sz="0" w:space="0" w:color="000000"/>
-            </w:tcBorders>
-            <w:shd w:val="clear" w:color="auto" w:fill="FFFFFF"/>
-            <w:tcMar>
-              <w:top w:w="0" w:type="dxa"/>
-              <w:bottom w:w="0" w:type="dxa"/>
-              <w:left w:w="0" w:type="dxa"/>
-              <w:right w:w="0" w:type="dxa"/>
-            </w:tcMar>
-            <w:vAlign w:val="top"/>
-          </w:tcPr>
-          <w:p>
-            <w:pPr>
-              <w:pStyle w:val="Normal"/>
-              <w:jc w:val="center"/>
-              <w:pBdr>
-                <w:bottom w:val="none" w:sz="0" w:space="0" w:color="000000"/>
-                <w:top w:val="none" w:sz="0" w:space="0" w:color="000000"/>
-                <w:left w:val="none" w:sz="0" w:space="0" w:color="000000"/>
-                <w:right w:val="none" w:sz="0" w:space="0" w:color="000000"/>
-              </w:pBdr>
-              <w:spacing w:after="100" w:before="100" w:line="240"/>
-              <w:ind w:left="100" w:right="100" w:firstLine="0" w:firstLineChars="0"/>
-              <w:rPr>
-                <w:rFonts w:ascii="Helvetica" w:hAnsi="Helvetica" w:eastAsia="Helvetica" w:cs="Helvetica"/>
-                <w:i w:val="false"/>
-                <w:b w:val="false"/>
-                <w:u w:val="none"/>
-                <w:sz w:val="22"/>
-                <w:szCs w:val="22"/>
-                <w:color w:val="000000"/>
-              </w:rPr>
-            </w:pPr>
-            <w:r>
-              <w:rPr>
-                <w:rFonts w:ascii="Helvetica" w:hAnsi="Helvetica" w:eastAsia="Helvetica" w:cs="Helvetica"/>
-                <w:i w:val="false"/>
-                <w:b w:val="false"/>
-                <w:u w:val="none"/>
-                <w:sz w:val="22"/>
-                <w:szCs w:val="22"/>
-                <w:color w:val="000000"/>
-              </w:rPr>
-              <w:t xml:space="preserve">&lt;0.001</w:t>
+              <w:t xml:space="preserve">0.007</w:t>
             </w:r>
           </w:p>
         </w:tc>
@@ -14742,7 +14259,7 @@
         <w:trPr>
           <w:trHeight w:val="616" w:hRule="auto"/>
         </w:trPr>
-        body30
+        body29
         <w:tc>
           <w:tcPr>
             <w:tcBorders>
@@ -15110,113 +14627,113 @@
                 <w:szCs w:val="22"/>
                 <w:color w:val="000000"/>
               </w:rPr>
-              <w:t xml:space="preserve">3.27</w:t>
-            </w:r>
-          </w:p>
-        </w:tc>
-        <w:tc>
-          <w:tcPr>
-            <w:tcBorders>
-              <w:bottom w:val="none" w:sz="0" w:space="0" w:color="000000"/>
-              <w:top w:val="none" w:sz="0" w:space="0" w:color="000000"/>
-              <w:left w:val="none" w:sz="0" w:space="0" w:color="000000"/>
-              <w:right w:val="none" w:sz="0" w:space="0" w:color="000000"/>
-            </w:tcBorders>
-            <w:shd w:val="clear" w:color="auto" w:fill="FFFFFF"/>
-            <w:tcMar>
-              <w:top w:w="0" w:type="dxa"/>
-              <w:bottom w:w="0" w:type="dxa"/>
-              <w:left w:w="0" w:type="dxa"/>
-              <w:right w:w="0" w:type="dxa"/>
-            </w:tcMar>
-            <w:vAlign w:val="top"/>
-          </w:tcPr>
-          <w:p>
-            <w:pPr>
-              <w:pStyle w:val="Normal"/>
-              <w:jc w:val="center"/>
-              <w:pBdr>
-                <w:bottom w:val="none" w:sz="0" w:space="0" w:color="000000"/>
-                <w:top w:val="none" w:sz="0" w:space="0" w:color="000000"/>
-                <w:left w:val="none" w:sz="0" w:space="0" w:color="000000"/>
-                <w:right w:val="none" w:sz="0" w:space="0" w:color="000000"/>
-              </w:pBdr>
-              <w:spacing w:after="100" w:before="100" w:line="240"/>
-              <w:ind w:left="100" w:right="100" w:firstLine="0" w:firstLineChars="0"/>
-              <w:rPr>
-                <w:rFonts w:ascii="Helvetica" w:hAnsi="Helvetica" w:eastAsia="Helvetica" w:cs="Helvetica"/>
-                <w:i w:val="false"/>
-                <w:b w:val="false"/>
-                <w:u w:val="none"/>
-                <w:sz w:val="22"/>
-                <w:szCs w:val="22"/>
-                <w:color w:val="000000"/>
-              </w:rPr>
-            </w:pPr>
-            <w:r>
-              <w:rPr>
-                <w:rFonts w:ascii="Helvetica" w:hAnsi="Helvetica" w:eastAsia="Helvetica" w:cs="Helvetica"/>
-                <w:i w:val="false"/>
-                <w:b w:val="false"/>
-                <w:u w:val="none"/>
-                <w:sz w:val="22"/>
-                <w:szCs w:val="22"/>
-                <w:color w:val="000000"/>
-              </w:rPr>
-              <w:t xml:space="preserve">0.55, 19.4</w:t>
-            </w:r>
-          </w:p>
-        </w:tc>
-        <w:tc>
-          <w:tcPr>
-            <w:tcBorders>
-              <w:bottom w:val="none" w:sz="0" w:space="0" w:color="000000"/>
-              <w:top w:val="none" w:sz="0" w:space="0" w:color="000000"/>
-              <w:left w:val="none" w:sz="0" w:space="0" w:color="000000"/>
-              <w:right w:val="none" w:sz="0" w:space="0" w:color="000000"/>
-            </w:tcBorders>
-            <w:shd w:val="clear" w:color="auto" w:fill="FFFFFF"/>
-            <w:tcMar>
-              <w:top w:w="0" w:type="dxa"/>
-              <w:bottom w:w="0" w:type="dxa"/>
-              <w:left w:w="0" w:type="dxa"/>
-              <w:right w:w="0" w:type="dxa"/>
-            </w:tcMar>
-            <w:vAlign w:val="top"/>
-          </w:tcPr>
-          <w:p>
-            <w:pPr>
-              <w:pStyle w:val="Normal"/>
-              <w:jc w:val="center"/>
-              <w:pBdr>
-                <w:bottom w:val="none" w:sz="0" w:space="0" w:color="000000"/>
-                <w:top w:val="none" w:sz="0" w:space="0" w:color="000000"/>
-                <w:left w:val="none" w:sz="0" w:space="0" w:color="000000"/>
-                <w:right w:val="none" w:sz="0" w:space="0" w:color="000000"/>
-              </w:pBdr>
-              <w:spacing w:after="100" w:before="100" w:line="240"/>
-              <w:ind w:left="100" w:right="100" w:firstLine="0" w:firstLineChars="0"/>
-              <w:rPr>
-                <w:rFonts w:ascii="Helvetica" w:hAnsi="Helvetica" w:eastAsia="Helvetica" w:cs="Helvetica"/>
-                <w:i w:val="false"/>
-                <w:b w:val="false"/>
-                <w:u w:val="none"/>
-                <w:sz w:val="22"/>
-                <w:szCs w:val="22"/>
-                <w:color w:val="000000"/>
-              </w:rPr>
-            </w:pPr>
-            <w:r>
-              <w:rPr>
-                <w:rFonts w:ascii="Helvetica" w:hAnsi="Helvetica" w:eastAsia="Helvetica" w:cs="Helvetica"/>
-                <w:i w:val="false"/>
-                <w:b w:val="false"/>
-                <w:u w:val="none"/>
-                <w:sz w:val="22"/>
-                <w:szCs w:val="22"/>
-                <w:color w:val="000000"/>
-              </w:rPr>
-              <w:t xml:space="preserve">0.190</w:t>
+              <w:t xml:space="preserve">3.35</w:t>
+            </w:r>
+          </w:p>
+        </w:tc>
+        <w:tc>
+          <w:tcPr>
+            <w:tcBorders>
+              <w:bottom w:val="none" w:sz="0" w:space="0" w:color="000000"/>
+              <w:top w:val="none" w:sz="0" w:space="0" w:color="000000"/>
+              <w:left w:val="none" w:sz="0" w:space="0" w:color="000000"/>
+              <w:right w:val="none" w:sz="0" w:space="0" w:color="000000"/>
+            </w:tcBorders>
+            <w:shd w:val="clear" w:color="auto" w:fill="FFFFFF"/>
+            <w:tcMar>
+              <w:top w:w="0" w:type="dxa"/>
+              <w:bottom w:w="0" w:type="dxa"/>
+              <w:left w:w="0" w:type="dxa"/>
+              <w:right w:w="0" w:type="dxa"/>
+            </w:tcMar>
+            <w:vAlign w:val="top"/>
+          </w:tcPr>
+          <w:p>
+            <w:pPr>
+              <w:pStyle w:val="Normal"/>
+              <w:jc w:val="center"/>
+              <w:pBdr>
+                <w:bottom w:val="none" w:sz="0" w:space="0" w:color="000000"/>
+                <w:top w:val="none" w:sz="0" w:space="0" w:color="000000"/>
+                <w:left w:val="none" w:sz="0" w:space="0" w:color="000000"/>
+                <w:right w:val="none" w:sz="0" w:space="0" w:color="000000"/>
+              </w:pBdr>
+              <w:spacing w:after="100" w:before="100" w:line="240"/>
+              <w:ind w:left="100" w:right="100" w:firstLine="0" w:firstLineChars="0"/>
+              <w:rPr>
+                <w:rFonts w:ascii="Helvetica" w:hAnsi="Helvetica" w:eastAsia="Helvetica" w:cs="Helvetica"/>
+                <w:i w:val="false"/>
+                <w:b w:val="false"/>
+                <w:u w:val="none"/>
+                <w:sz w:val="22"/>
+                <w:szCs w:val="22"/>
+                <w:color w:val="000000"/>
+              </w:rPr>
+            </w:pPr>
+            <w:r>
+              <w:rPr>
+                <w:rFonts w:ascii="Helvetica" w:hAnsi="Helvetica" w:eastAsia="Helvetica" w:cs="Helvetica"/>
+                <w:i w:val="false"/>
+                <w:b w:val="false"/>
+                <w:u w:val="none"/>
+                <w:sz w:val="22"/>
+                <w:szCs w:val="22"/>
+                <w:color w:val="000000"/>
+              </w:rPr>
+              <w:t xml:space="preserve">0.57, 19.6</w:t>
+            </w:r>
+          </w:p>
+        </w:tc>
+        <w:tc>
+          <w:tcPr>
+            <w:tcBorders>
+              <w:bottom w:val="none" w:sz="0" w:space="0" w:color="000000"/>
+              <w:top w:val="none" w:sz="0" w:space="0" w:color="000000"/>
+              <w:left w:val="none" w:sz="0" w:space="0" w:color="000000"/>
+              <w:right w:val="none" w:sz="0" w:space="0" w:color="000000"/>
+            </w:tcBorders>
+            <w:shd w:val="clear" w:color="auto" w:fill="FFFFFF"/>
+            <w:tcMar>
+              <w:top w:w="0" w:type="dxa"/>
+              <w:bottom w:w="0" w:type="dxa"/>
+              <w:left w:w="0" w:type="dxa"/>
+              <w:right w:w="0" w:type="dxa"/>
+            </w:tcMar>
+            <w:vAlign w:val="top"/>
+          </w:tcPr>
+          <w:p>
+            <w:pPr>
+              <w:pStyle w:val="Normal"/>
+              <w:jc w:val="center"/>
+              <w:pBdr>
+                <w:bottom w:val="none" w:sz="0" w:space="0" w:color="000000"/>
+                <w:top w:val="none" w:sz="0" w:space="0" w:color="000000"/>
+                <w:left w:val="none" w:sz="0" w:space="0" w:color="000000"/>
+                <w:right w:val="none" w:sz="0" w:space="0" w:color="000000"/>
+              </w:pBdr>
+              <w:spacing w:after="100" w:before="100" w:line="240"/>
+              <w:ind w:left="100" w:right="100" w:firstLine="0" w:firstLineChars="0"/>
+              <w:rPr>
+                <w:rFonts w:ascii="Helvetica" w:hAnsi="Helvetica" w:eastAsia="Helvetica" w:cs="Helvetica"/>
+                <w:i w:val="false"/>
+                <w:b w:val="false"/>
+                <w:u w:val="none"/>
+                <w:sz w:val="22"/>
+                <w:szCs w:val="22"/>
+                <w:color w:val="000000"/>
+              </w:rPr>
+            </w:pPr>
+            <w:r>
+              <w:rPr>
+                <w:rFonts w:ascii="Helvetica" w:hAnsi="Helvetica" w:eastAsia="Helvetica" w:cs="Helvetica"/>
+                <w:i w:val="false"/>
+                <w:b w:val="false"/>
+                <w:u w:val="none"/>
+                <w:sz w:val="22"/>
+                <w:szCs w:val="22"/>
+                <w:color w:val="000000"/>
+              </w:rPr>
+              <w:t xml:space="preserve">0.180</w:t>
             </w:r>
           </w:p>
         </w:tc>
@@ -15225,7 +14742,7 @@
         <w:trPr>
           <w:trHeight w:val="619" w:hRule="auto"/>
         </w:trPr>
-        body31
+        body30
         <w:tc>
           <w:tcPr>
             <w:tcBorders>

--- a/docs/tables/carbo/sec8_ckd_c30_surv.docx
+++ b/docs/tables/carbo/sec8_ckd_c30_surv.docx
@@ -2069,113 +2069,113 @@
                 <w:szCs w:val="22"/>
                 <w:color w:val="000000"/>
               </w:rPr>
-              <w:t xml:space="preserve">0.24</w:t>
-            </w:r>
-          </w:p>
-        </w:tc>
-        <w:tc>
-          <w:tcPr>
-            <w:tcBorders>
-              <w:bottom w:val="none" w:sz="0" w:space="0" w:color="000000"/>
-              <w:top w:val="none" w:sz="0" w:space="0" w:color="000000"/>
-              <w:left w:val="none" w:sz="0" w:space="0" w:color="000000"/>
-              <w:right w:val="none" w:sz="0" w:space="0" w:color="000000"/>
-            </w:tcBorders>
-            <w:shd w:val="clear" w:color="auto" w:fill="FFFFFF"/>
-            <w:tcMar>
-              <w:top w:w="0" w:type="dxa"/>
-              <w:bottom w:w="0" w:type="dxa"/>
-              <w:left w:w="0" w:type="dxa"/>
-              <w:right w:w="0" w:type="dxa"/>
-            </w:tcMar>
-            <w:vAlign w:val="top"/>
-          </w:tcPr>
-          <w:p>
-            <w:pPr>
-              <w:pStyle w:val="Normal"/>
-              <w:jc w:val="center"/>
-              <w:pBdr>
-                <w:bottom w:val="none" w:sz="0" w:space="0" w:color="000000"/>
-                <w:top w:val="none" w:sz="0" w:space="0" w:color="000000"/>
-                <w:left w:val="none" w:sz="0" w:space="0" w:color="000000"/>
-                <w:right w:val="none" w:sz="0" w:space="0" w:color="000000"/>
-              </w:pBdr>
-              <w:spacing w:after="100" w:before="100" w:line="240"/>
-              <w:ind w:left="100" w:right="100" w:firstLine="0" w:firstLineChars="0"/>
-              <w:rPr>
-                <w:rFonts w:ascii="Helvetica" w:hAnsi="Helvetica" w:eastAsia="Helvetica" w:cs="Helvetica"/>
-                <w:i w:val="false"/>
-                <w:b w:val="false"/>
-                <w:u w:val="none"/>
-                <w:sz w:val="22"/>
-                <w:szCs w:val="22"/>
-                <w:color w:val="000000"/>
-              </w:rPr>
-            </w:pPr>
-            <w:r>
-              <w:rPr>
-                <w:rFonts w:ascii="Helvetica" w:hAnsi="Helvetica" w:eastAsia="Helvetica" w:cs="Helvetica"/>
-                <w:i w:val="false"/>
-                <w:b w:val="false"/>
-                <w:u w:val="none"/>
-                <w:sz w:val="22"/>
-                <w:szCs w:val="22"/>
-                <w:color w:val="000000"/>
-              </w:rPr>
-              <w:t xml:space="preserve">0.04, 1.41</w:t>
-            </w:r>
-          </w:p>
-        </w:tc>
-        <w:tc>
-          <w:tcPr>
-            <w:tcBorders>
-              <w:bottom w:val="none" w:sz="0" w:space="0" w:color="000000"/>
-              <w:top w:val="none" w:sz="0" w:space="0" w:color="000000"/>
-              <w:left w:val="none" w:sz="0" w:space="0" w:color="000000"/>
-              <w:right w:val="none" w:sz="0" w:space="0" w:color="000000"/>
-            </w:tcBorders>
-            <w:shd w:val="clear" w:color="auto" w:fill="FFFFFF"/>
-            <w:tcMar>
-              <w:top w:w="0" w:type="dxa"/>
-              <w:bottom w:w="0" w:type="dxa"/>
-              <w:left w:w="0" w:type="dxa"/>
-              <w:right w:w="0" w:type="dxa"/>
-            </w:tcMar>
-            <w:vAlign w:val="top"/>
-          </w:tcPr>
-          <w:p>
-            <w:pPr>
-              <w:pStyle w:val="Normal"/>
-              <w:jc w:val="center"/>
-              <w:pBdr>
-                <w:bottom w:val="none" w:sz="0" w:space="0" w:color="000000"/>
-                <w:top w:val="none" w:sz="0" w:space="0" w:color="000000"/>
-                <w:left w:val="none" w:sz="0" w:space="0" w:color="000000"/>
-                <w:right w:val="none" w:sz="0" w:space="0" w:color="000000"/>
-              </w:pBdr>
-              <w:spacing w:after="100" w:before="100" w:line="240"/>
-              <w:ind w:left="100" w:right="100" w:firstLine="0" w:firstLineChars="0"/>
-              <w:rPr>
-                <w:rFonts w:ascii="Helvetica" w:hAnsi="Helvetica" w:eastAsia="Helvetica" w:cs="Helvetica"/>
-                <w:i w:val="false"/>
-                <w:b w:val="false"/>
-                <w:u w:val="none"/>
-                <w:sz w:val="22"/>
-                <w:szCs w:val="22"/>
-                <w:color w:val="000000"/>
-              </w:rPr>
-            </w:pPr>
-            <w:r>
-              <w:rPr>
-                <w:rFonts w:ascii="Helvetica" w:hAnsi="Helvetica" w:eastAsia="Helvetica" w:cs="Helvetica"/>
-                <w:i w:val="false"/>
-                <w:b w:val="false"/>
-                <w:u w:val="none"/>
-                <w:sz w:val="22"/>
-                <w:szCs w:val="22"/>
-                <w:color w:val="000000"/>
-              </w:rPr>
-              <w:t xml:space="preserve">0.110</w:t>
+              <w:t xml:space="preserve">0.68</w:t>
+            </w:r>
+          </w:p>
+        </w:tc>
+        <w:tc>
+          <w:tcPr>
+            <w:tcBorders>
+              <w:bottom w:val="none" w:sz="0" w:space="0" w:color="000000"/>
+              <w:top w:val="none" w:sz="0" w:space="0" w:color="000000"/>
+              <w:left w:val="none" w:sz="0" w:space="0" w:color="000000"/>
+              <w:right w:val="none" w:sz="0" w:space="0" w:color="000000"/>
+            </w:tcBorders>
+            <w:shd w:val="clear" w:color="auto" w:fill="FFFFFF"/>
+            <w:tcMar>
+              <w:top w:w="0" w:type="dxa"/>
+              <w:bottom w:w="0" w:type="dxa"/>
+              <w:left w:w="0" w:type="dxa"/>
+              <w:right w:w="0" w:type="dxa"/>
+            </w:tcMar>
+            <w:vAlign w:val="top"/>
+          </w:tcPr>
+          <w:p>
+            <w:pPr>
+              <w:pStyle w:val="Normal"/>
+              <w:jc w:val="center"/>
+              <w:pBdr>
+                <w:bottom w:val="none" w:sz="0" w:space="0" w:color="000000"/>
+                <w:top w:val="none" w:sz="0" w:space="0" w:color="000000"/>
+                <w:left w:val="none" w:sz="0" w:space="0" w:color="000000"/>
+                <w:right w:val="none" w:sz="0" w:space="0" w:color="000000"/>
+              </w:pBdr>
+              <w:spacing w:after="100" w:before="100" w:line="240"/>
+              <w:ind w:left="100" w:right="100" w:firstLine="0" w:firstLineChars="0"/>
+              <w:rPr>
+                <w:rFonts w:ascii="Helvetica" w:hAnsi="Helvetica" w:eastAsia="Helvetica" w:cs="Helvetica"/>
+                <w:i w:val="false"/>
+                <w:b w:val="false"/>
+                <w:u w:val="none"/>
+                <w:sz w:val="22"/>
+                <w:szCs w:val="22"/>
+                <w:color w:val="000000"/>
+              </w:rPr>
+            </w:pPr>
+            <w:r>
+              <w:rPr>
+                <w:rFonts w:ascii="Helvetica" w:hAnsi="Helvetica" w:eastAsia="Helvetica" w:cs="Helvetica"/>
+                <w:i w:val="false"/>
+                <w:b w:val="false"/>
+                <w:u w:val="none"/>
+                <w:sz w:val="22"/>
+                <w:szCs w:val="22"/>
+                <w:color w:val="000000"/>
+              </w:rPr>
+              <w:t xml:space="preserve">0.11, 4.20</w:t>
+            </w:r>
+          </w:p>
+        </w:tc>
+        <w:tc>
+          <w:tcPr>
+            <w:tcBorders>
+              <w:bottom w:val="none" w:sz="0" w:space="0" w:color="000000"/>
+              <w:top w:val="none" w:sz="0" w:space="0" w:color="000000"/>
+              <w:left w:val="none" w:sz="0" w:space="0" w:color="000000"/>
+              <w:right w:val="none" w:sz="0" w:space="0" w:color="000000"/>
+            </w:tcBorders>
+            <w:shd w:val="clear" w:color="auto" w:fill="FFFFFF"/>
+            <w:tcMar>
+              <w:top w:w="0" w:type="dxa"/>
+              <w:bottom w:w="0" w:type="dxa"/>
+              <w:left w:w="0" w:type="dxa"/>
+              <w:right w:w="0" w:type="dxa"/>
+            </w:tcMar>
+            <w:vAlign w:val="top"/>
+          </w:tcPr>
+          <w:p>
+            <w:pPr>
+              <w:pStyle w:val="Normal"/>
+              <w:jc w:val="center"/>
+              <w:pBdr>
+                <w:bottom w:val="none" w:sz="0" w:space="0" w:color="000000"/>
+                <w:top w:val="none" w:sz="0" w:space="0" w:color="000000"/>
+                <w:left w:val="none" w:sz="0" w:space="0" w:color="000000"/>
+                <w:right w:val="none" w:sz="0" w:space="0" w:color="000000"/>
+              </w:pBdr>
+              <w:spacing w:after="100" w:before="100" w:line="240"/>
+              <w:ind w:left="100" w:right="100" w:firstLine="0" w:firstLineChars="0"/>
+              <w:rPr>
+                <w:rFonts w:ascii="Helvetica" w:hAnsi="Helvetica" w:eastAsia="Helvetica" w:cs="Helvetica"/>
+                <w:i w:val="false"/>
+                <w:b w:val="false"/>
+                <w:u w:val="none"/>
+                <w:sz w:val="22"/>
+                <w:szCs w:val="22"/>
+                <w:color w:val="000000"/>
+              </w:rPr>
+            </w:pPr>
+            <w:r>
+              <w:rPr>
+                <w:rFonts w:ascii="Helvetica" w:hAnsi="Helvetica" w:eastAsia="Helvetica" w:cs="Helvetica"/>
+                <w:i w:val="false"/>
+                <w:b w:val="false"/>
+                <w:u w:val="none"/>
+                <w:sz w:val="22"/>
+                <w:szCs w:val="22"/>
+                <w:color w:val="000000"/>
+              </w:rPr>
+              <w:t xml:space="preserve">0.680</w:t>
             </w:r>
           </w:p>
         </w:tc>
@@ -2552,113 +2552,113 @@
                 <w:szCs w:val="22"/>
                 <w:color w:val="000000"/>
               </w:rPr>
-              <w:t xml:space="preserve">1.01</w:t>
-            </w:r>
-          </w:p>
-        </w:tc>
-        <w:tc>
-          <w:tcPr>
-            <w:tcBorders>
-              <w:bottom w:val="none" w:sz="0" w:space="0" w:color="000000"/>
-              <w:top w:val="none" w:sz="0" w:space="0" w:color="000000"/>
-              <w:left w:val="none" w:sz="0" w:space="0" w:color="000000"/>
-              <w:right w:val="none" w:sz="0" w:space="0" w:color="000000"/>
-            </w:tcBorders>
-            <w:shd w:val="clear" w:color="auto" w:fill="FFFFFF"/>
-            <w:tcMar>
-              <w:top w:w="0" w:type="dxa"/>
-              <w:bottom w:w="0" w:type="dxa"/>
-              <w:left w:w="0" w:type="dxa"/>
-              <w:right w:w="0" w:type="dxa"/>
-            </w:tcMar>
-            <w:vAlign w:val="top"/>
-          </w:tcPr>
-          <w:p>
-            <w:pPr>
-              <w:pStyle w:val="Normal"/>
-              <w:jc w:val="center"/>
-              <w:pBdr>
-                <w:bottom w:val="none" w:sz="0" w:space="0" w:color="000000"/>
-                <w:top w:val="none" w:sz="0" w:space="0" w:color="000000"/>
-                <w:left w:val="none" w:sz="0" w:space="0" w:color="000000"/>
-                <w:right w:val="none" w:sz="0" w:space="0" w:color="000000"/>
-              </w:pBdr>
-              <w:spacing w:after="100" w:before="100" w:line="240"/>
-              <w:ind w:left="100" w:right="100" w:firstLine="0" w:firstLineChars="0"/>
-              <w:rPr>
-                <w:rFonts w:ascii="Helvetica" w:hAnsi="Helvetica" w:eastAsia="Helvetica" w:cs="Helvetica"/>
-                <w:i w:val="false"/>
-                <w:b w:val="false"/>
-                <w:u w:val="none"/>
-                <w:sz w:val="22"/>
-                <w:szCs w:val="22"/>
-                <w:color w:val="000000"/>
-              </w:rPr>
-            </w:pPr>
-            <w:r>
-              <w:rPr>
-                <w:rFonts w:ascii="Helvetica" w:hAnsi="Helvetica" w:eastAsia="Helvetica" w:cs="Helvetica"/>
-                <w:i w:val="false"/>
-                <w:b w:val="false"/>
-                <w:u w:val="none"/>
-                <w:sz w:val="22"/>
-                <w:szCs w:val="22"/>
-                <w:color w:val="000000"/>
-              </w:rPr>
-              <w:t xml:space="preserve">0.94, 1.09</w:t>
-            </w:r>
-          </w:p>
-        </w:tc>
-        <w:tc>
-          <w:tcPr>
-            <w:tcBorders>
-              <w:bottom w:val="none" w:sz="0" w:space="0" w:color="000000"/>
-              <w:top w:val="none" w:sz="0" w:space="0" w:color="000000"/>
-              <w:left w:val="none" w:sz="0" w:space="0" w:color="000000"/>
-              <w:right w:val="none" w:sz="0" w:space="0" w:color="000000"/>
-            </w:tcBorders>
-            <w:shd w:val="clear" w:color="auto" w:fill="FFFFFF"/>
-            <w:tcMar>
-              <w:top w:w="0" w:type="dxa"/>
-              <w:bottom w:w="0" w:type="dxa"/>
-              <w:left w:w="0" w:type="dxa"/>
-              <w:right w:w="0" w:type="dxa"/>
-            </w:tcMar>
-            <w:vAlign w:val="top"/>
-          </w:tcPr>
-          <w:p>
-            <w:pPr>
-              <w:pStyle w:val="Normal"/>
-              <w:jc w:val="center"/>
-              <w:pBdr>
-                <w:bottom w:val="none" w:sz="0" w:space="0" w:color="000000"/>
-                <w:top w:val="none" w:sz="0" w:space="0" w:color="000000"/>
-                <w:left w:val="none" w:sz="0" w:space="0" w:color="000000"/>
-                <w:right w:val="none" w:sz="0" w:space="0" w:color="000000"/>
-              </w:pBdr>
-              <w:spacing w:after="100" w:before="100" w:line="240"/>
-              <w:ind w:left="100" w:right="100" w:firstLine="0" w:firstLineChars="0"/>
-              <w:rPr>
-                <w:rFonts w:ascii="Helvetica" w:hAnsi="Helvetica" w:eastAsia="Helvetica" w:cs="Helvetica"/>
-                <w:i w:val="false"/>
-                <w:b w:val="false"/>
-                <w:u w:val="none"/>
-                <w:sz w:val="22"/>
-                <w:szCs w:val="22"/>
-                <w:color w:val="000000"/>
-              </w:rPr>
-            </w:pPr>
-            <w:r>
-              <w:rPr>
-                <w:rFonts w:ascii="Helvetica" w:hAnsi="Helvetica" w:eastAsia="Helvetica" w:cs="Helvetica"/>
-                <w:i w:val="false"/>
-                <w:b w:val="false"/>
-                <w:u w:val="none"/>
-                <w:sz w:val="22"/>
-                <w:szCs w:val="22"/>
-                <w:color w:val="000000"/>
-              </w:rPr>
-              <w:t xml:space="preserve">0.750</w:t>
+              <w:t xml:space="preserve">1.02</w:t>
+            </w:r>
+          </w:p>
+        </w:tc>
+        <w:tc>
+          <w:tcPr>
+            <w:tcBorders>
+              <w:bottom w:val="none" w:sz="0" w:space="0" w:color="000000"/>
+              <w:top w:val="none" w:sz="0" w:space="0" w:color="000000"/>
+              <w:left w:val="none" w:sz="0" w:space="0" w:color="000000"/>
+              <w:right w:val="none" w:sz="0" w:space="0" w:color="000000"/>
+            </w:tcBorders>
+            <w:shd w:val="clear" w:color="auto" w:fill="FFFFFF"/>
+            <w:tcMar>
+              <w:top w:w="0" w:type="dxa"/>
+              <w:bottom w:w="0" w:type="dxa"/>
+              <w:left w:w="0" w:type="dxa"/>
+              <w:right w:w="0" w:type="dxa"/>
+            </w:tcMar>
+            <w:vAlign w:val="top"/>
+          </w:tcPr>
+          <w:p>
+            <w:pPr>
+              <w:pStyle w:val="Normal"/>
+              <w:jc w:val="center"/>
+              <w:pBdr>
+                <w:bottom w:val="none" w:sz="0" w:space="0" w:color="000000"/>
+                <w:top w:val="none" w:sz="0" w:space="0" w:color="000000"/>
+                <w:left w:val="none" w:sz="0" w:space="0" w:color="000000"/>
+                <w:right w:val="none" w:sz="0" w:space="0" w:color="000000"/>
+              </w:pBdr>
+              <w:spacing w:after="100" w:before="100" w:line="240"/>
+              <w:ind w:left="100" w:right="100" w:firstLine="0" w:firstLineChars="0"/>
+              <w:rPr>
+                <w:rFonts w:ascii="Helvetica" w:hAnsi="Helvetica" w:eastAsia="Helvetica" w:cs="Helvetica"/>
+                <w:i w:val="false"/>
+                <w:b w:val="false"/>
+                <w:u w:val="none"/>
+                <w:sz w:val="22"/>
+                <w:szCs w:val="22"/>
+                <w:color w:val="000000"/>
+              </w:rPr>
+            </w:pPr>
+            <w:r>
+              <w:rPr>
+                <w:rFonts w:ascii="Helvetica" w:hAnsi="Helvetica" w:eastAsia="Helvetica" w:cs="Helvetica"/>
+                <w:i w:val="false"/>
+                <w:b w:val="false"/>
+                <w:u w:val="none"/>
+                <w:sz w:val="22"/>
+                <w:szCs w:val="22"/>
+                <w:color w:val="000000"/>
+              </w:rPr>
+              <w:t xml:space="preserve">0.96, 1.09</w:t>
+            </w:r>
+          </w:p>
+        </w:tc>
+        <w:tc>
+          <w:tcPr>
+            <w:tcBorders>
+              <w:bottom w:val="none" w:sz="0" w:space="0" w:color="000000"/>
+              <w:top w:val="none" w:sz="0" w:space="0" w:color="000000"/>
+              <w:left w:val="none" w:sz="0" w:space="0" w:color="000000"/>
+              <w:right w:val="none" w:sz="0" w:space="0" w:color="000000"/>
+            </w:tcBorders>
+            <w:shd w:val="clear" w:color="auto" w:fill="FFFFFF"/>
+            <w:tcMar>
+              <w:top w:w="0" w:type="dxa"/>
+              <w:bottom w:w="0" w:type="dxa"/>
+              <w:left w:w="0" w:type="dxa"/>
+              <w:right w:w="0" w:type="dxa"/>
+            </w:tcMar>
+            <w:vAlign w:val="top"/>
+          </w:tcPr>
+          <w:p>
+            <w:pPr>
+              <w:pStyle w:val="Normal"/>
+              <w:jc w:val="center"/>
+              <w:pBdr>
+                <w:bottom w:val="none" w:sz="0" w:space="0" w:color="000000"/>
+                <w:top w:val="none" w:sz="0" w:space="0" w:color="000000"/>
+                <w:left w:val="none" w:sz="0" w:space="0" w:color="000000"/>
+                <w:right w:val="none" w:sz="0" w:space="0" w:color="000000"/>
+              </w:pBdr>
+              <w:spacing w:after="100" w:before="100" w:line="240"/>
+              <w:ind w:left="100" w:right="100" w:firstLine="0" w:firstLineChars="0"/>
+              <w:rPr>
+                <w:rFonts w:ascii="Helvetica" w:hAnsi="Helvetica" w:eastAsia="Helvetica" w:cs="Helvetica"/>
+                <w:i w:val="false"/>
+                <w:b w:val="false"/>
+                <w:u w:val="none"/>
+                <w:sz w:val="22"/>
+                <w:szCs w:val="22"/>
+                <w:color w:val="000000"/>
+              </w:rPr>
+            </w:pPr>
+            <w:r>
+              <w:rPr>
+                <w:rFonts w:ascii="Helvetica" w:hAnsi="Helvetica" w:eastAsia="Helvetica" w:cs="Helvetica"/>
+                <w:i w:val="false"/>
+                <w:b w:val="false"/>
+                <w:u w:val="none"/>
+                <w:sz w:val="22"/>
+                <w:szCs w:val="22"/>
+                <w:color w:val="000000"/>
+              </w:rPr>
+              <w:t xml:space="preserve">0.500</w:t>
             </w:r>
           </w:p>
         </w:tc>
@@ -4001,113 +4001,113 @@
                 <w:szCs w:val="22"/>
                 <w:color w:val="000000"/>
               </w:rPr>
-              <w:t xml:space="preserve">22.8</w:t>
-            </w:r>
-          </w:p>
-        </w:tc>
-        <w:tc>
-          <w:tcPr>
-            <w:tcBorders>
-              <w:bottom w:val="none" w:sz="0" w:space="0" w:color="000000"/>
-              <w:top w:val="none" w:sz="0" w:space="0" w:color="000000"/>
-              <w:left w:val="none" w:sz="0" w:space="0" w:color="000000"/>
-              <w:right w:val="none" w:sz="0" w:space="0" w:color="000000"/>
-            </w:tcBorders>
-            <w:shd w:val="clear" w:color="auto" w:fill="FFFFFF"/>
-            <w:tcMar>
-              <w:top w:w="0" w:type="dxa"/>
-              <w:bottom w:w="0" w:type="dxa"/>
-              <w:left w:w="0" w:type="dxa"/>
-              <w:right w:w="0" w:type="dxa"/>
-            </w:tcMar>
-            <w:vAlign w:val="top"/>
-          </w:tcPr>
-          <w:p>
-            <w:pPr>
-              <w:pStyle w:val="Normal"/>
-              <w:jc w:val="center"/>
-              <w:pBdr>
-                <w:bottom w:val="none" w:sz="0" w:space="0" w:color="000000"/>
-                <w:top w:val="none" w:sz="0" w:space="0" w:color="000000"/>
-                <w:left w:val="none" w:sz="0" w:space="0" w:color="000000"/>
-                <w:right w:val="none" w:sz="0" w:space="0" w:color="000000"/>
-              </w:pBdr>
-              <w:spacing w:after="100" w:before="100" w:line="240"/>
-              <w:ind w:left="100" w:right="100" w:firstLine="0" w:firstLineChars="0"/>
-              <w:rPr>
-                <w:rFonts w:ascii="Helvetica" w:hAnsi="Helvetica" w:eastAsia="Helvetica" w:cs="Helvetica"/>
-                <w:i w:val="false"/>
-                <w:b w:val="false"/>
-                <w:u w:val="none"/>
-                <w:sz w:val="22"/>
-                <w:szCs w:val="22"/>
-                <w:color w:val="000000"/>
-              </w:rPr>
-            </w:pPr>
-            <w:r>
-              <w:rPr>
-                <w:rFonts w:ascii="Helvetica" w:hAnsi="Helvetica" w:eastAsia="Helvetica" w:cs="Helvetica"/>
-                <w:i w:val="false"/>
-                <w:b w:val="false"/>
-                <w:u w:val="none"/>
-                <w:sz w:val="22"/>
-                <w:szCs w:val="22"/>
-                <w:color w:val="000000"/>
-              </w:rPr>
-              <w:t xml:space="preserve">2.65, 196</w:t>
-            </w:r>
-          </w:p>
-        </w:tc>
-        <w:tc>
-          <w:tcPr>
-            <w:tcBorders>
-              <w:bottom w:val="none" w:sz="0" w:space="0" w:color="000000"/>
-              <w:top w:val="none" w:sz="0" w:space="0" w:color="000000"/>
-              <w:left w:val="none" w:sz="0" w:space="0" w:color="000000"/>
-              <w:right w:val="none" w:sz="0" w:space="0" w:color="000000"/>
-            </w:tcBorders>
-            <w:shd w:val="clear" w:color="auto" w:fill="FFFFFF"/>
-            <w:tcMar>
-              <w:top w:w="0" w:type="dxa"/>
-              <w:bottom w:w="0" w:type="dxa"/>
-              <w:left w:w="0" w:type="dxa"/>
-              <w:right w:w="0" w:type="dxa"/>
-            </w:tcMar>
-            <w:vAlign w:val="top"/>
-          </w:tcPr>
-          <w:p>
-            <w:pPr>
-              <w:pStyle w:val="Normal"/>
-              <w:jc w:val="center"/>
-              <w:pBdr>
-                <w:bottom w:val="none" w:sz="0" w:space="0" w:color="000000"/>
-                <w:top w:val="none" w:sz="0" w:space="0" w:color="000000"/>
-                <w:left w:val="none" w:sz="0" w:space="0" w:color="000000"/>
-                <w:right w:val="none" w:sz="0" w:space="0" w:color="000000"/>
-              </w:pBdr>
-              <w:spacing w:after="100" w:before="100" w:line="240"/>
-              <w:ind w:left="100" w:right="100" w:firstLine="0" w:firstLineChars="0"/>
-              <w:rPr>
-                <w:rFonts w:ascii="Helvetica" w:hAnsi="Helvetica" w:eastAsia="Helvetica" w:cs="Helvetica"/>
-                <w:i w:val="false"/>
-                <w:b w:val="false"/>
-                <w:u w:val="none"/>
-                <w:sz w:val="22"/>
-                <w:szCs w:val="22"/>
-                <w:color w:val="000000"/>
-              </w:rPr>
-            </w:pPr>
-            <w:r>
-              <w:rPr>
-                <w:rFonts w:ascii="Helvetica" w:hAnsi="Helvetica" w:eastAsia="Helvetica" w:cs="Helvetica"/>
-                <w:i w:val="false"/>
-                <w:b w:val="false"/>
-                <w:u w:val="none"/>
-                <w:sz w:val="22"/>
-                <w:szCs w:val="22"/>
-                <w:color w:val="000000"/>
-              </w:rPr>
-              <w:t xml:space="preserve">0.004</w:t>
+              <w:t xml:space="preserve">23.5</w:t>
+            </w:r>
+          </w:p>
+        </w:tc>
+        <w:tc>
+          <w:tcPr>
+            <w:tcBorders>
+              <w:bottom w:val="none" w:sz="0" w:space="0" w:color="000000"/>
+              <w:top w:val="none" w:sz="0" w:space="0" w:color="000000"/>
+              <w:left w:val="none" w:sz="0" w:space="0" w:color="000000"/>
+              <w:right w:val="none" w:sz="0" w:space="0" w:color="000000"/>
+            </w:tcBorders>
+            <w:shd w:val="clear" w:color="auto" w:fill="FFFFFF"/>
+            <w:tcMar>
+              <w:top w:w="0" w:type="dxa"/>
+              <w:bottom w:w="0" w:type="dxa"/>
+              <w:left w:w="0" w:type="dxa"/>
+              <w:right w:w="0" w:type="dxa"/>
+            </w:tcMar>
+            <w:vAlign w:val="top"/>
+          </w:tcPr>
+          <w:p>
+            <w:pPr>
+              <w:pStyle w:val="Normal"/>
+              <w:jc w:val="center"/>
+              <w:pBdr>
+                <w:bottom w:val="none" w:sz="0" w:space="0" w:color="000000"/>
+                <w:top w:val="none" w:sz="0" w:space="0" w:color="000000"/>
+                <w:left w:val="none" w:sz="0" w:space="0" w:color="000000"/>
+                <w:right w:val="none" w:sz="0" w:space="0" w:color="000000"/>
+              </w:pBdr>
+              <w:spacing w:after="100" w:before="100" w:line="240"/>
+              <w:ind w:left="100" w:right="100" w:firstLine="0" w:firstLineChars="0"/>
+              <w:rPr>
+                <w:rFonts w:ascii="Helvetica" w:hAnsi="Helvetica" w:eastAsia="Helvetica" w:cs="Helvetica"/>
+                <w:i w:val="false"/>
+                <w:b w:val="false"/>
+                <w:u w:val="none"/>
+                <w:sz w:val="22"/>
+                <w:szCs w:val="22"/>
+                <w:color w:val="000000"/>
+              </w:rPr>
+            </w:pPr>
+            <w:r>
+              <w:rPr>
+                <w:rFonts w:ascii="Helvetica" w:hAnsi="Helvetica" w:eastAsia="Helvetica" w:cs="Helvetica"/>
+                <w:i w:val="false"/>
+                <w:b w:val="false"/>
+                <w:u w:val="none"/>
+                <w:sz w:val="22"/>
+                <w:szCs w:val="22"/>
+                <w:color w:val="000000"/>
+              </w:rPr>
+              <w:t xml:space="preserve">2.41, 229</w:t>
+            </w:r>
+          </w:p>
+        </w:tc>
+        <w:tc>
+          <w:tcPr>
+            <w:tcBorders>
+              <w:bottom w:val="none" w:sz="0" w:space="0" w:color="000000"/>
+              <w:top w:val="none" w:sz="0" w:space="0" w:color="000000"/>
+              <w:left w:val="none" w:sz="0" w:space="0" w:color="000000"/>
+              <w:right w:val="none" w:sz="0" w:space="0" w:color="000000"/>
+            </w:tcBorders>
+            <w:shd w:val="clear" w:color="auto" w:fill="FFFFFF"/>
+            <w:tcMar>
+              <w:top w:w="0" w:type="dxa"/>
+              <w:bottom w:w="0" w:type="dxa"/>
+              <w:left w:w="0" w:type="dxa"/>
+              <w:right w:w="0" w:type="dxa"/>
+            </w:tcMar>
+            <w:vAlign w:val="top"/>
+          </w:tcPr>
+          <w:p>
+            <w:pPr>
+              <w:pStyle w:val="Normal"/>
+              <w:jc w:val="center"/>
+              <w:pBdr>
+                <w:bottom w:val="none" w:sz="0" w:space="0" w:color="000000"/>
+                <w:top w:val="none" w:sz="0" w:space="0" w:color="000000"/>
+                <w:left w:val="none" w:sz="0" w:space="0" w:color="000000"/>
+                <w:right w:val="none" w:sz="0" w:space="0" w:color="000000"/>
+              </w:pBdr>
+              <w:spacing w:after="100" w:before="100" w:line="240"/>
+              <w:ind w:left="100" w:right="100" w:firstLine="0" w:firstLineChars="0"/>
+              <w:rPr>
+                <w:rFonts w:ascii="Helvetica" w:hAnsi="Helvetica" w:eastAsia="Helvetica" w:cs="Helvetica"/>
+                <w:i w:val="false"/>
+                <w:b w:val="false"/>
+                <w:u w:val="none"/>
+                <w:sz w:val="22"/>
+                <w:szCs w:val="22"/>
+                <w:color w:val="000000"/>
+              </w:rPr>
+            </w:pPr>
+            <w:r>
+              <w:rPr>
+                <w:rFonts w:ascii="Helvetica" w:hAnsi="Helvetica" w:eastAsia="Helvetica" w:cs="Helvetica"/>
+                <w:i w:val="false"/>
+                <w:b w:val="false"/>
+                <w:u w:val="none"/>
+                <w:sz w:val="22"/>
+                <w:szCs w:val="22"/>
+                <w:color w:val="000000"/>
+              </w:rPr>
+              <w:t xml:space="preserve">0.007</w:t>
             </w:r>
           </w:p>
         </w:tc>
@@ -4484,113 +4484,113 @@
                 <w:szCs w:val="22"/>
                 <w:color w:val="000000"/>
               </w:rPr>
-              <w:t xml:space="preserve">0.97</w:t>
-            </w:r>
-          </w:p>
-        </w:tc>
-        <w:tc>
-          <w:tcPr>
-            <w:tcBorders>
-              <w:bottom w:val="none" w:sz="0" w:space="0" w:color="000000"/>
-              <w:top w:val="none" w:sz="0" w:space="0" w:color="000000"/>
-              <w:left w:val="none" w:sz="0" w:space="0" w:color="000000"/>
-              <w:right w:val="none" w:sz="0" w:space="0" w:color="000000"/>
-            </w:tcBorders>
-            <w:shd w:val="clear" w:color="auto" w:fill="FFFFFF"/>
-            <w:tcMar>
-              <w:top w:w="0" w:type="dxa"/>
-              <w:bottom w:w="0" w:type="dxa"/>
-              <w:left w:w="0" w:type="dxa"/>
-              <w:right w:w="0" w:type="dxa"/>
-            </w:tcMar>
-            <w:vAlign w:val="top"/>
-          </w:tcPr>
-          <w:p>
-            <w:pPr>
-              <w:pStyle w:val="Normal"/>
-              <w:jc w:val="center"/>
-              <w:pBdr>
-                <w:bottom w:val="none" w:sz="0" w:space="0" w:color="000000"/>
-                <w:top w:val="none" w:sz="0" w:space="0" w:color="000000"/>
-                <w:left w:val="none" w:sz="0" w:space="0" w:color="000000"/>
-                <w:right w:val="none" w:sz="0" w:space="0" w:color="000000"/>
-              </w:pBdr>
-              <w:spacing w:after="100" w:before="100" w:line="240"/>
-              <w:ind w:left="100" w:right="100" w:firstLine="0" w:firstLineChars="0"/>
-              <w:rPr>
-                <w:rFonts w:ascii="Helvetica" w:hAnsi="Helvetica" w:eastAsia="Helvetica" w:cs="Helvetica"/>
-                <w:i w:val="false"/>
-                <w:b w:val="false"/>
-                <w:u w:val="none"/>
-                <w:sz w:val="22"/>
-                <w:szCs w:val="22"/>
-                <w:color w:val="000000"/>
-              </w:rPr>
-            </w:pPr>
-            <w:r>
-              <w:rPr>
-                <w:rFonts w:ascii="Helvetica" w:hAnsi="Helvetica" w:eastAsia="Helvetica" w:cs="Helvetica"/>
-                <w:i w:val="false"/>
-                <w:b w:val="false"/>
-                <w:u w:val="none"/>
-                <w:sz w:val="22"/>
-                <w:szCs w:val="22"/>
-                <w:color w:val="000000"/>
-              </w:rPr>
-              <w:t xml:space="preserve">0.71, 1.31</w:t>
-            </w:r>
-          </w:p>
-        </w:tc>
-        <w:tc>
-          <w:tcPr>
-            <w:tcBorders>
-              <w:bottom w:val="none" w:sz="0" w:space="0" w:color="000000"/>
-              <w:top w:val="none" w:sz="0" w:space="0" w:color="000000"/>
-              <w:left w:val="none" w:sz="0" w:space="0" w:color="000000"/>
-              <w:right w:val="none" w:sz="0" w:space="0" w:color="000000"/>
-            </w:tcBorders>
-            <w:shd w:val="clear" w:color="auto" w:fill="FFFFFF"/>
-            <w:tcMar>
-              <w:top w:w="0" w:type="dxa"/>
-              <w:bottom w:w="0" w:type="dxa"/>
-              <w:left w:w="0" w:type="dxa"/>
-              <w:right w:w="0" w:type="dxa"/>
-            </w:tcMar>
-            <w:vAlign w:val="top"/>
-          </w:tcPr>
-          <w:p>
-            <w:pPr>
-              <w:pStyle w:val="Normal"/>
-              <w:jc w:val="center"/>
-              <w:pBdr>
-                <w:bottom w:val="none" w:sz="0" w:space="0" w:color="000000"/>
-                <w:top w:val="none" w:sz="0" w:space="0" w:color="000000"/>
-                <w:left w:val="none" w:sz="0" w:space="0" w:color="000000"/>
-                <w:right w:val="none" w:sz="0" w:space="0" w:color="000000"/>
-              </w:pBdr>
-              <w:spacing w:after="100" w:before="100" w:line="240"/>
-              <w:ind w:left="100" w:right="100" w:firstLine="0" w:firstLineChars="0"/>
-              <w:rPr>
-                <w:rFonts w:ascii="Helvetica" w:hAnsi="Helvetica" w:eastAsia="Helvetica" w:cs="Helvetica"/>
-                <w:i w:val="false"/>
-                <w:b w:val="false"/>
-                <w:u w:val="none"/>
-                <w:sz w:val="22"/>
-                <w:szCs w:val="22"/>
-                <w:color w:val="000000"/>
-              </w:rPr>
-            </w:pPr>
-            <w:r>
-              <w:rPr>
-                <w:rFonts w:ascii="Helvetica" w:hAnsi="Helvetica" w:eastAsia="Helvetica" w:cs="Helvetica"/>
-                <w:i w:val="false"/>
-                <w:b w:val="false"/>
-                <w:u w:val="none"/>
-                <w:sz w:val="22"/>
-                <w:szCs w:val="22"/>
-                <w:color w:val="000000"/>
-              </w:rPr>
-              <w:t xml:space="preserve">0.840</w:t>
+              <w:t xml:space="preserve">1.04</w:t>
+            </w:r>
+          </w:p>
+        </w:tc>
+        <w:tc>
+          <w:tcPr>
+            <w:tcBorders>
+              <w:bottom w:val="none" w:sz="0" w:space="0" w:color="000000"/>
+              <w:top w:val="none" w:sz="0" w:space="0" w:color="000000"/>
+              <w:left w:val="none" w:sz="0" w:space="0" w:color="000000"/>
+              <w:right w:val="none" w:sz="0" w:space="0" w:color="000000"/>
+            </w:tcBorders>
+            <w:shd w:val="clear" w:color="auto" w:fill="FFFFFF"/>
+            <w:tcMar>
+              <w:top w:w="0" w:type="dxa"/>
+              <w:bottom w:w="0" w:type="dxa"/>
+              <w:left w:w="0" w:type="dxa"/>
+              <w:right w:w="0" w:type="dxa"/>
+            </w:tcMar>
+            <w:vAlign w:val="top"/>
+          </w:tcPr>
+          <w:p>
+            <w:pPr>
+              <w:pStyle w:val="Normal"/>
+              <w:jc w:val="center"/>
+              <w:pBdr>
+                <w:bottom w:val="none" w:sz="0" w:space="0" w:color="000000"/>
+                <w:top w:val="none" w:sz="0" w:space="0" w:color="000000"/>
+                <w:left w:val="none" w:sz="0" w:space="0" w:color="000000"/>
+                <w:right w:val="none" w:sz="0" w:space="0" w:color="000000"/>
+              </w:pBdr>
+              <w:spacing w:after="100" w:before="100" w:line="240"/>
+              <w:ind w:left="100" w:right="100" w:firstLine="0" w:firstLineChars="0"/>
+              <w:rPr>
+                <w:rFonts w:ascii="Helvetica" w:hAnsi="Helvetica" w:eastAsia="Helvetica" w:cs="Helvetica"/>
+                <w:i w:val="false"/>
+                <w:b w:val="false"/>
+                <w:u w:val="none"/>
+                <w:sz w:val="22"/>
+                <w:szCs w:val="22"/>
+                <w:color w:val="000000"/>
+              </w:rPr>
+            </w:pPr>
+            <w:r>
+              <w:rPr>
+                <w:rFonts w:ascii="Helvetica" w:hAnsi="Helvetica" w:eastAsia="Helvetica" w:cs="Helvetica"/>
+                <w:i w:val="false"/>
+                <w:b w:val="false"/>
+                <w:u w:val="none"/>
+                <w:sz w:val="22"/>
+                <w:szCs w:val="22"/>
+                <w:color w:val="000000"/>
+              </w:rPr>
+              <w:t xml:space="preserve">0.79, 1.36</w:t>
+            </w:r>
+          </w:p>
+        </w:tc>
+        <w:tc>
+          <w:tcPr>
+            <w:tcBorders>
+              <w:bottom w:val="none" w:sz="0" w:space="0" w:color="000000"/>
+              <w:top w:val="none" w:sz="0" w:space="0" w:color="000000"/>
+              <w:left w:val="none" w:sz="0" w:space="0" w:color="000000"/>
+              <w:right w:val="none" w:sz="0" w:space="0" w:color="000000"/>
+            </w:tcBorders>
+            <w:shd w:val="clear" w:color="auto" w:fill="FFFFFF"/>
+            <w:tcMar>
+              <w:top w:w="0" w:type="dxa"/>
+              <w:bottom w:w="0" w:type="dxa"/>
+              <w:left w:w="0" w:type="dxa"/>
+              <w:right w:w="0" w:type="dxa"/>
+            </w:tcMar>
+            <w:vAlign w:val="top"/>
+          </w:tcPr>
+          <w:p>
+            <w:pPr>
+              <w:pStyle w:val="Normal"/>
+              <w:jc w:val="center"/>
+              <w:pBdr>
+                <w:bottom w:val="none" w:sz="0" w:space="0" w:color="000000"/>
+                <w:top w:val="none" w:sz="0" w:space="0" w:color="000000"/>
+                <w:left w:val="none" w:sz="0" w:space="0" w:color="000000"/>
+                <w:right w:val="none" w:sz="0" w:space="0" w:color="000000"/>
+              </w:pBdr>
+              <w:spacing w:after="100" w:before="100" w:line="240"/>
+              <w:ind w:left="100" w:right="100" w:firstLine="0" w:firstLineChars="0"/>
+              <w:rPr>
+                <w:rFonts w:ascii="Helvetica" w:hAnsi="Helvetica" w:eastAsia="Helvetica" w:cs="Helvetica"/>
+                <w:i w:val="false"/>
+                <w:b w:val="false"/>
+                <w:u w:val="none"/>
+                <w:sz w:val="22"/>
+                <w:szCs w:val="22"/>
+                <w:color w:val="000000"/>
+              </w:rPr>
+            </w:pPr>
+            <w:r>
+              <w:rPr>
+                <w:rFonts w:ascii="Helvetica" w:hAnsi="Helvetica" w:eastAsia="Helvetica" w:cs="Helvetica"/>
+                <w:i w:val="false"/>
+                <w:b w:val="false"/>
+                <w:u w:val="none"/>
+                <w:sz w:val="22"/>
+                <w:szCs w:val="22"/>
+                <w:color w:val="000000"/>
+              </w:rPr>
+              <w:t xml:space="preserve">0.790</w:t>
             </w:r>
           </w:p>
         </w:tc>
@@ -5933,113 +5933,113 @@
                 <w:szCs w:val="22"/>
                 <w:color w:val="000000"/>
               </w:rPr>
-              <w:t xml:space="preserve">1.00</w:t>
-            </w:r>
-          </w:p>
-        </w:tc>
-        <w:tc>
-          <w:tcPr>
-            <w:tcBorders>
-              <w:bottom w:val="none" w:sz="0" w:space="0" w:color="000000"/>
-              <w:top w:val="none" w:sz="0" w:space="0" w:color="000000"/>
-              <w:left w:val="none" w:sz="0" w:space="0" w:color="000000"/>
-              <w:right w:val="none" w:sz="0" w:space="0" w:color="000000"/>
-            </w:tcBorders>
-            <w:shd w:val="clear" w:color="auto" w:fill="FFFFFF"/>
-            <w:tcMar>
-              <w:top w:w="0" w:type="dxa"/>
-              <w:bottom w:w="0" w:type="dxa"/>
-              <w:left w:w="0" w:type="dxa"/>
-              <w:right w:w="0" w:type="dxa"/>
-            </w:tcMar>
-            <w:vAlign w:val="top"/>
-          </w:tcPr>
-          <w:p>
-            <w:pPr>
-              <w:pStyle w:val="Normal"/>
-              <w:jc w:val="center"/>
-              <w:pBdr>
-                <w:bottom w:val="none" w:sz="0" w:space="0" w:color="000000"/>
-                <w:top w:val="none" w:sz="0" w:space="0" w:color="000000"/>
-                <w:left w:val="none" w:sz="0" w:space="0" w:color="000000"/>
-                <w:right w:val="none" w:sz="0" w:space="0" w:color="000000"/>
-              </w:pBdr>
-              <w:spacing w:after="100" w:before="100" w:line="240"/>
-              <w:ind w:left="100" w:right="100" w:firstLine="0" w:firstLineChars="0"/>
-              <w:rPr>
-                <w:rFonts w:ascii="Helvetica" w:hAnsi="Helvetica" w:eastAsia="Helvetica" w:cs="Helvetica"/>
-                <w:i w:val="false"/>
-                <w:b w:val="false"/>
-                <w:u w:val="none"/>
-                <w:sz w:val="22"/>
-                <w:szCs w:val="22"/>
-                <w:color w:val="000000"/>
-              </w:rPr>
-            </w:pPr>
-            <w:r>
-              <w:rPr>
-                <w:rFonts w:ascii="Helvetica" w:hAnsi="Helvetica" w:eastAsia="Helvetica" w:cs="Helvetica"/>
-                <w:i w:val="false"/>
-                <w:b w:val="false"/>
-                <w:u w:val="none"/>
-                <w:sz w:val="22"/>
-                <w:szCs w:val="22"/>
-                <w:color w:val="000000"/>
-              </w:rPr>
-              <w:t xml:space="preserve">0.23, 4.23</w:t>
-            </w:r>
-          </w:p>
-        </w:tc>
-        <w:tc>
-          <w:tcPr>
-            <w:tcBorders>
-              <w:bottom w:val="none" w:sz="0" w:space="0" w:color="000000"/>
-              <w:top w:val="none" w:sz="0" w:space="0" w:color="000000"/>
-              <w:left w:val="none" w:sz="0" w:space="0" w:color="000000"/>
-              <w:right w:val="none" w:sz="0" w:space="0" w:color="000000"/>
-            </w:tcBorders>
-            <w:shd w:val="clear" w:color="auto" w:fill="FFFFFF"/>
-            <w:tcMar>
-              <w:top w:w="0" w:type="dxa"/>
-              <w:bottom w:w="0" w:type="dxa"/>
-              <w:left w:w="0" w:type="dxa"/>
-              <w:right w:w="0" w:type="dxa"/>
-            </w:tcMar>
-            <w:vAlign w:val="top"/>
-          </w:tcPr>
-          <w:p>
-            <w:pPr>
-              <w:pStyle w:val="Normal"/>
-              <w:jc w:val="center"/>
-              <w:pBdr>
-                <w:bottom w:val="none" w:sz="0" w:space="0" w:color="000000"/>
-                <w:top w:val="none" w:sz="0" w:space="0" w:color="000000"/>
-                <w:left w:val="none" w:sz="0" w:space="0" w:color="000000"/>
-                <w:right w:val="none" w:sz="0" w:space="0" w:color="000000"/>
-              </w:pBdr>
-              <w:spacing w:after="100" w:before="100" w:line="240"/>
-              <w:ind w:left="100" w:right="100" w:firstLine="0" w:firstLineChars="0"/>
-              <w:rPr>
-                <w:rFonts w:ascii="Helvetica" w:hAnsi="Helvetica" w:eastAsia="Helvetica" w:cs="Helvetica"/>
-                <w:i w:val="false"/>
-                <w:b w:val="false"/>
-                <w:u w:val="none"/>
-                <w:sz w:val="22"/>
-                <w:szCs w:val="22"/>
-                <w:color w:val="000000"/>
-              </w:rPr>
-            </w:pPr>
-            <w:r>
-              <w:rPr>
-                <w:rFonts w:ascii="Helvetica" w:hAnsi="Helvetica" w:eastAsia="Helvetica" w:cs="Helvetica"/>
-                <w:i w:val="false"/>
-                <w:b w:val="false"/>
-                <w:u w:val="none"/>
-                <w:sz w:val="22"/>
-                <w:szCs w:val="22"/>
-                <w:color w:val="000000"/>
-              </w:rPr>
-              <w:t xml:space="preserve">0.990</w:t>
+              <w:t xml:space="preserve">1.19</w:t>
+            </w:r>
+          </w:p>
+        </w:tc>
+        <w:tc>
+          <w:tcPr>
+            <w:tcBorders>
+              <w:bottom w:val="none" w:sz="0" w:space="0" w:color="000000"/>
+              <w:top w:val="none" w:sz="0" w:space="0" w:color="000000"/>
+              <w:left w:val="none" w:sz="0" w:space="0" w:color="000000"/>
+              <w:right w:val="none" w:sz="0" w:space="0" w:color="000000"/>
+            </w:tcBorders>
+            <w:shd w:val="clear" w:color="auto" w:fill="FFFFFF"/>
+            <w:tcMar>
+              <w:top w:w="0" w:type="dxa"/>
+              <w:bottom w:w="0" w:type="dxa"/>
+              <w:left w:w="0" w:type="dxa"/>
+              <w:right w:w="0" w:type="dxa"/>
+            </w:tcMar>
+            <w:vAlign w:val="top"/>
+          </w:tcPr>
+          <w:p>
+            <w:pPr>
+              <w:pStyle w:val="Normal"/>
+              <w:jc w:val="center"/>
+              <w:pBdr>
+                <w:bottom w:val="none" w:sz="0" w:space="0" w:color="000000"/>
+                <w:top w:val="none" w:sz="0" w:space="0" w:color="000000"/>
+                <w:left w:val="none" w:sz="0" w:space="0" w:color="000000"/>
+                <w:right w:val="none" w:sz="0" w:space="0" w:color="000000"/>
+              </w:pBdr>
+              <w:spacing w:after="100" w:before="100" w:line="240"/>
+              <w:ind w:left="100" w:right="100" w:firstLine="0" w:firstLineChars="0"/>
+              <w:rPr>
+                <w:rFonts w:ascii="Helvetica" w:hAnsi="Helvetica" w:eastAsia="Helvetica" w:cs="Helvetica"/>
+                <w:i w:val="false"/>
+                <w:b w:val="false"/>
+                <w:u w:val="none"/>
+                <w:sz w:val="22"/>
+                <w:szCs w:val="22"/>
+                <w:color w:val="000000"/>
+              </w:rPr>
+            </w:pPr>
+            <w:r>
+              <w:rPr>
+                <w:rFonts w:ascii="Helvetica" w:hAnsi="Helvetica" w:eastAsia="Helvetica" w:cs="Helvetica"/>
+                <w:i w:val="false"/>
+                <w:b w:val="false"/>
+                <w:u w:val="none"/>
+                <w:sz w:val="22"/>
+                <w:szCs w:val="22"/>
+                <w:color w:val="000000"/>
+              </w:rPr>
+              <w:t xml:space="preserve">0.28, 4.99</w:t>
+            </w:r>
+          </w:p>
+        </w:tc>
+        <w:tc>
+          <w:tcPr>
+            <w:tcBorders>
+              <w:bottom w:val="none" w:sz="0" w:space="0" w:color="000000"/>
+              <w:top w:val="none" w:sz="0" w:space="0" w:color="000000"/>
+              <w:left w:val="none" w:sz="0" w:space="0" w:color="000000"/>
+              <w:right w:val="none" w:sz="0" w:space="0" w:color="000000"/>
+            </w:tcBorders>
+            <w:shd w:val="clear" w:color="auto" w:fill="FFFFFF"/>
+            <w:tcMar>
+              <w:top w:w="0" w:type="dxa"/>
+              <w:bottom w:w="0" w:type="dxa"/>
+              <w:left w:w="0" w:type="dxa"/>
+              <w:right w:w="0" w:type="dxa"/>
+            </w:tcMar>
+            <w:vAlign w:val="top"/>
+          </w:tcPr>
+          <w:p>
+            <w:pPr>
+              <w:pStyle w:val="Normal"/>
+              <w:jc w:val="center"/>
+              <w:pBdr>
+                <w:bottom w:val="none" w:sz="0" w:space="0" w:color="000000"/>
+                <w:top w:val="none" w:sz="0" w:space="0" w:color="000000"/>
+                <w:left w:val="none" w:sz="0" w:space="0" w:color="000000"/>
+                <w:right w:val="none" w:sz="0" w:space="0" w:color="000000"/>
+              </w:pBdr>
+              <w:spacing w:after="100" w:before="100" w:line="240"/>
+              <w:ind w:left="100" w:right="100" w:firstLine="0" w:firstLineChars="0"/>
+              <w:rPr>
+                <w:rFonts w:ascii="Helvetica" w:hAnsi="Helvetica" w:eastAsia="Helvetica" w:cs="Helvetica"/>
+                <w:i w:val="false"/>
+                <w:b w:val="false"/>
+                <w:u w:val="none"/>
+                <w:sz w:val="22"/>
+                <w:szCs w:val="22"/>
+                <w:color w:val="000000"/>
+              </w:rPr>
+            </w:pPr>
+            <w:r>
+              <w:rPr>
+                <w:rFonts w:ascii="Helvetica" w:hAnsi="Helvetica" w:eastAsia="Helvetica" w:cs="Helvetica"/>
+                <w:i w:val="false"/>
+                <w:b w:val="false"/>
+                <w:u w:val="none"/>
+                <w:sz w:val="22"/>
+                <w:szCs w:val="22"/>
+                <w:color w:val="000000"/>
+              </w:rPr>
+              <w:t xml:space="preserve">0.810</w:t>
             </w:r>
           </w:p>
         </w:tc>
@@ -7382,113 +7382,113 @@
                 <w:szCs w:val="22"/>
                 <w:color w:val="000000"/>
               </w:rPr>
-              <w:t xml:space="preserve">0.00</w:t>
-            </w:r>
-          </w:p>
-        </w:tc>
-        <w:tc>
-          <w:tcPr>
-            <w:tcBorders>
-              <w:bottom w:val="none" w:sz="0" w:space="0" w:color="000000"/>
-              <w:top w:val="none" w:sz="0" w:space="0" w:color="000000"/>
-              <w:left w:val="none" w:sz="0" w:space="0" w:color="000000"/>
-              <w:right w:val="none" w:sz="0" w:space="0" w:color="000000"/>
-            </w:tcBorders>
-            <w:shd w:val="clear" w:color="auto" w:fill="FFFFFF"/>
-            <w:tcMar>
-              <w:top w:w="0" w:type="dxa"/>
-              <w:bottom w:w="0" w:type="dxa"/>
-              <w:left w:w="0" w:type="dxa"/>
-              <w:right w:w="0" w:type="dxa"/>
-            </w:tcMar>
-            <w:vAlign w:val="top"/>
-          </w:tcPr>
-          <w:p>
-            <w:pPr>
-              <w:pStyle w:val="Normal"/>
-              <w:jc w:val="center"/>
-              <w:pBdr>
-                <w:bottom w:val="none" w:sz="0" w:space="0" w:color="000000"/>
-                <w:top w:val="none" w:sz="0" w:space="0" w:color="000000"/>
-                <w:left w:val="none" w:sz="0" w:space="0" w:color="000000"/>
-                <w:right w:val="none" w:sz="0" w:space="0" w:color="000000"/>
-              </w:pBdr>
-              <w:spacing w:after="100" w:before="100" w:line="240"/>
-              <w:ind w:left="100" w:right="100" w:firstLine="0" w:firstLineChars="0"/>
-              <w:rPr>
-                <w:rFonts w:ascii="Helvetica" w:hAnsi="Helvetica" w:eastAsia="Helvetica" w:cs="Helvetica"/>
-                <w:i w:val="false"/>
-                <w:b w:val="false"/>
-                <w:u w:val="none"/>
-                <w:sz w:val="22"/>
-                <w:szCs w:val="22"/>
-                <w:color w:val="000000"/>
-              </w:rPr>
-            </w:pPr>
-            <w:r>
-              <w:rPr>
-                <w:rFonts w:ascii="Helvetica" w:hAnsi="Helvetica" w:eastAsia="Helvetica" w:cs="Helvetica"/>
-                <w:i w:val="false"/>
-                <w:b w:val="false"/>
-                <w:u w:val="none"/>
-                <w:sz w:val="22"/>
-                <w:szCs w:val="22"/>
-                <w:color w:val="000000"/>
-              </w:rPr>
-              <w:t xml:space="preserve">0.00, 0.16</w:t>
-            </w:r>
-          </w:p>
-        </w:tc>
-        <w:tc>
-          <w:tcPr>
-            <w:tcBorders>
-              <w:bottom w:val="none" w:sz="0" w:space="0" w:color="000000"/>
-              <w:top w:val="none" w:sz="0" w:space="0" w:color="000000"/>
-              <w:left w:val="none" w:sz="0" w:space="0" w:color="000000"/>
-              <w:right w:val="none" w:sz="0" w:space="0" w:color="000000"/>
-            </w:tcBorders>
-            <w:shd w:val="clear" w:color="auto" w:fill="FFFFFF"/>
-            <w:tcMar>
-              <w:top w:w="0" w:type="dxa"/>
-              <w:bottom w:w="0" w:type="dxa"/>
-              <w:left w:w="0" w:type="dxa"/>
-              <w:right w:w="0" w:type="dxa"/>
-            </w:tcMar>
-            <w:vAlign w:val="top"/>
-          </w:tcPr>
-          <w:p>
-            <w:pPr>
-              <w:pStyle w:val="Normal"/>
-              <w:jc w:val="center"/>
-              <w:pBdr>
-                <w:bottom w:val="none" w:sz="0" w:space="0" w:color="000000"/>
-                <w:top w:val="none" w:sz="0" w:space="0" w:color="000000"/>
-                <w:left w:val="none" w:sz="0" w:space="0" w:color="000000"/>
-                <w:right w:val="none" w:sz="0" w:space="0" w:color="000000"/>
-              </w:pBdr>
-              <w:spacing w:after="100" w:before="100" w:line="240"/>
-              <w:ind w:left="100" w:right="100" w:firstLine="0" w:firstLineChars="0"/>
-              <w:rPr>
-                <w:rFonts w:ascii="Helvetica" w:hAnsi="Helvetica" w:eastAsia="Helvetica" w:cs="Helvetica"/>
-                <w:i w:val="false"/>
-                <w:b w:val="false"/>
-                <w:u w:val="none"/>
-                <w:sz w:val="22"/>
-                <w:szCs w:val="22"/>
-                <w:color w:val="000000"/>
-              </w:rPr>
-            </w:pPr>
-            <w:r>
-              <w:rPr>
-                <w:rFonts w:ascii="Helvetica" w:hAnsi="Helvetica" w:eastAsia="Helvetica" w:cs="Helvetica"/>
-                <w:i w:val="false"/>
-                <w:b w:val="false"/>
-                <w:u w:val="none"/>
-                <w:sz w:val="22"/>
-                <w:szCs w:val="22"/>
-                <w:color w:val="000000"/>
-              </w:rPr>
-              <w:t xml:space="preserve">0.004</w:t>
+              <w:t xml:space="preserve">0.01</w:t>
+            </w:r>
+          </w:p>
+        </w:tc>
+        <w:tc>
+          <w:tcPr>
+            <w:tcBorders>
+              <w:bottom w:val="none" w:sz="0" w:space="0" w:color="000000"/>
+              <w:top w:val="none" w:sz="0" w:space="0" w:color="000000"/>
+              <w:left w:val="none" w:sz="0" w:space="0" w:color="000000"/>
+              <w:right w:val="none" w:sz="0" w:space="0" w:color="000000"/>
+            </w:tcBorders>
+            <w:shd w:val="clear" w:color="auto" w:fill="FFFFFF"/>
+            <w:tcMar>
+              <w:top w:w="0" w:type="dxa"/>
+              <w:bottom w:w="0" w:type="dxa"/>
+              <w:left w:w="0" w:type="dxa"/>
+              <w:right w:w="0" w:type="dxa"/>
+            </w:tcMar>
+            <w:vAlign w:val="top"/>
+          </w:tcPr>
+          <w:p>
+            <w:pPr>
+              <w:pStyle w:val="Normal"/>
+              <w:jc w:val="center"/>
+              <w:pBdr>
+                <w:bottom w:val="none" w:sz="0" w:space="0" w:color="000000"/>
+                <w:top w:val="none" w:sz="0" w:space="0" w:color="000000"/>
+                <w:left w:val="none" w:sz="0" w:space="0" w:color="000000"/>
+                <w:right w:val="none" w:sz="0" w:space="0" w:color="000000"/>
+              </w:pBdr>
+              <w:spacing w:after="100" w:before="100" w:line="240"/>
+              <w:ind w:left="100" w:right="100" w:firstLine="0" w:firstLineChars="0"/>
+              <w:rPr>
+                <w:rFonts w:ascii="Helvetica" w:hAnsi="Helvetica" w:eastAsia="Helvetica" w:cs="Helvetica"/>
+                <w:i w:val="false"/>
+                <w:b w:val="false"/>
+                <w:u w:val="none"/>
+                <w:sz w:val="22"/>
+                <w:szCs w:val="22"/>
+                <w:color w:val="000000"/>
+              </w:rPr>
+            </w:pPr>
+            <w:r>
+              <w:rPr>
+                <w:rFonts w:ascii="Helvetica" w:hAnsi="Helvetica" w:eastAsia="Helvetica" w:cs="Helvetica"/>
+                <w:i w:val="false"/>
+                <w:b w:val="false"/>
+                <w:u w:val="none"/>
+                <w:sz w:val="22"/>
+                <w:szCs w:val="22"/>
+                <w:color w:val="000000"/>
+              </w:rPr>
+              <w:t xml:space="preserve">0.00, 0.38</w:t>
+            </w:r>
+          </w:p>
+        </w:tc>
+        <w:tc>
+          <w:tcPr>
+            <w:tcBorders>
+              <w:bottom w:val="none" w:sz="0" w:space="0" w:color="000000"/>
+              <w:top w:val="none" w:sz="0" w:space="0" w:color="000000"/>
+              <w:left w:val="none" w:sz="0" w:space="0" w:color="000000"/>
+              <w:right w:val="none" w:sz="0" w:space="0" w:color="000000"/>
+            </w:tcBorders>
+            <w:shd w:val="clear" w:color="auto" w:fill="FFFFFF"/>
+            <w:tcMar>
+              <w:top w:w="0" w:type="dxa"/>
+              <w:bottom w:w="0" w:type="dxa"/>
+              <w:left w:w="0" w:type="dxa"/>
+              <w:right w:w="0" w:type="dxa"/>
+            </w:tcMar>
+            <w:vAlign w:val="top"/>
+          </w:tcPr>
+          <w:p>
+            <w:pPr>
+              <w:pStyle w:val="Normal"/>
+              <w:jc w:val="center"/>
+              <w:pBdr>
+                <w:bottom w:val="none" w:sz="0" w:space="0" w:color="000000"/>
+                <w:top w:val="none" w:sz="0" w:space="0" w:color="000000"/>
+                <w:left w:val="none" w:sz="0" w:space="0" w:color="000000"/>
+                <w:right w:val="none" w:sz="0" w:space="0" w:color="000000"/>
+              </w:pBdr>
+              <w:spacing w:after="100" w:before="100" w:line="240"/>
+              <w:ind w:left="100" w:right="100" w:firstLine="0" w:firstLineChars="0"/>
+              <w:rPr>
+                <w:rFonts w:ascii="Helvetica" w:hAnsi="Helvetica" w:eastAsia="Helvetica" w:cs="Helvetica"/>
+                <w:i w:val="false"/>
+                <w:b w:val="false"/>
+                <w:u w:val="none"/>
+                <w:sz w:val="22"/>
+                <w:szCs w:val="22"/>
+                <w:color w:val="000000"/>
+              </w:rPr>
+            </w:pPr>
+            <w:r>
+              <w:rPr>
+                <w:rFonts w:ascii="Helvetica" w:hAnsi="Helvetica" w:eastAsia="Helvetica" w:cs="Helvetica"/>
+                <w:i w:val="false"/>
+                <w:b w:val="false"/>
+                <w:u w:val="none"/>
+                <w:sz w:val="22"/>
+                <w:szCs w:val="22"/>
+                <w:color w:val="000000"/>
+              </w:rPr>
+              <w:t xml:space="preserve">0.014</w:t>
             </w:r>
           </w:p>
         </w:tc>
@@ -7865,113 +7865,113 @@
                 <w:szCs w:val="22"/>
                 <w:color w:val="000000"/>
               </w:rPr>
-              <w:t xml:space="preserve">0.04</w:t>
-            </w:r>
-          </w:p>
-        </w:tc>
-        <w:tc>
-          <w:tcPr>
-            <w:tcBorders>
-              <w:bottom w:val="none" w:sz="0" w:space="0" w:color="000000"/>
-              <w:top w:val="none" w:sz="0" w:space="0" w:color="000000"/>
-              <w:left w:val="none" w:sz="0" w:space="0" w:color="000000"/>
-              <w:right w:val="none" w:sz="0" w:space="0" w:color="000000"/>
-            </w:tcBorders>
-            <w:shd w:val="clear" w:color="auto" w:fill="FFFFFF"/>
-            <w:tcMar>
-              <w:top w:w="0" w:type="dxa"/>
-              <w:bottom w:w="0" w:type="dxa"/>
-              <w:left w:w="0" w:type="dxa"/>
-              <w:right w:w="0" w:type="dxa"/>
-            </w:tcMar>
-            <w:vAlign w:val="top"/>
-          </w:tcPr>
-          <w:p>
-            <w:pPr>
-              <w:pStyle w:val="Normal"/>
-              <w:jc w:val="center"/>
-              <w:pBdr>
-                <w:bottom w:val="none" w:sz="0" w:space="0" w:color="000000"/>
-                <w:top w:val="none" w:sz="0" w:space="0" w:color="000000"/>
-                <w:left w:val="none" w:sz="0" w:space="0" w:color="000000"/>
-                <w:right w:val="none" w:sz="0" w:space="0" w:color="000000"/>
-              </w:pBdr>
-              <w:spacing w:after="100" w:before="100" w:line="240"/>
-              <w:ind w:left="100" w:right="100" w:firstLine="0" w:firstLineChars="0"/>
-              <w:rPr>
-                <w:rFonts w:ascii="Helvetica" w:hAnsi="Helvetica" w:eastAsia="Helvetica" w:cs="Helvetica"/>
-                <w:i w:val="false"/>
-                <w:b w:val="false"/>
-                <w:u w:val="none"/>
-                <w:sz w:val="22"/>
-                <w:szCs w:val="22"/>
-                <w:color w:val="000000"/>
-              </w:rPr>
-            </w:pPr>
-            <w:r>
-              <w:rPr>
-                <w:rFonts w:ascii="Helvetica" w:hAnsi="Helvetica" w:eastAsia="Helvetica" w:cs="Helvetica"/>
-                <w:i w:val="false"/>
-                <w:b w:val="false"/>
-                <w:u w:val="none"/>
-                <w:sz w:val="22"/>
-                <w:szCs w:val="22"/>
-                <w:color w:val="000000"/>
-              </w:rPr>
-              <w:t xml:space="preserve">0.00, 1.62</w:t>
-            </w:r>
-          </w:p>
-        </w:tc>
-        <w:tc>
-          <w:tcPr>
-            <w:tcBorders>
-              <w:bottom w:val="none" w:sz="0" w:space="0" w:color="000000"/>
-              <w:top w:val="none" w:sz="0" w:space="0" w:color="000000"/>
-              <w:left w:val="none" w:sz="0" w:space="0" w:color="000000"/>
-              <w:right w:val="none" w:sz="0" w:space="0" w:color="000000"/>
-            </w:tcBorders>
-            <w:shd w:val="clear" w:color="auto" w:fill="FFFFFF"/>
-            <w:tcMar>
-              <w:top w:w="0" w:type="dxa"/>
-              <w:bottom w:w="0" w:type="dxa"/>
-              <w:left w:w="0" w:type="dxa"/>
-              <w:right w:w="0" w:type="dxa"/>
-            </w:tcMar>
-            <w:vAlign w:val="top"/>
-          </w:tcPr>
-          <w:p>
-            <w:pPr>
-              <w:pStyle w:val="Normal"/>
-              <w:jc w:val="center"/>
-              <w:pBdr>
-                <w:bottom w:val="none" w:sz="0" w:space="0" w:color="000000"/>
-                <w:top w:val="none" w:sz="0" w:space="0" w:color="000000"/>
-                <w:left w:val="none" w:sz="0" w:space="0" w:color="000000"/>
-                <w:right w:val="none" w:sz="0" w:space="0" w:color="000000"/>
-              </w:pBdr>
-              <w:spacing w:after="100" w:before="100" w:line="240"/>
-              <w:ind w:left="100" w:right="100" w:firstLine="0" w:firstLineChars="0"/>
-              <w:rPr>
-                <w:rFonts w:ascii="Helvetica" w:hAnsi="Helvetica" w:eastAsia="Helvetica" w:cs="Helvetica"/>
-                <w:i w:val="false"/>
-                <w:b w:val="false"/>
-                <w:u w:val="none"/>
-                <w:sz w:val="22"/>
-                <w:szCs w:val="22"/>
-                <w:color w:val="000000"/>
-              </w:rPr>
-            </w:pPr>
-            <w:r>
-              <w:rPr>
-                <w:rFonts w:ascii="Helvetica" w:hAnsi="Helvetica" w:eastAsia="Helvetica" w:cs="Helvetica"/>
-                <w:i w:val="false"/>
-                <w:b w:val="false"/>
-                <w:u w:val="none"/>
-                <w:sz w:val="22"/>
-                <w:szCs w:val="22"/>
-                <w:color w:val="000000"/>
-              </w:rPr>
-              <w:t xml:space="preserve">0.088</w:t>
+              <w:t xml:space="preserve">0.05</w:t>
+            </w:r>
+          </w:p>
+        </w:tc>
+        <w:tc>
+          <w:tcPr>
+            <w:tcBorders>
+              <w:bottom w:val="none" w:sz="0" w:space="0" w:color="000000"/>
+              <w:top w:val="none" w:sz="0" w:space="0" w:color="000000"/>
+              <w:left w:val="none" w:sz="0" w:space="0" w:color="000000"/>
+              <w:right w:val="none" w:sz="0" w:space="0" w:color="000000"/>
+            </w:tcBorders>
+            <w:shd w:val="clear" w:color="auto" w:fill="FFFFFF"/>
+            <w:tcMar>
+              <w:top w:w="0" w:type="dxa"/>
+              <w:bottom w:w="0" w:type="dxa"/>
+              <w:left w:w="0" w:type="dxa"/>
+              <w:right w:w="0" w:type="dxa"/>
+            </w:tcMar>
+            <w:vAlign w:val="top"/>
+          </w:tcPr>
+          <w:p>
+            <w:pPr>
+              <w:pStyle w:val="Normal"/>
+              <w:jc w:val="center"/>
+              <w:pBdr>
+                <w:bottom w:val="none" w:sz="0" w:space="0" w:color="000000"/>
+                <w:top w:val="none" w:sz="0" w:space="0" w:color="000000"/>
+                <w:left w:val="none" w:sz="0" w:space="0" w:color="000000"/>
+                <w:right w:val="none" w:sz="0" w:space="0" w:color="000000"/>
+              </w:pBdr>
+              <w:spacing w:after="100" w:before="100" w:line="240"/>
+              <w:ind w:left="100" w:right="100" w:firstLine="0" w:firstLineChars="0"/>
+              <w:rPr>
+                <w:rFonts w:ascii="Helvetica" w:hAnsi="Helvetica" w:eastAsia="Helvetica" w:cs="Helvetica"/>
+                <w:i w:val="false"/>
+                <w:b w:val="false"/>
+                <w:u w:val="none"/>
+                <w:sz w:val="22"/>
+                <w:szCs w:val="22"/>
+                <w:color w:val="000000"/>
+              </w:rPr>
+            </w:pPr>
+            <w:r>
+              <w:rPr>
+                <w:rFonts w:ascii="Helvetica" w:hAnsi="Helvetica" w:eastAsia="Helvetica" w:cs="Helvetica"/>
+                <w:i w:val="false"/>
+                <w:b w:val="false"/>
+                <w:u w:val="none"/>
+                <w:sz w:val="22"/>
+                <w:szCs w:val="22"/>
+                <w:color w:val="000000"/>
+              </w:rPr>
+              <w:t xml:space="preserve">0.00, 1.20</w:t>
+            </w:r>
+          </w:p>
+        </w:tc>
+        <w:tc>
+          <w:tcPr>
+            <w:tcBorders>
+              <w:bottom w:val="none" w:sz="0" w:space="0" w:color="000000"/>
+              <w:top w:val="none" w:sz="0" w:space="0" w:color="000000"/>
+              <w:left w:val="none" w:sz="0" w:space="0" w:color="000000"/>
+              <w:right w:val="none" w:sz="0" w:space="0" w:color="000000"/>
+            </w:tcBorders>
+            <w:shd w:val="clear" w:color="auto" w:fill="FFFFFF"/>
+            <w:tcMar>
+              <w:top w:w="0" w:type="dxa"/>
+              <w:bottom w:w="0" w:type="dxa"/>
+              <w:left w:w="0" w:type="dxa"/>
+              <w:right w:w="0" w:type="dxa"/>
+            </w:tcMar>
+            <w:vAlign w:val="top"/>
+          </w:tcPr>
+          <w:p>
+            <w:pPr>
+              <w:pStyle w:val="Normal"/>
+              <w:jc w:val="center"/>
+              <w:pBdr>
+                <w:bottom w:val="none" w:sz="0" w:space="0" w:color="000000"/>
+                <w:top w:val="none" w:sz="0" w:space="0" w:color="000000"/>
+                <w:left w:val="none" w:sz="0" w:space="0" w:color="000000"/>
+                <w:right w:val="none" w:sz="0" w:space="0" w:color="000000"/>
+              </w:pBdr>
+              <w:spacing w:after="100" w:before="100" w:line="240"/>
+              <w:ind w:left="100" w:right="100" w:firstLine="0" w:firstLineChars="0"/>
+              <w:rPr>
+                <w:rFonts w:ascii="Helvetica" w:hAnsi="Helvetica" w:eastAsia="Helvetica" w:cs="Helvetica"/>
+                <w:i w:val="false"/>
+                <w:b w:val="false"/>
+                <w:u w:val="none"/>
+                <w:sz w:val="22"/>
+                <w:szCs w:val="22"/>
+                <w:color w:val="000000"/>
+              </w:rPr>
+            </w:pPr>
+            <w:r>
+              <w:rPr>
+                <w:rFonts w:ascii="Helvetica" w:hAnsi="Helvetica" w:eastAsia="Helvetica" w:cs="Helvetica"/>
+                <w:i w:val="false"/>
+                <w:b w:val="false"/>
+                <w:u w:val="none"/>
+                <w:sz w:val="22"/>
+                <w:szCs w:val="22"/>
+                <w:color w:val="000000"/>
+              </w:rPr>
+              <w:t xml:space="preserve">0.064</w:t>
             </w:r>
           </w:p>
         </w:tc>
@@ -8401,60 +8401,60 @@
                 <w:szCs w:val="22"/>
                 <w:color w:val="000000"/>
               </w:rPr>
-              <w:t xml:space="preserve">0.00, 0.73</w:t>
-            </w:r>
-          </w:p>
-        </w:tc>
-        <w:tc>
-          <w:tcPr>
-            <w:tcBorders>
-              <w:bottom w:val="none" w:sz="0" w:space="0" w:color="000000"/>
-              <w:top w:val="none" w:sz="0" w:space="0" w:color="000000"/>
-              <w:left w:val="none" w:sz="0" w:space="0" w:color="000000"/>
-              <w:right w:val="none" w:sz="0" w:space="0" w:color="000000"/>
-            </w:tcBorders>
-            <w:shd w:val="clear" w:color="auto" w:fill="FFFFFF"/>
-            <w:tcMar>
-              <w:top w:w="0" w:type="dxa"/>
-              <w:bottom w:w="0" w:type="dxa"/>
-              <w:left w:w="0" w:type="dxa"/>
-              <w:right w:w="0" w:type="dxa"/>
-            </w:tcMar>
-            <w:vAlign w:val="top"/>
-          </w:tcPr>
-          <w:p>
-            <w:pPr>
-              <w:pStyle w:val="Normal"/>
-              <w:jc w:val="center"/>
-              <w:pBdr>
-                <w:bottom w:val="none" w:sz="0" w:space="0" w:color="000000"/>
-                <w:top w:val="none" w:sz="0" w:space="0" w:color="000000"/>
-                <w:left w:val="none" w:sz="0" w:space="0" w:color="000000"/>
-                <w:right w:val="none" w:sz="0" w:space="0" w:color="000000"/>
-              </w:pBdr>
-              <w:spacing w:after="100" w:before="100" w:line="240"/>
-              <w:ind w:left="100" w:right="100" w:firstLine="0" w:firstLineChars="0"/>
-              <w:rPr>
-                <w:rFonts w:ascii="Helvetica" w:hAnsi="Helvetica" w:eastAsia="Helvetica" w:cs="Helvetica"/>
-                <w:i w:val="false"/>
-                <w:b w:val="false"/>
-                <w:u w:val="none"/>
-                <w:sz w:val="22"/>
-                <w:szCs w:val="22"/>
-                <w:color w:val="000000"/>
-              </w:rPr>
-            </w:pPr>
-            <w:r>
-              <w:rPr>
-                <w:rFonts w:ascii="Helvetica" w:hAnsi="Helvetica" w:eastAsia="Helvetica" w:cs="Helvetica"/>
-                <w:i w:val="false"/>
-                <w:b w:val="false"/>
-                <w:u w:val="none"/>
-                <w:sz w:val="22"/>
-                <w:szCs w:val="22"/>
-                <w:color w:val="000000"/>
-              </w:rPr>
-              <w:t xml:space="preserve">0.035</w:t>
+              <w:t xml:space="preserve">0.00, 1.06</w:t>
+            </w:r>
+          </w:p>
+        </w:tc>
+        <w:tc>
+          <w:tcPr>
+            <w:tcBorders>
+              <w:bottom w:val="none" w:sz="0" w:space="0" w:color="000000"/>
+              <w:top w:val="none" w:sz="0" w:space="0" w:color="000000"/>
+              <w:left w:val="none" w:sz="0" w:space="0" w:color="000000"/>
+              <w:right w:val="none" w:sz="0" w:space="0" w:color="000000"/>
+            </w:tcBorders>
+            <w:shd w:val="clear" w:color="auto" w:fill="FFFFFF"/>
+            <w:tcMar>
+              <w:top w:w="0" w:type="dxa"/>
+              <w:bottom w:w="0" w:type="dxa"/>
+              <w:left w:w="0" w:type="dxa"/>
+              <w:right w:w="0" w:type="dxa"/>
+            </w:tcMar>
+            <w:vAlign w:val="top"/>
+          </w:tcPr>
+          <w:p>
+            <w:pPr>
+              <w:pStyle w:val="Normal"/>
+              <w:jc w:val="center"/>
+              <w:pBdr>
+                <w:bottom w:val="none" w:sz="0" w:space="0" w:color="000000"/>
+                <w:top w:val="none" w:sz="0" w:space="0" w:color="000000"/>
+                <w:left w:val="none" w:sz="0" w:space="0" w:color="000000"/>
+                <w:right w:val="none" w:sz="0" w:space="0" w:color="000000"/>
+              </w:pBdr>
+              <w:spacing w:after="100" w:before="100" w:line="240"/>
+              <w:ind w:left="100" w:right="100" w:firstLine="0" w:firstLineChars="0"/>
+              <w:rPr>
+                <w:rFonts w:ascii="Helvetica" w:hAnsi="Helvetica" w:eastAsia="Helvetica" w:cs="Helvetica"/>
+                <w:i w:val="false"/>
+                <w:b w:val="false"/>
+                <w:u w:val="none"/>
+                <w:sz w:val="22"/>
+                <w:szCs w:val="22"/>
+                <w:color w:val="000000"/>
+              </w:rPr>
+            </w:pPr>
+            <w:r>
+              <w:rPr>
+                <w:rFonts w:ascii="Helvetica" w:hAnsi="Helvetica" w:eastAsia="Helvetica" w:cs="Helvetica"/>
+                <w:i w:val="false"/>
+                <w:b w:val="false"/>
+                <w:u w:val="none"/>
+                <w:sz w:val="22"/>
+                <w:szCs w:val="22"/>
+                <w:color w:val="000000"/>
+              </w:rPr>
+              <w:t xml:space="preserve">0.053</w:t>
             </w:r>
           </w:p>
         </w:tc>
@@ -8831,113 +8831,113 @@
                 <w:szCs w:val="22"/>
                 <w:color w:val="000000"/>
               </w:rPr>
-              <w:t xml:space="preserve">0.00</w:t>
-            </w:r>
-          </w:p>
-        </w:tc>
-        <w:tc>
-          <w:tcPr>
-            <w:tcBorders>
-              <w:bottom w:val="none" w:sz="0" w:space="0" w:color="000000"/>
-              <w:top w:val="none" w:sz="0" w:space="0" w:color="000000"/>
-              <w:left w:val="none" w:sz="0" w:space="0" w:color="000000"/>
-              <w:right w:val="none" w:sz="0" w:space="0" w:color="000000"/>
-            </w:tcBorders>
-            <w:shd w:val="clear" w:color="auto" w:fill="FFFFFF"/>
-            <w:tcMar>
-              <w:top w:w="0" w:type="dxa"/>
-              <w:bottom w:w="0" w:type="dxa"/>
-              <w:left w:w="0" w:type="dxa"/>
-              <w:right w:w="0" w:type="dxa"/>
-            </w:tcMar>
-            <w:vAlign w:val="top"/>
-          </w:tcPr>
-          <w:p>
-            <w:pPr>
-              <w:pStyle w:val="Normal"/>
-              <w:jc w:val="center"/>
-              <w:pBdr>
-                <w:bottom w:val="none" w:sz="0" w:space="0" w:color="000000"/>
-                <w:top w:val="none" w:sz="0" w:space="0" w:color="000000"/>
-                <w:left w:val="none" w:sz="0" w:space="0" w:color="000000"/>
-                <w:right w:val="none" w:sz="0" w:space="0" w:color="000000"/>
-              </w:pBdr>
-              <w:spacing w:after="100" w:before="100" w:line="240"/>
-              <w:ind w:left="100" w:right="100" w:firstLine="0" w:firstLineChars="0"/>
-              <w:rPr>
-                <w:rFonts w:ascii="Helvetica" w:hAnsi="Helvetica" w:eastAsia="Helvetica" w:cs="Helvetica"/>
-                <w:i w:val="false"/>
-                <w:b w:val="false"/>
-                <w:u w:val="none"/>
-                <w:sz w:val="22"/>
-                <w:szCs w:val="22"/>
-                <w:color w:val="000000"/>
-              </w:rPr>
-            </w:pPr>
-            <w:r>
-              <w:rPr>
-                <w:rFonts w:ascii="Helvetica" w:hAnsi="Helvetica" w:eastAsia="Helvetica" w:cs="Helvetica"/>
-                <w:i w:val="false"/>
-                <w:b w:val="false"/>
-                <w:u w:val="none"/>
-                <w:sz w:val="22"/>
-                <w:szCs w:val="22"/>
-                <w:color w:val="000000"/>
-              </w:rPr>
-              <w:t xml:space="preserve">0.00, 0.21</w:t>
-            </w:r>
-          </w:p>
-        </w:tc>
-        <w:tc>
-          <w:tcPr>
-            <w:tcBorders>
-              <w:bottom w:val="none" w:sz="0" w:space="0" w:color="000000"/>
-              <w:top w:val="none" w:sz="0" w:space="0" w:color="000000"/>
-              <w:left w:val="none" w:sz="0" w:space="0" w:color="000000"/>
-              <w:right w:val="none" w:sz="0" w:space="0" w:color="000000"/>
-            </w:tcBorders>
-            <w:shd w:val="clear" w:color="auto" w:fill="FFFFFF"/>
-            <w:tcMar>
-              <w:top w:w="0" w:type="dxa"/>
-              <w:bottom w:w="0" w:type="dxa"/>
-              <w:left w:w="0" w:type="dxa"/>
-              <w:right w:w="0" w:type="dxa"/>
-            </w:tcMar>
-            <w:vAlign w:val="top"/>
-          </w:tcPr>
-          <w:p>
-            <w:pPr>
-              <w:pStyle w:val="Normal"/>
-              <w:jc w:val="center"/>
-              <w:pBdr>
-                <w:bottom w:val="none" w:sz="0" w:space="0" w:color="000000"/>
-                <w:top w:val="none" w:sz="0" w:space="0" w:color="000000"/>
-                <w:left w:val="none" w:sz="0" w:space="0" w:color="000000"/>
-                <w:right w:val="none" w:sz="0" w:space="0" w:color="000000"/>
-              </w:pBdr>
-              <w:spacing w:after="100" w:before="100" w:line="240"/>
-              <w:ind w:left="100" w:right="100" w:firstLine="0" w:firstLineChars="0"/>
-              <w:rPr>
-                <w:rFonts w:ascii="Helvetica" w:hAnsi="Helvetica" w:eastAsia="Helvetica" w:cs="Helvetica"/>
-                <w:i w:val="false"/>
-                <w:b w:val="false"/>
-                <w:u w:val="none"/>
-                <w:sz w:val="22"/>
-                <w:szCs w:val="22"/>
-                <w:color w:val="000000"/>
-              </w:rPr>
-            </w:pPr>
-            <w:r>
-              <w:rPr>
-                <w:rFonts w:ascii="Helvetica" w:hAnsi="Helvetica" w:eastAsia="Helvetica" w:cs="Helvetica"/>
-                <w:i w:val="false"/>
-                <w:b w:val="false"/>
-                <w:u w:val="none"/>
-                <w:sz w:val="22"/>
-                <w:szCs w:val="22"/>
-                <w:color w:val="000000"/>
-              </w:rPr>
-              <w:t xml:space="preserve">0.006</w:t>
+              <w:t xml:space="preserve">0.01</w:t>
+            </w:r>
+          </w:p>
+        </w:tc>
+        <w:tc>
+          <w:tcPr>
+            <w:tcBorders>
+              <w:bottom w:val="none" w:sz="0" w:space="0" w:color="000000"/>
+              <w:top w:val="none" w:sz="0" w:space="0" w:color="000000"/>
+              <w:left w:val="none" w:sz="0" w:space="0" w:color="000000"/>
+              <w:right w:val="none" w:sz="0" w:space="0" w:color="000000"/>
+            </w:tcBorders>
+            <w:shd w:val="clear" w:color="auto" w:fill="FFFFFF"/>
+            <w:tcMar>
+              <w:top w:w="0" w:type="dxa"/>
+              <w:bottom w:w="0" w:type="dxa"/>
+              <w:left w:w="0" w:type="dxa"/>
+              <w:right w:w="0" w:type="dxa"/>
+            </w:tcMar>
+            <w:vAlign w:val="top"/>
+          </w:tcPr>
+          <w:p>
+            <w:pPr>
+              <w:pStyle w:val="Normal"/>
+              <w:jc w:val="center"/>
+              <w:pBdr>
+                <w:bottom w:val="none" w:sz="0" w:space="0" w:color="000000"/>
+                <w:top w:val="none" w:sz="0" w:space="0" w:color="000000"/>
+                <w:left w:val="none" w:sz="0" w:space="0" w:color="000000"/>
+                <w:right w:val="none" w:sz="0" w:space="0" w:color="000000"/>
+              </w:pBdr>
+              <w:spacing w:after="100" w:before="100" w:line="240"/>
+              <w:ind w:left="100" w:right="100" w:firstLine="0" w:firstLineChars="0"/>
+              <w:rPr>
+                <w:rFonts w:ascii="Helvetica" w:hAnsi="Helvetica" w:eastAsia="Helvetica" w:cs="Helvetica"/>
+                <w:i w:val="false"/>
+                <w:b w:val="false"/>
+                <w:u w:val="none"/>
+                <w:sz w:val="22"/>
+                <w:szCs w:val="22"/>
+                <w:color w:val="000000"/>
+              </w:rPr>
+            </w:pPr>
+            <w:r>
+              <w:rPr>
+                <w:rFonts w:ascii="Helvetica" w:hAnsi="Helvetica" w:eastAsia="Helvetica" w:cs="Helvetica"/>
+                <w:i w:val="false"/>
+                <w:b w:val="false"/>
+                <w:u w:val="none"/>
+                <w:sz w:val="22"/>
+                <w:szCs w:val="22"/>
+                <w:color w:val="000000"/>
+              </w:rPr>
+              <w:t xml:space="preserve">0.00, 0.28</w:t>
+            </w:r>
+          </w:p>
+        </w:tc>
+        <w:tc>
+          <w:tcPr>
+            <w:tcBorders>
+              <w:bottom w:val="none" w:sz="0" w:space="0" w:color="000000"/>
+              <w:top w:val="none" w:sz="0" w:space="0" w:color="000000"/>
+              <w:left w:val="none" w:sz="0" w:space="0" w:color="000000"/>
+              <w:right w:val="none" w:sz="0" w:space="0" w:color="000000"/>
+            </w:tcBorders>
+            <w:shd w:val="clear" w:color="auto" w:fill="FFFFFF"/>
+            <w:tcMar>
+              <w:top w:w="0" w:type="dxa"/>
+              <w:bottom w:w="0" w:type="dxa"/>
+              <w:left w:w="0" w:type="dxa"/>
+              <w:right w:w="0" w:type="dxa"/>
+            </w:tcMar>
+            <w:vAlign w:val="top"/>
+          </w:tcPr>
+          <w:p>
+            <w:pPr>
+              <w:pStyle w:val="Normal"/>
+              <w:jc w:val="center"/>
+              <w:pBdr>
+                <w:bottom w:val="none" w:sz="0" w:space="0" w:color="000000"/>
+                <w:top w:val="none" w:sz="0" w:space="0" w:color="000000"/>
+                <w:left w:val="none" w:sz="0" w:space="0" w:color="000000"/>
+                <w:right w:val="none" w:sz="0" w:space="0" w:color="000000"/>
+              </w:pBdr>
+              <w:spacing w:after="100" w:before="100" w:line="240"/>
+              <w:ind w:left="100" w:right="100" w:firstLine="0" w:firstLineChars="0"/>
+              <w:rPr>
+                <w:rFonts w:ascii="Helvetica" w:hAnsi="Helvetica" w:eastAsia="Helvetica" w:cs="Helvetica"/>
+                <w:i w:val="false"/>
+                <w:b w:val="false"/>
+                <w:u w:val="none"/>
+                <w:sz w:val="22"/>
+                <w:szCs w:val="22"/>
+                <w:color w:val="000000"/>
+              </w:rPr>
+            </w:pPr>
+            <w:r>
+              <w:rPr>
+                <w:rFonts w:ascii="Helvetica" w:hAnsi="Helvetica" w:eastAsia="Helvetica" w:cs="Helvetica"/>
+                <w:i w:val="false"/>
+                <w:b w:val="false"/>
+                <w:u w:val="none"/>
+                <w:sz w:val="22"/>
+                <w:szCs w:val="22"/>
+                <w:color w:val="000000"/>
+              </w:rPr>
+              <w:t xml:space="preserve">0.008</w:t>
             </w:r>
           </w:p>
         </w:tc>
@@ -11246,113 +11246,113 @@
                 <w:szCs w:val="22"/>
                 <w:color w:val="000000"/>
               </w:rPr>
-              <w:t xml:space="preserve">147</w:t>
-            </w:r>
-          </w:p>
-        </w:tc>
-        <w:tc>
-          <w:tcPr>
-            <w:tcBorders>
-              <w:bottom w:val="none" w:sz="0" w:space="0" w:color="000000"/>
-              <w:top w:val="none" w:sz="0" w:space="0" w:color="000000"/>
-              <w:left w:val="none" w:sz="0" w:space="0" w:color="000000"/>
-              <w:right w:val="none" w:sz="0" w:space="0" w:color="000000"/>
-            </w:tcBorders>
-            <w:shd w:val="clear" w:color="auto" w:fill="FFFFFF"/>
-            <w:tcMar>
-              <w:top w:w="0" w:type="dxa"/>
-              <w:bottom w:w="0" w:type="dxa"/>
-              <w:left w:w="0" w:type="dxa"/>
-              <w:right w:w="0" w:type="dxa"/>
-            </w:tcMar>
-            <w:vAlign w:val="top"/>
-          </w:tcPr>
-          <w:p>
-            <w:pPr>
-              <w:pStyle w:val="Normal"/>
-              <w:jc w:val="center"/>
-              <w:pBdr>
-                <w:bottom w:val="none" w:sz="0" w:space="0" w:color="000000"/>
-                <w:top w:val="none" w:sz="0" w:space="0" w:color="000000"/>
-                <w:left w:val="none" w:sz="0" w:space="0" w:color="000000"/>
-                <w:right w:val="none" w:sz="0" w:space="0" w:color="000000"/>
-              </w:pBdr>
-              <w:spacing w:after="100" w:before="100" w:line="240"/>
-              <w:ind w:left="100" w:right="100" w:firstLine="0" w:firstLineChars="0"/>
-              <w:rPr>
-                <w:rFonts w:ascii="Helvetica" w:hAnsi="Helvetica" w:eastAsia="Helvetica" w:cs="Helvetica"/>
-                <w:i w:val="false"/>
-                <w:b w:val="false"/>
-                <w:u w:val="none"/>
-                <w:sz w:val="22"/>
-                <w:szCs w:val="22"/>
-                <w:color w:val="000000"/>
-              </w:rPr>
-            </w:pPr>
-            <w:r>
-              <w:rPr>
-                <w:rFonts w:ascii="Helvetica" w:hAnsi="Helvetica" w:eastAsia="Helvetica" w:cs="Helvetica"/>
-                <w:i w:val="false"/>
-                <w:b w:val="false"/>
-                <w:u w:val="none"/>
-                <w:sz w:val="22"/>
-                <w:szCs w:val="22"/>
-                <w:color w:val="000000"/>
-              </w:rPr>
-              <w:t xml:space="preserve">2.48, 8,658</w:t>
-            </w:r>
-          </w:p>
-        </w:tc>
-        <w:tc>
-          <w:tcPr>
-            <w:tcBorders>
-              <w:bottom w:val="none" w:sz="0" w:space="0" w:color="000000"/>
-              <w:top w:val="none" w:sz="0" w:space="0" w:color="000000"/>
-              <w:left w:val="none" w:sz="0" w:space="0" w:color="000000"/>
-              <w:right w:val="none" w:sz="0" w:space="0" w:color="000000"/>
-            </w:tcBorders>
-            <w:shd w:val="clear" w:color="auto" w:fill="FFFFFF"/>
-            <w:tcMar>
-              <w:top w:w="0" w:type="dxa"/>
-              <w:bottom w:w="0" w:type="dxa"/>
-              <w:left w:w="0" w:type="dxa"/>
-              <w:right w:w="0" w:type="dxa"/>
-            </w:tcMar>
-            <w:vAlign w:val="top"/>
-          </w:tcPr>
-          <w:p>
-            <w:pPr>
-              <w:pStyle w:val="Normal"/>
-              <w:jc w:val="center"/>
-              <w:pBdr>
-                <w:bottom w:val="none" w:sz="0" w:space="0" w:color="000000"/>
-                <w:top w:val="none" w:sz="0" w:space="0" w:color="000000"/>
-                <w:left w:val="none" w:sz="0" w:space="0" w:color="000000"/>
-                <w:right w:val="none" w:sz="0" w:space="0" w:color="000000"/>
-              </w:pBdr>
-              <w:spacing w:after="100" w:before="100" w:line="240"/>
-              <w:ind w:left="100" w:right="100" w:firstLine="0" w:firstLineChars="0"/>
-              <w:rPr>
-                <w:rFonts w:ascii="Helvetica" w:hAnsi="Helvetica" w:eastAsia="Helvetica" w:cs="Helvetica"/>
-                <w:i w:val="false"/>
-                <w:b w:val="false"/>
-                <w:u w:val="none"/>
-                <w:sz w:val="22"/>
-                <w:szCs w:val="22"/>
-                <w:color w:val="000000"/>
-              </w:rPr>
-            </w:pPr>
-            <w:r>
-              <w:rPr>
-                <w:rFonts w:ascii="Helvetica" w:hAnsi="Helvetica" w:eastAsia="Helvetica" w:cs="Helvetica"/>
-                <w:i w:val="false"/>
-                <w:b w:val="false"/>
-                <w:u w:val="none"/>
-                <w:sz w:val="22"/>
-                <w:szCs w:val="22"/>
-                <w:color w:val="000000"/>
-              </w:rPr>
-              <w:t xml:space="preserve">0.017</w:t>
+              <w:t xml:space="preserve">64.3</w:t>
+            </w:r>
+          </w:p>
+        </w:tc>
+        <w:tc>
+          <w:tcPr>
+            <w:tcBorders>
+              <w:bottom w:val="none" w:sz="0" w:space="0" w:color="000000"/>
+              <w:top w:val="none" w:sz="0" w:space="0" w:color="000000"/>
+              <w:left w:val="none" w:sz="0" w:space="0" w:color="000000"/>
+              <w:right w:val="none" w:sz="0" w:space="0" w:color="000000"/>
+            </w:tcBorders>
+            <w:shd w:val="clear" w:color="auto" w:fill="FFFFFF"/>
+            <w:tcMar>
+              <w:top w:w="0" w:type="dxa"/>
+              <w:bottom w:w="0" w:type="dxa"/>
+              <w:left w:w="0" w:type="dxa"/>
+              <w:right w:w="0" w:type="dxa"/>
+            </w:tcMar>
+            <w:vAlign w:val="top"/>
+          </w:tcPr>
+          <w:p>
+            <w:pPr>
+              <w:pStyle w:val="Normal"/>
+              <w:jc w:val="center"/>
+              <w:pBdr>
+                <w:bottom w:val="none" w:sz="0" w:space="0" w:color="000000"/>
+                <w:top w:val="none" w:sz="0" w:space="0" w:color="000000"/>
+                <w:left w:val="none" w:sz="0" w:space="0" w:color="000000"/>
+                <w:right w:val="none" w:sz="0" w:space="0" w:color="000000"/>
+              </w:pBdr>
+              <w:spacing w:after="100" w:before="100" w:line="240"/>
+              <w:ind w:left="100" w:right="100" w:firstLine="0" w:firstLineChars="0"/>
+              <w:rPr>
+                <w:rFonts w:ascii="Helvetica" w:hAnsi="Helvetica" w:eastAsia="Helvetica" w:cs="Helvetica"/>
+                <w:i w:val="false"/>
+                <w:b w:val="false"/>
+                <w:u w:val="none"/>
+                <w:sz w:val="22"/>
+                <w:szCs w:val="22"/>
+                <w:color w:val="000000"/>
+              </w:rPr>
+            </w:pPr>
+            <w:r>
+              <w:rPr>
+                <w:rFonts w:ascii="Helvetica" w:hAnsi="Helvetica" w:eastAsia="Helvetica" w:cs="Helvetica"/>
+                <w:i w:val="false"/>
+                <w:b w:val="false"/>
+                <w:u w:val="none"/>
+                <w:sz w:val="22"/>
+                <w:szCs w:val="22"/>
+                <w:color w:val="000000"/>
+              </w:rPr>
+              <w:t xml:space="preserve">1.29, 3,200</w:t>
+            </w:r>
+          </w:p>
+        </w:tc>
+        <w:tc>
+          <w:tcPr>
+            <w:tcBorders>
+              <w:bottom w:val="none" w:sz="0" w:space="0" w:color="000000"/>
+              <w:top w:val="none" w:sz="0" w:space="0" w:color="000000"/>
+              <w:left w:val="none" w:sz="0" w:space="0" w:color="000000"/>
+              <w:right w:val="none" w:sz="0" w:space="0" w:color="000000"/>
+            </w:tcBorders>
+            <w:shd w:val="clear" w:color="auto" w:fill="FFFFFF"/>
+            <w:tcMar>
+              <w:top w:w="0" w:type="dxa"/>
+              <w:bottom w:w="0" w:type="dxa"/>
+              <w:left w:w="0" w:type="dxa"/>
+              <w:right w:w="0" w:type="dxa"/>
+            </w:tcMar>
+            <w:vAlign w:val="top"/>
+          </w:tcPr>
+          <w:p>
+            <w:pPr>
+              <w:pStyle w:val="Normal"/>
+              <w:jc w:val="center"/>
+              <w:pBdr>
+                <w:bottom w:val="none" w:sz="0" w:space="0" w:color="000000"/>
+                <w:top w:val="none" w:sz="0" w:space="0" w:color="000000"/>
+                <w:left w:val="none" w:sz="0" w:space="0" w:color="000000"/>
+                <w:right w:val="none" w:sz="0" w:space="0" w:color="000000"/>
+              </w:pBdr>
+              <w:spacing w:after="100" w:before="100" w:line="240"/>
+              <w:ind w:left="100" w:right="100" w:firstLine="0" w:firstLineChars="0"/>
+              <w:rPr>
+                <w:rFonts w:ascii="Helvetica" w:hAnsi="Helvetica" w:eastAsia="Helvetica" w:cs="Helvetica"/>
+                <w:i w:val="false"/>
+                <w:b w:val="false"/>
+                <w:u w:val="none"/>
+                <w:sz w:val="22"/>
+                <w:szCs w:val="22"/>
+                <w:color w:val="000000"/>
+              </w:rPr>
+            </w:pPr>
+            <w:r>
+              <w:rPr>
+                <w:rFonts w:ascii="Helvetica" w:hAnsi="Helvetica" w:eastAsia="Helvetica" w:cs="Helvetica"/>
+                <w:i w:val="false"/>
+                <w:b w:val="false"/>
+                <w:u w:val="none"/>
+                <w:sz w:val="22"/>
+                <w:szCs w:val="22"/>
+                <w:color w:val="000000"/>
+              </w:rPr>
+              <w:t xml:space="preserve">0.037</w:t>
             </w:r>
           </w:p>
         </w:tc>
@@ -11729,113 +11729,113 @@
                 <w:szCs w:val="22"/>
                 <w:color w:val="000000"/>
               </w:rPr>
-              <w:t xml:space="preserve">4.03</w:t>
-            </w:r>
-          </w:p>
-        </w:tc>
-        <w:tc>
-          <w:tcPr>
-            <w:tcBorders>
-              <w:bottom w:val="none" w:sz="0" w:space="0" w:color="000000"/>
-              <w:top w:val="none" w:sz="0" w:space="0" w:color="000000"/>
-              <w:left w:val="none" w:sz="0" w:space="0" w:color="000000"/>
-              <w:right w:val="none" w:sz="0" w:space="0" w:color="000000"/>
-            </w:tcBorders>
-            <w:shd w:val="clear" w:color="auto" w:fill="FFFFFF"/>
-            <w:tcMar>
-              <w:top w:w="0" w:type="dxa"/>
-              <w:bottom w:w="0" w:type="dxa"/>
-              <w:left w:w="0" w:type="dxa"/>
-              <w:right w:w="0" w:type="dxa"/>
-            </w:tcMar>
-            <w:vAlign w:val="top"/>
-          </w:tcPr>
-          <w:p>
-            <w:pPr>
-              <w:pStyle w:val="Normal"/>
-              <w:jc w:val="center"/>
-              <w:pBdr>
-                <w:bottom w:val="none" w:sz="0" w:space="0" w:color="000000"/>
-                <w:top w:val="none" w:sz="0" w:space="0" w:color="000000"/>
-                <w:left w:val="none" w:sz="0" w:space="0" w:color="000000"/>
-                <w:right w:val="none" w:sz="0" w:space="0" w:color="000000"/>
-              </w:pBdr>
-              <w:spacing w:after="100" w:before="100" w:line="240"/>
-              <w:ind w:left="100" w:right="100" w:firstLine="0" w:firstLineChars="0"/>
-              <w:rPr>
-                <w:rFonts w:ascii="Helvetica" w:hAnsi="Helvetica" w:eastAsia="Helvetica" w:cs="Helvetica"/>
-                <w:i w:val="false"/>
-                <w:b w:val="false"/>
-                <w:u w:val="none"/>
-                <w:sz w:val="22"/>
-                <w:szCs w:val="22"/>
-                <w:color w:val="000000"/>
-              </w:rPr>
-            </w:pPr>
-            <w:r>
-              <w:rPr>
-                <w:rFonts w:ascii="Helvetica" w:hAnsi="Helvetica" w:eastAsia="Helvetica" w:cs="Helvetica"/>
-                <w:i w:val="false"/>
-                <w:b w:val="false"/>
-                <w:u w:val="none"/>
-                <w:sz w:val="22"/>
-                <w:szCs w:val="22"/>
-                <w:color w:val="000000"/>
-              </w:rPr>
-              <w:t xml:space="preserve">0.39, 42.1</w:t>
-            </w:r>
-          </w:p>
-        </w:tc>
-        <w:tc>
-          <w:tcPr>
-            <w:tcBorders>
-              <w:bottom w:val="none" w:sz="0" w:space="0" w:color="000000"/>
-              <w:top w:val="none" w:sz="0" w:space="0" w:color="000000"/>
-              <w:left w:val="none" w:sz="0" w:space="0" w:color="000000"/>
-              <w:right w:val="none" w:sz="0" w:space="0" w:color="000000"/>
-            </w:tcBorders>
-            <w:shd w:val="clear" w:color="auto" w:fill="FFFFFF"/>
-            <w:tcMar>
-              <w:top w:w="0" w:type="dxa"/>
-              <w:bottom w:w="0" w:type="dxa"/>
-              <w:left w:w="0" w:type="dxa"/>
-              <w:right w:w="0" w:type="dxa"/>
-            </w:tcMar>
-            <w:vAlign w:val="top"/>
-          </w:tcPr>
-          <w:p>
-            <w:pPr>
-              <w:pStyle w:val="Normal"/>
-              <w:jc w:val="center"/>
-              <w:pBdr>
-                <w:bottom w:val="none" w:sz="0" w:space="0" w:color="000000"/>
-                <w:top w:val="none" w:sz="0" w:space="0" w:color="000000"/>
-                <w:left w:val="none" w:sz="0" w:space="0" w:color="000000"/>
-                <w:right w:val="none" w:sz="0" w:space="0" w:color="000000"/>
-              </w:pBdr>
-              <w:spacing w:after="100" w:before="100" w:line="240"/>
-              <w:ind w:left="100" w:right="100" w:firstLine="0" w:firstLineChars="0"/>
-              <w:rPr>
-                <w:rFonts w:ascii="Helvetica" w:hAnsi="Helvetica" w:eastAsia="Helvetica" w:cs="Helvetica"/>
-                <w:i w:val="false"/>
-                <w:b w:val="false"/>
-                <w:u w:val="none"/>
-                <w:sz w:val="22"/>
-                <w:szCs w:val="22"/>
-                <w:color w:val="000000"/>
-              </w:rPr>
-            </w:pPr>
-            <w:r>
-              <w:rPr>
-                <w:rFonts w:ascii="Helvetica" w:hAnsi="Helvetica" w:eastAsia="Helvetica" w:cs="Helvetica"/>
-                <w:i w:val="false"/>
-                <w:b w:val="false"/>
-                <w:u w:val="none"/>
-                <w:sz w:val="22"/>
-                <w:szCs w:val="22"/>
-                <w:color w:val="000000"/>
-              </w:rPr>
-              <w:t xml:space="preserve">0.240</w:t>
+              <w:t xml:space="preserve">3.64</w:t>
+            </w:r>
+          </w:p>
+        </w:tc>
+        <w:tc>
+          <w:tcPr>
+            <w:tcBorders>
+              <w:bottom w:val="none" w:sz="0" w:space="0" w:color="000000"/>
+              <w:top w:val="none" w:sz="0" w:space="0" w:color="000000"/>
+              <w:left w:val="none" w:sz="0" w:space="0" w:color="000000"/>
+              <w:right w:val="none" w:sz="0" w:space="0" w:color="000000"/>
+            </w:tcBorders>
+            <w:shd w:val="clear" w:color="auto" w:fill="FFFFFF"/>
+            <w:tcMar>
+              <w:top w:w="0" w:type="dxa"/>
+              <w:bottom w:w="0" w:type="dxa"/>
+              <w:left w:w="0" w:type="dxa"/>
+              <w:right w:w="0" w:type="dxa"/>
+            </w:tcMar>
+            <w:vAlign w:val="top"/>
+          </w:tcPr>
+          <w:p>
+            <w:pPr>
+              <w:pStyle w:val="Normal"/>
+              <w:jc w:val="center"/>
+              <w:pBdr>
+                <w:bottom w:val="none" w:sz="0" w:space="0" w:color="000000"/>
+                <w:top w:val="none" w:sz="0" w:space="0" w:color="000000"/>
+                <w:left w:val="none" w:sz="0" w:space="0" w:color="000000"/>
+                <w:right w:val="none" w:sz="0" w:space="0" w:color="000000"/>
+              </w:pBdr>
+              <w:spacing w:after="100" w:before="100" w:line="240"/>
+              <w:ind w:left="100" w:right="100" w:firstLine="0" w:firstLineChars="0"/>
+              <w:rPr>
+                <w:rFonts w:ascii="Helvetica" w:hAnsi="Helvetica" w:eastAsia="Helvetica" w:cs="Helvetica"/>
+                <w:i w:val="false"/>
+                <w:b w:val="false"/>
+                <w:u w:val="none"/>
+                <w:sz w:val="22"/>
+                <w:szCs w:val="22"/>
+                <w:color w:val="000000"/>
+              </w:rPr>
+            </w:pPr>
+            <w:r>
+              <w:rPr>
+                <w:rFonts w:ascii="Helvetica" w:hAnsi="Helvetica" w:eastAsia="Helvetica" w:cs="Helvetica"/>
+                <w:i w:val="false"/>
+                <w:b w:val="false"/>
+                <w:u w:val="none"/>
+                <w:sz w:val="22"/>
+                <w:szCs w:val="22"/>
+                <w:color w:val="000000"/>
+              </w:rPr>
+              <w:t xml:space="preserve">0.28, 47.1</w:t>
+            </w:r>
+          </w:p>
+        </w:tc>
+        <w:tc>
+          <w:tcPr>
+            <w:tcBorders>
+              <w:bottom w:val="none" w:sz="0" w:space="0" w:color="000000"/>
+              <w:top w:val="none" w:sz="0" w:space="0" w:color="000000"/>
+              <w:left w:val="none" w:sz="0" w:space="0" w:color="000000"/>
+              <w:right w:val="none" w:sz="0" w:space="0" w:color="000000"/>
+            </w:tcBorders>
+            <w:shd w:val="clear" w:color="auto" w:fill="FFFFFF"/>
+            <w:tcMar>
+              <w:top w:w="0" w:type="dxa"/>
+              <w:bottom w:w="0" w:type="dxa"/>
+              <w:left w:w="0" w:type="dxa"/>
+              <w:right w:w="0" w:type="dxa"/>
+            </w:tcMar>
+            <w:vAlign w:val="top"/>
+          </w:tcPr>
+          <w:p>
+            <w:pPr>
+              <w:pStyle w:val="Normal"/>
+              <w:jc w:val="center"/>
+              <w:pBdr>
+                <w:bottom w:val="none" w:sz="0" w:space="0" w:color="000000"/>
+                <w:top w:val="none" w:sz="0" w:space="0" w:color="000000"/>
+                <w:left w:val="none" w:sz="0" w:space="0" w:color="000000"/>
+                <w:right w:val="none" w:sz="0" w:space="0" w:color="000000"/>
+              </w:pBdr>
+              <w:spacing w:after="100" w:before="100" w:line="240"/>
+              <w:ind w:left="100" w:right="100" w:firstLine="0" w:firstLineChars="0"/>
+              <w:rPr>
+                <w:rFonts w:ascii="Helvetica" w:hAnsi="Helvetica" w:eastAsia="Helvetica" w:cs="Helvetica"/>
+                <w:i w:val="false"/>
+                <w:b w:val="false"/>
+                <w:u w:val="none"/>
+                <w:sz w:val="22"/>
+                <w:szCs w:val="22"/>
+                <w:color w:val="000000"/>
+              </w:rPr>
+            </w:pPr>
+            <w:r>
+              <w:rPr>
+                <w:rFonts w:ascii="Helvetica" w:hAnsi="Helvetica" w:eastAsia="Helvetica" w:cs="Helvetica"/>
+                <w:i w:val="false"/>
+                <w:b w:val="false"/>
+                <w:u w:val="none"/>
+                <w:sz w:val="22"/>
+                <w:szCs w:val="22"/>
+                <w:color w:val="000000"/>
+              </w:rPr>
+              <w:t xml:space="preserve">0.320</w:t>
             </w:r>
           </w:p>
         </w:tc>
@@ -12212,113 +12212,113 @@
                 <w:szCs w:val="22"/>
                 <w:color w:val="000000"/>
               </w:rPr>
-              <w:t xml:space="preserve">0.09</w:t>
-            </w:r>
-          </w:p>
-        </w:tc>
-        <w:tc>
-          <w:tcPr>
-            <w:tcBorders>
-              <w:bottom w:val="none" w:sz="0" w:space="0" w:color="000000"/>
-              <w:top w:val="none" w:sz="0" w:space="0" w:color="000000"/>
-              <w:left w:val="none" w:sz="0" w:space="0" w:color="000000"/>
-              <w:right w:val="none" w:sz="0" w:space="0" w:color="000000"/>
-            </w:tcBorders>
-            <w:shd w:val="clear" w:color="auto" w:fill="FFFFFF"/>
-            <w:tcMar>
-              <w:top w:w="0" w:type="dxa"/>
-              <w:bottom w:w="0" w:type="dxa"/>
-              <w:left w:w="0" w:type="dxa"/>
-              <w:right w:w="0" w:type="dxa"/>
-            </w:tcMar>
-            <w:vAlign w:val="top"/>
-          </w:tcPr>
-          <w:p>
-            <w:pPr>
-              <w:pStyle w:val="Normal"/>
-              <w:jc w:val="center"/>
-              <w:pBdr>
-                <w:bottom w:val="none" w:sz="0" w:space="0" w:color="000000"/>
-                <w:top w:val="none" w:sz="0" w:space="0" w:color="000000"/>
-                <w:left w:val="none" w:sz="0" w:space="0" w:color="000000"/>
-                <w:right w:val="none" w:sz="0" w:space="0" w:color="000000"/>
-              </w:pBdr>
-              <w:spacing w:after="100" w:before="100" w:line="240"/>
-              <w:ind w:left="100" w:right="100" w:firstLine="0" w:firstLineChars="0"/>
-              <w:rPr>
-                <w:rFonts w:ascii="Helvetica" w:hAnsi="Helvetica" w:eastAsia="Helvetica" w:cs="Helvetica"/>
-                <w:i w:val="false"/>
-                <w:b w:val="false"/>
-                <w:u w:val="none"/>
-                <w:sz w:val="22"/>
-                <w:szCs w:val="22"/>
-                <w:color w:val="000000"/>
-              </w:rPr>
-            </w:pPr>
-            <w:r>
-              <w:rPr>
-                <w:rFonts w:ascii="Helvetica" w:hAnsi="Helvetica" w:eastAsia="Helvetica" w:cs="Helvetica"/>
-                <w:i w:val="false"/>
-                <w:b w:val="false"/>
-                <w:u w:val="none"/>
-                <w:sz w:val="22"/>
-                <w:szCs w:val="22"/>
-                <w:color w:val="000000"/>
-              </w:rPr>
-              <w:t xml:space="preserve">0.01, 1.24</w:t>
-            </w:r>
-          </w:p>
-        </w:tc>
-        <w:tc>
-          <w:tcPr>
-            <w:tcBorders>
-              <w:bottom w:val="none" w:sz="0" w:space="0" w:color="000000"/>
-              <w:top w:val="none" w:sz="0" w:space="0" w:color="000000"/>
-              <w:left w:val="none" w:sz="0" w:space="0" w:color="000000"/>
-              <w:right w:val="none" w:sz="0" w:space="0" w:color="000000"/>
-            </w:tcBorders>
-            <w:shd w:val="clear" w:color="auto" w:fill="FFFFFF"/>
-            <w:tcMar>
-              <w:top w:w="0" w:type="dxa"/>
-              <w:bottom w:w="0" w:type="dxa"/>
-              <w:left w:w="0" w:type="dxa"/>
-              <w:right w:w="0" w:type="dxa"/>
-            </w:tcMar>
-            <w:vAlign w:val="top"/>
-          </w:tcPr>
-          <w:p>
-            <w:pPr>
-              <w:pStyle w:val="Normal"/>
-              <w:jc w:val="center"/>
-              <w:pBdr>
-                <w:bottom w:val="none" w:sz="0" w:space="0" w:color="000000"/>
-                <w:top w:val="none" w:sz="0" w:space="0" w:color="000000"/>
-                <w:left w:val="none" w:sz="0" w:space="0" w:color="000000"/>
-                <w:right w:val="none" w:sz="0" w:space="0" w:color="000000"/>
-              </w:pBdr>
-              <w:spacing w:after="100" w:before="100" w:line="240"/>
-              <w:ind w:left="100" w:right="100" w:firstLine="0" w:firstLineChars="0"/>
-              <w:rPr>
-                <w:rFonts w:ascii="Helvetica" w:hAnsi="Helvetica" w:eastAsia="Helvetica" w:cs="Helvetica"/>
-                <w:i w:val="false"/>
-                <w:b w:val="false"/>
-                <w:u w:val="none"/>
-                <w:sz w:val="22"/>
-                <w:szCs w:val="22"/>
-                <w:color w:val="000000"/>
-              </w:rPr>
-            </w:pPr>
-            <w:r>
-              <w:rPr>
-                <w:rFonts w:ascii="Helvetica" w:hAnsi="Helvetica" w:eastAsia="Helvetica" w:cs="Helvetica"/>
-                <w:i w:val="false"/>
-                <w:b w:val="false"/>
-                <w:u w:val="none"/>
-                <w:sz w:val="22"/>
-                <w:szCs w:val="22"/>
-                <w:color w:val="000000"/>
-              </w:rPr>
-              <w:t xml:space="preserve">0.072</w:t>
+              <w:t xml:space="preserve">0.11</w:t>
+            </w:r>
+          </w:p>
+        </w:tc>
+        <w:tc>
+          <w:tcPr>
+            <w:tcBorders>
+              <w:bottom w:val="none" w:sz="0" w:space="0" w:color="000000"/>
+              <w:top w:val="none" w:sz="0" w:space="0" w:color="000000"/>
+              <w:left w:val="none" w:sz="0" w:space="0" w:color="000000"/>
+              <w:right w:val="none" w:sz="0" w:space="0" w:color="000000"/>
+            </w:tcBorders>
+            <w:shd w:val="clear" w:color="auto" w:fill="FFFFFF"/>
+            <w:tcMar>
+              <w:top w:w="0" w:type="dxa"/>
+              <w:bottom w:w="0" w:type="dxa"/>
+              <w:left w:w="0" w:type="dxa"/>
+              <w:right w:w="0" w:type="dxa"/>
+            </w:tcMar>
+            <w:vAlign w:val="top"/>
+          </w:tcPr>
+          <w:p>
+            <w:pPr>
+              <w:pStyle w:val="Normal"/>
+              <w:jc w:val="center"/>
+              <w:pBdr>
+                <w:bottom w:val="none" w:sz="0" w:space="0" w:color="000000"/>
+                <w:top w:val="none" w:sz="0" w:space="0" w:color="000000"/>
+                <w:left w:val="none" w:sz="0" w:space="0" w:color="000000"/>
+                <w:right w:val="none" w:sz="0" w:space="0" w:color="000000"/>
+              </w:pBdr>
+              <w:spacing w:after="100" w:before="100" w:line="240"/>
+              <w:ind w:left="100" w:right="100" w:firstLine="0" w:firstLineChars="0"/>
+              <w:rPr>
+                <w:rFonts w:ascii="Helvetica" w:hAnsi="Helvetica" w:eastAsia="Helvetica" w:cs="Helvetica"/>
+                <w:i w:val="false"/>
+                <w:b w:val="false"/>
+                <w:u w:val="none"/>
+                <w:sz w:val="22"/>
+                <w:szCs w:val="22"/>
+                <w:color w:val="000000"/>
+              </w:rPr>
+            </w:pPr>
+            <w:r>
+              <w:rPr>
+                <w:rFonts w:ascii="Helvetica" w:hAnsi="Helvetica" w:eastAsia="Helvetica" w:cs="Helvetica"/>
+                <w:i w:val="false"/>
+                <w:b w:val="false"/>
+                <w:u w:val="none"/>
+                <w:sz w:val="22"/>
+                <w:szCs w:val="22"/>
+                <w:color w:val="000000"/>
+              </w:rPr>
+              <w:t xml:space="preserve">0.01, 1.47</w:t>
+            </w:r>
+          </w:p>
+        </w:tc>
+        <w:tc>
+          <w:tcPr>
+            <w:tcBorders>
+              <w:bottom w:val="none" w:sz="0" w:space="0" w:color="000000"/>
+              <w:top w:val="none" w:sz="0" w:space="0" w:color="000000"/>
+              <w:left w:val="none" w:sz="0" w:space="0" w:color="000000"/>
+              <w:right w:val="none" w:sz="0" w:space="0" w:color="000000"/>
+            </w:tcBorders>
+            <w:shd w:val="clear" w:color="auto" w:fill="FFFFFF"/>
+            <w:tcMar>
+              <w:top w:w="0" w:type="dxa"/>
+              <w:bottom w:w="0" w:type="dxa"/>
+              <w:left w:w="0" w:type="dxa"/>
+              <w:right w:w="0" w:type="dxa"/>
+            </w:tcMar>
+            <w:vAlign w:val="top"/>
+          </w:tcPr>
+          <w:p>
+            <w:pPr>
+              <w:pStyle w:val="Normal"/>
+              <w:jc w:val="center"/>
+              <w:pBdr>
+                <w:bottom w:val="none" w:sz="0" w:space="0" w:color="000000"/>
+                <w:top w:val="none" w:sz="0" w:space="0" w:color="000000"/>
+                <w:left w:val="none" w:sz="0" w:space="0" w:color="000000"/>
+                <w:right w:val="none" w:sz="0" w:space="0" w:color="000000"/>
+              </w:pBdr>
+              <w:spacing w:after="100" w:before="100" w:line="240"/>
+              <w:ind w:left="100" w:right="100" w:firstLine="0" w:firstLineChars="0"/>
+              <w:rPr>
+                <w:rFonts w:ascii="Helvetica" w:hAnsi="Helvetica" w:eastAsia="Helvetica" w:cs="Helvetica"/>
+                <w:i w:val="false"/>
+                <w:b w:val="false"/>
+                <w:u w:val="none"/>
+                <w:sz w:val="22"/>
+                <w:szCs w:val="22"/>
+                <w:color w:val="000000"/>
+              </w:rPr>
+            </w:pPr>
+            <w:r>
+              <w:rPr>
+                <w:rFonts w:ascii="Helvetica" w:hAnsi="Helvetica" w:eastAsia="Helvetica" w:cs="Helvetica"/>
+                <w:i w:val="false"/>
+                <w:b w:val="false"/>
+                <w:u w:val="none"/>
+                <w:sz w:val="22"/>
+                <w:szCs w:val="22"/>
+                <w:color w:val="000000"/>
+              </w:rPr>
+              <w:t xml:space="preserve">0.095</w:t>
             </w:r>
           </w:p>
         </w:tc>
@@ -12695,113 +12695,113 @@
                 <w:szCs w:val="22"/>
                 <w:color w:val="000000"/>
               </w:rPr>
-              <w:t xml:space="preserve">1.37</w:t>
-            </w:r>
-          </w:p>
-        </w:tc>
-        <w:tc>
-          <w:tcPr>
-            <w:tcBorders>
-              <w:bottom w:val="none" w:sz="0" w:space="0" w:color="000000"/>
-              <w:top w:val="none" w:sz="0" w:space="0" w:color="000000"/>
-              <w:left w:val="none" w:sz="0" w:space="0" w:color="000000"/>
-              <w:right w:val="none" w:sz="0" w:space="0" w:color="000000"/>
-            </w:tcBorders>
-            <w:shd w:val="clear" w:color="auto" w:fill="FFFFFF"/>
-            <w:tcMar>
-              <w:top w:w="0" w:type="dxa"/>
-              <w:bottom w:w="0" w:type="dxa"/>
-              <w:left w:w="0" w:type="dxa"/>
-              <w:right w:w="0" w:type="dxa"/>
-            </w:tcMar>
-            <w:vAlign w:val="top"/>
-          </w:tcPr>
-          <w:p>
-            <w:pPr>
-              <w:pStyle w:val="Normal"/>
-              <w:jc w:val="center"/>
-              <w:pBdr>
-                <w:bottom w:val="none" w:sz="0" w:space="0" w:color="000000"/>
-                <w:top w:val="none" w:sz="0" w:space="0" w:color="000000"/>
-                <w:left w:val="none" w:sz="0" w:space="0" w:color="000000"/>
-                <w:right w:val="none" w:sz="0" w:space="0" w:color="000000"/>
-              </w:pBdr>
-              <w:spacing w:after="100" w:before="100" w:line="240"/>
-              <w:ind w:left="100" w:right="100" w:firstLine="0" w:firstLineChars="0"/>
-              <w:rPr>
-                <w:rFonts w:ascii="Helvetica" w:hAnsi="Helvetica" w:eastAsia="Helvetica" w:cs="Helvetica"/>
-                <w:i w:val="false"/>
-                <w:b w:val="false"/>
-                <w:u w:val="none"/>
-                <w:sz w:val="22"/>
-                <w:szCs w:val="22"/>
-                <w:color w:val="000000"/>
-              </w:rPr>
-            </w:pPr>
-            <w:r>
-              <w:rPr>
-                <w:rFonts w:ascii="Helvetica" w:hAnsi="Helvetica" w:eastAsia="Helvetica" w:cs="Helvetica"/>
-                <w:i w:val="false"/>
-                <w:b w:val="false"/>
-                <w:u w:val="none"/>
-                <w:sz w:val="22"/>
-                <w:szCs w:val="22"/>
-                <w:color w:val="000000"/>
-              </w:rPr>
-              <w:t xml:space="preserve">0.06, 31.2</w:t>
-            </w:r>
-          </w:p>
-        </w:tc>
-        <w:tc>
-          <w:tcPr>
-            <w:tcBorders>
-              <w:bottom w:val="none" w:sz="0" w:space="0" w:color="000000"/>
-              <w:top w:val="none" w:sz="0" w:space="0" w:color="000000"/>
-              <w:left w:val="none" w:sz="0" w:space="0" w:color="000000"/>
-              <w:right w:val="none" w:sz="0" w:space="0" w:color="000000"/>
-            </w:tcBorders>
-            <w:shd w:val="clear" w:color="auto" w:fill="FFFFFF"/>
-            <w:tcMar>
-              <w:top w:w="0" w:type="dxa"/>
-              <w:bottom w:w="0" w:type="dxa"/>
-              <w:left w:w="0" w:type="dxa"/>
-              <w:right w:w="0" w:type="dxa"/>
-            </w:tcMar>
-            <w:vAlign w:val="top"/>
-          </w:tcPr>
-          <w:p>
-            <w:pPr>
-              <w:pStyle w:val="Normal"/>
-              <w:jc w:val="center"/>
-              <w:pBdr>
-                <w:bottom w:val="none" w:sz="0" w:space="0" w:color="000000"/>
-                <w:top w:val="none" w:sz="0" w:space="0" w:color="000000"/>
-                <w:left w:val="none" w:sz="0" w:space="0" w:color="000000"/>
-                <w:right w:val="none" w:sz="0" w:space="0" w:color="000000"/>
-              </w:pBdr>
-              <w:spacing w:after="100" w:before="100" w:line="240"/>
-              <w:ind w:left="100" w:right="100" w:firstLine="0" w:firstLineChars="0"/>
-              <w:rPr>
-                <w:rFonts w:ascii="Helvetica" w:hAnsi="Helvetica" w:eastAsia="Helvetica" w:cs="Helvetica"/>
-                <w:i w:val="false"/>
-                <w:b w:val="false"/>
-                <w:u w:val="none"/>
-                <w:sz w:val="22"/>
-                <w:szCs w:val="22"/>
-                <w:color w:val="000000"/>
-              </w:rPr>
-            </w:pPr>
-            <w:r>
-              <w:rPr>
-                <w:rFonts w:ascii="Helvetica" w:hAnsi="Helvetica" w:eastAsia="Helvetica" w:cs="Helvetica"/>
-                <w:i w:val="false"/>
-                <w:b w:val="false"/>
-                <w:u w:val="none"/>
-                <w:sz w:val="22"/>
-                <w:szCs w:val="22"/>
-                <w:color w:val="000000"/>
-              </w:rPr>
-              <w:t xml:space="preserve">0.840</w:t>
+              <w:t xml:space="preserve">2.43</w:t>
+            </w:r>
+          </w:p>
+        </w:tc>
+        <w:tc>
+          <w:tcPr>
+            <w:tcBorders>
+              <w:bottom w:val="none" w:sz="0" w:space="0" w:color="000000"/>
+              <w:top w:val="none" w:sz="0" w:space="0" w:color="000000"/>
+              <w:left w:val="none" w:sz="0" w:space="0" w:color="000000"/>
+              <w:right w:val="none" w:sz="0" w:space="0" w:color="000000"/>
+            </w:tcBorders>
+            <w:shd w:val="clear" w:color="auto" w:fill="FFFFFF"/>
+            <w:tcMar>
+              <w:top w:w="0" w:type="dxa"/>
+              <w:bottom w:w="0" w:type="dxa"/>
+              <w:left w:w="0" w:type="dxa"/>
+              <w:right w:w="0" w:type="dxa"/>
+            </w:tcMar>
+            <w:vAlign w:val="top"/>
+          </w:tcPr>
+          <w:p>
+            <w:pPr>
+              <w:pStyle w:val="Normal"/>
+              <w:jc w:val="center"/>
+              <w:pBdr>
+                <w:bottom w:val="none" w:sz="0" w:space="0" w:color="000000"/>
+                <w:top w:val="none" w:sz="0" w:space="0" w:color="000000"/>
+                <w:left w:val="none" w:sz="0" w:space="0" w:color="000000"/>
+                <w:right w:val="none" w:sz="0" w:space="0" w:color="000000"/>
+              </w:pBdr>
+              <w:spacing w:after="100" w:before="100" w:line="240"/>
+              <w:ind w:left="100" w:right="100" w:firstLine="0" w:firstLineChars="0"/>
+              <w:rPr>
+                <w:rFonts w:ascii="Helvetica" w:hAnsi="Helvetica" w:eastAsia="Helvetica" w:cs="Helvetica"/>
+                <w:i w:val="false"/>
+                <w:b w:val="false"/>
+                <w:u w:val="none"/>
+                <w:sz w:val="22"/>
+                <w:szCs w:val="22"/>
+                <w:color w:val="000000"/>
+              </w:rPr>
+            </w:pPr>
+            <w:r>
+              <w:rPr>
+                <w:rFonts w:ascii="Helvetica" w:hAnsi="Helvetica" w:eastAsia="Helvetica" w:cs="Helvetica"/>
+                <w:i w:val="false"/>
+                <w:b w:val="false"/>
+                <w:u w:val="none"/>
+                <w:sz w:val="22"/>
+                <w:szCs w:val="22"/>
+                <w:color w:val="000000"/>
+              </w:rPr>
+              <w:t xml:space="preserve">0.13, 45.7</w:t>
+            </w:r>
+          </w:p>
+        </w:tc>
+        <w:tc>
+          <w:tcPr>
+            <w:tcBorders>
+              <w:bottom w:val="none" w:sz="0" w:space="0" w:color="000000"/>
+              <w:top w:val="none" w:sz="0" w:space="0" w:color="000000"/>
+              <w:left w:val="none" w:sz="0" w:space="0" w:color="000000"/>
+              <w:right w:val="none" w:sz="0" w:space="0" w:color="000000"/>
+            </w:tcBorders>
+            <w:shd w:val="clear" w:color="auto" w:fill="FFFFFF"/>
+            <w:tcMar>
+              <w:top w:w="0" w:type="dxa"/>
+              <w:bottom w:w="0" w:type="dxa"/>
+              <w:left w:w="0" w:type="dxa"/>
+              <w:right w:w="0" w:type="dxa"/>
+            </w:tcMar>
+            <w:vAlign w:val="top"/>
+          </w:tcPr>
+          <w:p>
+            <w:pPr>
+              <w:pStyle w:val="Normal"/>
+              <w:jc w:val="center"/>
+              <w:pBdr>
+                <w:bottom w:val="none" w:sz="0" w:space="0" w:color="000000"/>
+                <w:top w:val="none" w:sz="0" w:space="0" w:color="000000"/>
+                <w:left w:val="none" w:sz="0" w:space="0" w:color="000000"/>
+                <w:right w:val="none" w:sz="0" w:space="0" w:color="000000"/>
+              </w:pBdr>
+              <w:spacing w:after="100" w:before="100" w:line="240"/>
+              <w:ind w:left="100" w:right="100" w:firstLine="0" w:firstLineChars="0"/>
+              <w:rPr>
+                <w:rFonts w:ascii="Helvetica" w:hAnsi="Helvetica" w:eastAsia="Helvetica" w:cs="Helvetica"/>
+                <w:i w:val="false"/>
+                <w:b w:val="false"/>
+                <w:u w:val="none"/>
+                <w:sz w:val="22"/>
+                <w:szCs w:val="22"/>
+                <w:color w:val="000000"/>
+              </w:rPr>
+            </w:pPr>
+            <w:r>
+              <w:rPr>
+                <w:rFonts w:ascii="Helvetica" w:hAnsi="Helvetica" w:eastAsia="Helvetica" w:cs="Helvetica"/>
+                <w:i w:val="false"/>
+                <w:b w:val="false"/>
+                <w:u w:val="none"/>
+                <w:sz w:val="22"/>
+                <w:szCs w:val="22"/>
+                <w:color w:val="000000"/>
+              </w:rPr>
+              <w:t xml:space="preserve">0.550</w:t>
             </w:r>
           </w:p>
         </w:tc>
@@ -13661,113 +13661,113 @@
                 <w:szCs w:val="22"/>
                 <w:color w:val="000000"/>
               </w:rPr>
-              <w:t xml:space="preserve">0.92</w:t>
-            </w:r>
-          </w:p>
-        </w:tc>
-        <w:tc>
-          <w:tcPr>
-            <w:tcBorders>
-              <w:bottom w:val="none" w:sz="0" w:space="0" w:color="000000"/>
-              <w:top w:val="none" w:sz="0" w:space="0" w:color="000000"/>
-              <w:left w:val="none" w:sz="0" w:space="0" w:color="000000"/>
-              <w:right w:val="none" w:sz="0" w:space="0" w:color="000000"/>
-            </w:tcBorders>
-            <w:shd w:val="clear" w:color="auto" w:fill="FFFFFF"/>
-            <w:tcMar>
-              <w:top w:w="0" w:type="dxa"/>
-              <w:bottom w:w="0" w:type="dxa"/>
-              <w:left w:w="0" w:type="dxa"/>
-              <w:right w:w="0" w:type="dxa"/>
-            </w:tcMar>
-            <w:vAlign w:val="top"/>
-          </w:tcPr>
-          <w:p>
-            <w:pPr>
-              <w:pStyle w:val="Normal"/>
-              <w:jc w:val="center"/>
-              <w:pBdr>
-                <w:bottom w:val="none" w:sz="0" w:space="0" w:color="000000"/>
-                <w:top w:val="none" w:sz="0" w:space="0" w:color="000000"/>
-                <w:left w:val="none" w:sz="0" w:space="0" w:color="000000"/>
-                <w:right w:val="none" w:sz="0" w:space="0" w:color="000000"/>
-              </w:pBdr>
-              <w:spacing w:after="100" w:before="100" w:line="240"/>
-              <w:ind w:left="100" w:right="100" w:firstLine="0" w:firstLineChars="0"/>
-              <w:rPr>
-                <w:rFonts w:ascii="Helvetica" w:hAnsi="Helvetica" w:eastAsia="Helvetica" w:cs="Helvetica"/>
-                <w:i w:val="false"/>
-                <w:b w:val="false"/>
-                <w:u w:val="none"/>
-                <w:sz w:val="22"/>
-                <w:szCs w:val="22"/>
-                <w:color w:val="000000"/>
-              </w:rPr>
-            </w:pPr>
-            <w:r>
-              <w:rPr>
-                <w:rFonts w:ascii="Helvetica" w:hAnsi="Helvetica" w:eastAsia="Helvetica" w:cs="Helvetica"/>
-                <w:i w:val="false"/>
-                <w:b w:val="false"/>
-                <w:u w:val="none"/>
-                <w:sz w:val="22"/>
-                <w:szCs w:val="22"/>
-                <w:color w:val="000000"/>
-              </w:rPr>
-              <w:t xml:space="preserve">0.80, 1.06</w:t>
-            </w:r>
-          </w:p>
-        </w:tc>
-        <w:tc>
-          <w:tcPr>
-            <w:tcBorders>
-              <w:bottom w:val="none" w:sz="0" w:space="0" w:color="000000"/>
-              <w:top w:val="none" w:sz="0" w:space="0" w:color="000000"/>
-              <w:left w:val="none" w:sz="0" w:space="0" w:color="000000"/>
-              <w:right w:val="none" w:sz="0" w:space="0" w:color="000000"/>
-            </w:tcBorders>
-            <w:shd w:val="clear" w:color="auto" w:fill="FFFFFF"/>
-            <w:tcMar>
-              <w:top w:w="0" w:type="dxa"/>
-              <w:bottom w:w="0" w:type="dxa"/>
-              <w:left w:w="0" w:type="dxa"/>
-              <w:right w:w="0" w:type="dxa"/>
-            </w:tcMar>
-            <w:vAlign w:val="top"/>
-          </w:tcPr>
-          <w:p>
-            <w:pPr>
-              <w:pStyle w:val="Normal"/>
-              <w:jc w:val="center"/>
-              <w:pBdr>
-                <w:bottom w:val="none" w:sz="0" w:space="0" w:color="000000"/>
-                <w:top w:val="none" w:sz="0" w:space="0" w:color="000000"/>
-                <w:left w:val="none" w:sz="0" w:space="0" w:color="000000"/>
-                <w:right w:val="none" w:sz="0" w:space="0" w:color="000000"/>
-              </w:pBdr>
-              <w:spacing w:after="100" w:before="100" w:line="240"/>
-              <w:ind w:left="100" w:right="100" w:firstLine="0" w:firstLineChars="0"/>
-              <w:rPr>
-                <w:rFonts w:ascii="Helvetica" w:hAnsi="Helvetica" w:eastAsia="Helvetica" w:cs="Helvetica"/>
-                <w:i w:val="false"/>
-                <w:b w:val="false"/>
-                <w:u w:val="none"/>
-                <w:sz w:val="22"/>
-                <w:szCs w:val="22"/>
-                <w:color w:val="000000"/>
-              </w:rPr>
-            </w:pPr>
-            <w:r>
-              <w:rPr>
-                <w:rFonts w:ascii="Helvetica" w:hAnsi="Helvetica" w:eastAsia="Helvetica" w:cs="Helvetica"/>
-                <w:i w:val="false"/>
-                <w:b w:val="false"/>
-                <w:u w:val="none"/>
-                <w:sz w:val="22"/>
-                <w:szCs w:val="22"/>
-                <w:color w:val="000000"/>
-              </w:rPr>
-              <w:t xml:space="preserve">0.240</w:t>
+              <w:t xml:space="preserve">0.93</w:t>
+            </w:r>
+          </w:p>
+        </w:tc>
+        <w:tc>
+          <w:tcPr>
+            <w:tcBorders>
+              <w:bottom w:val="none" w:sz="0" w:space="0" w:color="000000"/>
+              <w:top w:val="none" w:sz="0" w:space="0" w:color="000000"/>
+              <w:left w:val="none" w:sz="0" w:space="0" w:color="000000"/>
+              <w:right w:val="none" w:sz="0" w:space="0" w:color="000000"/>
+            </w:tcBorders>
+            <w:shd w:val="clear" w:color="auto" w:fill="FFFFFF"/>
+            <w:tcMar>
+              <w:top w:w="0" w:type="dxa"/>
+              <w:bottom w:w="0" w:type="dxa"/>
+              <w:left w:w="0" w:type="dxa"/>
+              <w:right w:w="0" w:type="dxa"/>
+            </w:tcMar>
+            <w:vAlign w:val="top"/>
+          </w:tcPr>
+          <w:p>
+            <w:pPr>
+              <w:pStyle w:val="Normal"/>
+              <w:jc w:val="center"/>
+              <w:pBdr>
+                <w:bottom w:val="none" w:sz="0" w:space="0" w:color="000000"/>
+                <w:top w:val="none" w:sz="0" w:space="0" w:color="000000"/>
+                <w:left w:val="none" w:sz="0" w:space="0" w:color="000000"/>
+                <w:right w:val="none" w:sz="0" w:space="0" w:color="000000"/>
+              </w:pBdr>
+              <w:spacing w:after="100" w:before="100" w:line="240"/>
+              <w:ind w:left="100" w:right="100" w:firstLine="0" w:firstLineChars="0"/>
+              <w:rPr>
+                <w:rFonts w:ascii="Helvetica" w:hAnsi="Helvetica" w:eastAsia="Helvetica" w:cs="Helvetica"/>
+                <w:i w:val="false"/>
+                <w:b w:val="false"/>
+                <w:u w:val="none"/>
+                <w:sz w:val="22"/>
+                <w:szCs w:val="22"/>
+                <w:color w:val="000000"/>
+              </w:rPr>
+            </w:pPr>
+            <w:r>
+              <w:rPr>
+                <w:rFonts w:ascii="Helvetica" w:hAnsi="Helvetica" w:eastAsia="Helvetica" w:cs="Helvetica"/>
+                <w:i w:val="false"/>
+                <w:b w:val="false"/>
+                <w:u w:val="none"/>
+                <w:sz w:val="22"/>
+                <w:szCs w:val="22"/>
+                <w:color w:val="000000"/>
+              </w:rPr>
+              <w:t xml:space="preserve">0.81, 1.07</w:t>
+            </w:r>
+          </w:p>
+        </w:tc>
+        <w:tc>
+          <w:tcPr>
+            <w:tcBorders>
+              <w:bottom w:val="none" w:sz="0" w:space="0" w:color="000000"/>
+              <w:top w:val="none" w:sz="0" w:space="0" w:color="000000"/>
+              <w:left w:val="none" w:sz="0" w:space="0" w:color="000000"/>
+              <w:right w:val="none" w:sz="0" w:space="0" w:color="000000"/>
+            </w:tcBorders>
+            <w:shd w:val="clear" w:color="auto" w:fill="FFFFFF"/>
+            <w:tcMar>
+              <w:top w:w="0" w:type="dxa"/>
+              <w:bottom w:w="0" w:type="dxa"/>
+              <w:left w:w="0" w:type="dxa"/>
+              <w:right w:w="0" w:type="dxa"/>
+            </w:tcMar>
+            <w:vAlign w:val="top"/>
+          </w:tcPr>
+          <w:p>
+            <w:pPr>
+              <w:pStyle w:val="Normal"/>
+              <w:jc w:val="center"/>
+              <w:pBdr>
+                <w:bottom w:val="none" w:sz="0" w:space="0" w:color="000000"/>
+                <w:top w:val="none" w:sz="0" w:space="0" w:color="000000"/>
+                <w:left w:val="none" w:sz="0" w:space="0" w:color="000000"/>
+                <w:right w:val="none" w:sz="0" w:space="0" w:color="000000"/>
+              </w:pBdr>
+              <w:spacing w:after="100" w:before="100" w:line="240"/>
+              <w:ind w:left="100" w:right="100" w:firstLine="0" w:firstLineChars="0"/>
+              <w:rPr>
+                <w:rFonts w:ascii="Helvetica" w:hAnsi="Helvetica" w:eastAsia="Helvetica" w:cs="Helvetica"/>
+                <w:i w:val="false"/>
+                <w:b w:val="false"/>
+                <w:u w:val="none"/>
+                <w:sz w:val="22"/>
+                <w:szCs w:val="22"/>
+                <w:color w:val="000000"/>
+              </w:rPr>
+            </w:pPr>
+            <w:r>
+              <w:rPr>
+                <w:rFonts w:ascii="Helvetica" w:hAnsi="Helvetica" w:eastAsia="Helvetica" w:cs="Helvetica"/>
+                <w:i w:val="false"/>
+                <w:b w:val="false"/>
+                <w:u w:val="none"/>
+                <w:sz w:val="22"/>
+                <w:szCs w:val="22"/>
+                <w:color w:val="000000"/>
+              </w:rPr>
+              <w:t xml:space="preserve">0.320</w:t>
             </w:r>
           </w:p>
         </w:tc>
@@ -14197,60 +14197,60 @@
                 <w:szCs w:val="22"/>
                 <w:color w:val="000000"/>
               </w:rPr>
-              <w:t xml:space="preserve">0.01, 0.44</w:t>
-            </w:r>
-          </w:p>
-        </w:tc>
-        <w:tc>
-          <w:tcPr>
-            <w:tcBorders>
-              <w:bottom w:val="none" w:sz="0" w:space="0" w:color="000000"/>
-              <w:top w:val="none" w:sz="0" w:space="0" w:color="000000"/>
-              <w:left w:val="none" w:sz="0" w:space="0" w:color="000000"/>
-              <w:right w:val="none" w:sz="0" w:space="0" w:color="000000"/>
-            </w:tcBorders>
-            <w:shd w:val="clear" w:color="auto" w:fill="FFFFFF"/>
-            <w:tcMar>
-              <w:top w:w="0" w:type="dxa"/>
-              <w:bottom w:w="0" w:type="dxa"/>
-              <w:left w:w="0" w:type="dxa"/>
-              <w:right w:w="0" w:type="dxa"/>
-            </w:tcMar>
-            <w:vAlign w:val="top"/>
-          </w:tcPr>
-          <w:p>
-            <w:pPr>
-              <w:pStyle w:val="Normal"/>
-              <w:jc w:val="center"/>
-              <w:pBdr>
-                <w:bottom w:val="none" w:sz="0" w:space="0" w:color="000000"/>
-                <w:top w:val="none" w:sz="0" w:space="0" w:color="000000"/>
-                <w:left w:val="none" w:sz="0" w:space="0" w:color="000000"/>
-                <w:right w:val="none" w:sz="0" w:space="0" w:color="000000"/>
-              </w:pBdr>
-              <w:spacing w:after="100" w:before="100" w:line="240"/>
-              <w:ind w:left="100" w:right="100" w:firstLine="0" w:firstLineChars="0"/>
-              <w:rPr>
-                <w:rFonts w:ascii="Helvetica" w:hAnsi="Helvetica" w:eastAsia="Helvetica" w:cs="Helvetica"/>
-                <w:i w:val="false"/>
-                <w:b w:val="false"/>
-                <w:u w:val="none"/>
-                <w:sz w:val="22"/>
-                <w:szCs w:val="22"/>
-                <w:color w:val="000000"/>
-              </w:rPr>
-            </w:pPr>
-            <w:r>
-              <w:rPr>
-                <w:rFonts w:ascii="Helvetica" w:hAnsi="Helvetica" w:eastAsia="Helvetica" w:cs="Helvetica"/>
-                <w:i w:val="false"/>
-                <w:b w:val="false"/>
-                <w:u w:val="none"/>
-                <w:sz w:val="22"/>
-                <w:szCs w:val="22"/>
-                <w:color w:val="000000"/>
-              </w:rPr>
-              <w:t xml:space="preserve">0.007</w:t>
+              <w:t xml:space="preserve">0.01, 0.41</w:t>
+            </w:r>
+          </w:p>
+        </w:tc>
+        <w:tc>
+          <w:tcPr>
+            <w:tcBorders>
+              <w:bottom w:val="none" w:sz="0" w:space="0" w:color="000000"/>
+              <w:top w:val="none" w:sz="0" w:space="0" w:color="000000"/>
+              <w:left w:val="none" w:sz="0" w:space="0" w:color="000000"/>
+              <w:right w:val="none" w:sz="0" w:space="0" w:color="000000"/>
+            </w:tcBorders>
+            <w:shd w:val="clear" w:color="auto" w:fill="FFFFFF"/>
+            <w:tcMar>
+              <w:top w:w="0" w:type="dxa"/>
+              <w:bottom w:w="0" w:type="dxa"/>
+              <w:left w:w="0" w:type="dxa"/>
+              <w:right w:w="0" w:type="dxa"/>
+            </w:tcMar>
+            <w:vAlign w:val="top"/>
+          </w:tcPr>
+          <w:p>
+            <w:pPr>
+              <w:pStyle w:val="Normal"/>
+              <w:jc w:val="center"/>
+              <w:pBdr>
+                <w:bottom w:val="none" w:sz="0" w:space="0" w:color="000000"/>
+                <w:top w:val="none" w:sz="0" w:space="0" w:color="000000"/>
+                <w:left w:val="none" w:sz="0" w:space="0" w:color="000000"/>
+                <w:right w:val="none" w:sz="0" w:space="0" w:color="000000"/>
+              </w:pBdr>
+              <w:spacing w:after="100" w:before="100" w:line="240"/>
+              <w:ind w:left="100" w:right="100" w:firstLine="0" w:firstLineChars="0"/>
+              <w:rPr>
+                <w:rFonts w:ascii="Helvetica" w:hAnsi="Helvetica" w:eastAsia="Helvetica" w:cs="Helvetica"/>
+                <w:i w:val="false"/>
+                <w:b w:val="false"/>
+                <w:u w:val="none"/>
+                <w:sz w:val="22"/>
+                <w:szCs w:val="22"/>
+                <w:color w:val="000000"/>
+              </w:rPr>
+            </w:pPr>
+            <w:r>
+              <w:rPr>
+                <w:rFonts w:ascii="Helvetica" w:hAnsi="Helvetica" w:eastAsia="Helvetica" w:cs="Helvetica"/>
+                <w:i w:val="false"/>
+                <w:b w:val="false"/>
+                <w:u w:val="none"/>
+                <w:sz w:val="22"/>
+                <w:szCs w:val="22"/>
+                <w:color w:val="000000"/>
+              </w:rPr>
+              <w:t xml:space="preserve">0.005</w:t>
             </w:r>
           </w:p>
         </w:tc>
@@ -14627,113 +14627,113 @@
                 <w:szCs w:val="22"/>
                 <w:color w:val="000000"/>
               </w:rPr>
-              <w:t xml:space="preserve">3.35</w:t>
-            </w:r>
-          </w:p>
-        </w:tc>
-        <w:tc>
-          <w:tcPr>
-            <w:tcBorders>
-              <w:bottom w:val="none" w:sz="0" w:space="0" w:color="000000"/>
-              <w:top w:val="none" w:sz="0" w:space="0" w:color="000000"/>
-              <w:left w:val="none" w:sz="0" w:space="0" w:color="000000"/>
-              <w:right w:val="none" w:sz="0" w:space="0" w:color="000000"/>
-            </w:tcBorders>
-            <w:shd w:val="clear" w:color="auto" w:fill="FFFFFF"/>
-            <w:tcMar>
-              <w:top w:w="0" w:type="dxa"/>
-              <w:bottom w:w="0" w:type="dxa"/>
-              <w:left w:w="0" w:type="dxa"/>
-              <w:right w:w="0" w:type="dxa"/>
-            </w:tcMar>
-            <w:vAlign w:val="top"/>
-          </w:tcPr>
-          <w:p>
-            <w:pPr>
-              <w:pStyle w:val="Normal"/>
-              <w:jc w:val="center"/>
-              <w:pBdr>
-                <w:bottom w:val="none" w:sz="0" w:space="0" w:color="000000"/>
-                <w:top w:val="none" w:sz="0" w:space="0" w:color="000000"/>
-                <w:left w:val="none" w:sz="0" w:space="0" w:color="000000"/>
-                <w:right w:val="none" w:sz="0" w:space="0" w:color="000000"/>
-              </w:pBdr>
-              <w:spacing w:after="100" w:before="100" w:line="240"/>
-              <w:ind w:left="100" w:right="100" w:firstLine="0" w:firstLineChars="0"/>
-              <w:rPr>
-                <w:rFonts w:ascii="Helvetica" w:hAnsi="Helvetica" w:eastAsia="Helvetica" w:cs="Helvetica"/>
-                <w:i w:val="false"/>
-                <w:b w:val="false"/>
-                <w:u w:val="none"/>
-                <w:sz w:val="22"/>
-                <w:szCs w:val="22"/>
-                <w:color w:val="000000"/>
-              </w:rPr>
-            </w:pPr>
-            <w:r>
-              <w:rPr>
-                <w:rFonts w:ascii="Helvetica" w:hAnsi="Helvetica" w:eastAsia="Helvetica" w:cs="Helvetica"/>
-                <w:i w:val="false"/>
-                <w:b w:val="false"/>
-                <w:u w:val="none"/>
-                <w:sz w:val="22"/>
-                <w:szCs w:val="22"/>
-                <w:color w:val="000000"/>
-              </w:rPr>
-              <w:t xml:space="preserve">0.57, 19.6</w:t>
-            </w:r>
-          </w:p>
-        </w:tc>
-        <w:tc>
-          <w:tcPr>
-            <w:tcBorders>
-              <w:bottom w:val="none" w:sz="0" w:space="0" w:color="000000"/>
-              <w:top w:val="none" w:sz="0" w:space="0" w:color="000000"/>
-              <w:left w:val="none" w:sz="0" w:space="0" w:color="000000"/>
-              <w:right w:val="none" w:sz="0" w:space="0" w:color="000000"/>
-            </w:tcBorders>
-            <w:shd w:val="clear" w:color="auto" w:fill="FFFFFF"/>
-            <w:tcMar>
-              <w:top w:w="0" w:type="dxa"/>
-              <w:bottom w:w="0" w:type="dxa"/>
-              <w:left w:w="0" w:type="dxa"/>
-              <w:right w:w="0" w:type="dxa"/>
-            </w:tcMar>
-            <w:vAlign w:val="top"/>
-          </w:tcPr>
-          <w:p>
-            <w:pPr>
-              <w:pStyle w:val="Normal"/>
-              <w:jc w:val="center"/>
-              <w:pBdr>
-                <w:bottom w:val="none" w:sz="0" w:space="0" w:color="000000"/>
-                <w:top w:val="none" w:sz="0" w:space="0" w:color="000000"/>
-                <w:left w:val="none" w:sz="0" w:space="0" w:color="000000"/>
-                <w:right w:val="none" w:sz="0" w:space="0" w:color="000000"/>
-              </w:pBdr>
-              <w:spacing w:after="100" w:before="100" w:line="240"/>
-              <w:ind w:left="100" w:right="100" w:firstLine="0" w:firstLineChars="0"/>
-              <w:rPr>
-                <w:rFonts w:ascii="Helvetica" w:hAnsi="Helvetica" w:eastAsia="Helvetica" w:cs="Helvetica"/>
-                <w:i w:val="false"/>
-                <w:b w:val="false"/>
-                <w:u w:val="none"/>
-                <w:sz w:val="22"/>
-                <w:szCs w:val="22"/>
-                <w:color w:val="000000"/>
-              </w:rPr>
-            </w:pPr>
-            <w:r>
-              <w:rPr>
-                <w:rFonts w:ascii="Helvetica" w:hAnsi="Helvetica" w:eastAsia="Helvetica" w:cs="Helvetica"/>
-                <w:i w:val="false"/>
-                <w:b w:val="false"/>
-                <w:u w:val="none"/>
-                <w:sz w:val="22"/>
-                <w:szCs w:val="22"/>
-                <w:color w:val="000000"/>
-              </w:rPr>
-              <w:t xml:space="preserve">0.180</w:t>
+              <w:t xml:space="preserve">3.47</w:t>
+            </w:r>
+          </w:p>
+        </w:tc>
+        <w:tc>
+          <w:tcPr>
+            <w:tcBorders>
+              <w:bottom w:val="none" w:sz="0" w:space="0" w:color="000000"/>
+              <w:top w:val="none" w:sz="0" w:space="0" w:color="000000"/>
+              <w:left w:val="none" w:sz="0" w:space="0" w:color="000000"/>
+              <w:right w:val="none" w:sz="0" w:space="0" w:color="000000"/>
+            </w:tcBorders>
+            <w:shd w:val="clear" w:color="auto" w:fill="FFFFFF"/>
+            <w:tcMar>
+              <w:top w:w="0" w:type="dxa"/>
+              <w:bottom w:w="0" w:type="dxa"/>
+              <w:left w:w="0" w:type="dxa"/>
+              <w:right w:w="0" w:type="dxa"/>
+            </w:tcMar>
+            <w:vAlign w:val="top"/>
+          </w:tcPr>
+          <w:p>
+            <w:pPr>
+              <w:pStyle w:val="Normal"/>
+              <w:jc w:val="center"/>
+              <w:pBdr>
+                <w:bottom w:val="none" w:sz="0" w:space="0" w:color="000000"/>
+                <w:top w:val="none" w:sz="0" w:space="0" w:color="000000"/>
+                <w:left w:val="none" w:sz="0" w:space="0" w:color="000000"/>
+                <w:right w:val="none" w:sz="0" w:space="0" w:color="000000"/>
+              </w:pBdr>
+              <w:spacing w:after="100" w:before="100" w:line="240"/>
+              <w:ind w:left="100" w:right="100" w:firstLine="0" w:firstLineChars="0"/>
+              <w:rPr>
+                <w:rFonts w:ascii="Helvetica" w:hAnsi="Helvetica" w:eastAsia="Helvetica" w:cs="Helvetica"/>
+                <w:i w:val="false"/>
+                <w:b w:val="false"/>
+                <w:u w:val="none"/>
+                <w:sz w:val="22"/>
+                <w:szCs w:val="22"/>
+                <w:color w:val="000000"/>
+              </w:rPr>
+            </w:pPr>
+            <w:r>
+              <w:rPr>
+                <w:rFonts w:ascii="Helvetica" w:hAnsi="Helvetica" w:eastAsia="Helvetica" w:cs="Helvetica"/>
+                <w:i w:val="false"/>
+                <w:b w:val="false"/>
+                <w:u w:val="none"/>
+                <w:sz w:val="22"/>
+                <w:szCs w:val="22"/>
+                <w:color w:val="000000"/>
+              </w:rPr>
+              <w:t xml:space="preserve">0.71, 17.0</w:t>
+            </w:r>
+          </w:p>
+        </w:tc>
+        <w:tc>
+          <w:tcPr>
+            <w:tcBorders>
+              <w:bottom w:val="none" w:sz="0" w:space="0" w:color="000000"/>
+              <w:top w:val="none" w:sz="0" w:space="0" w:color="000000"/>
+              <w:left w:val="none" w:sz="0" w:space="0" w:color="000000"/>
+              <w:right w:val="none" w:sz="0" w:space="0" w:color="000000"/>
+            </w:tcBorders>
+            <w:shd w:val="clear" w:color="auto" w:fill="FFFFFF"/>
+            <w:tcMar>
+              <w:top w:w="0" w:type="dxa"/>
+              <w:bottom w:w="0" w:type="dxa"/>
+              <w:left w:w="0" w:type="dxa"/>
+              <w:right w:w="0" w:type="dxa"/>
+            </w:tcMar>
+            <w:vAlign w:val="top"/>
+          </w:tcPr>
+          <w:p>
+            <w:pPr>
+              <w:pStyle w:val="Normal"/>
+              <w:jc w:val="center"/>
+              <w:pBdr>
+                <w:bottom w:val="none" w:sz="0" w:space="0" w:color="000000"/>
+                <w:top w:val="none" w:sz="0" w:space="0" w:color="000000"/>
+                <w:left w:val="none" w:sz="0" w:space="0" w:color="000000"/>
+                <w:right w:val="none" w:sz="0" w:space="0" w:color="000000"/>
+              </w:pBdr>
+              <w:spacing w:after="100" w:before="100" w:line="240"/>
+              <w:ind w:left="100" w:right="100" w:firstLine="0" w:firstLineChars="0"/>
+              <w:rPr>
+                <w:rFonts w:ascii="Helvetica" w:hAnsi="Helvetica" w:eastAsia="Helvetica" w:cs="Helvetica"/>
+                <w:i w:val="false"/>
+                <w:b w:val="false"/>
+                <w:u w:val="none"/>
+                <w:sz w:val="22"/>
+                <w:szCs w:val="22"/>
+                <w:color w:val="000000"/>
+              </w:rPr>
+            </w:pPr>
+            <w:r>
+              <w:rPr>
+                <w:rFonts w:ascii="Helvetica" w:hAnsi="Helvetica" w:eastAsia="Helvetica" w:cs="Helvetica"/>
+                <w:i w:val="false"/>
+                <w:b w:val="false"/>
+                <w:u w:val="none"/>
+                <w:sz w:val="22"/>
+                <w:szCs w:val="22"/>
+                <w:color w:val="000000"/>
+              </w:rPr>
+              <w:t xml:space="preserve">0.120</w:t>
             </w:r>
           </w:p>
         </w:tc>
@@ -14792,7 +14792,7 @@
                 <w:szCs w:val="22"/>
                 <w:color w:val="000000"/>
               </w:rPr>
-              <w:t xml:space="preserve">ckd_epi_gfr_cre_cys</w:t>
+              <w:t xml:space="preserve">baseline_cre_egfr</w:t>
             </w:r>
           </w:p>
         </w:tc>
@@ -14898,6 +14898,218 @@
                 <w:szCs w:val="22"/>
                 <w:color w:val="000000"/>
               </w:rPr>
+              <w:t xml:space="preserve">0.96</w:t>
+            </w:r>
+          </w:p>
+        </w:tc>
+        <w:tc>
+          <w:tcPr>
+            <w:tcBorders>
+              <w:bottom w:val="single" w:sz="8" w:space="0" w:color="000000"/>
+              <w:top w:val="none" w:sz="0" w:space="0" w:color="000000"/>
+              <w:left w:val="none" w:sz="0" w:space="0" w:color="000000"/>
+              <w:right w:val="none" w:sz="0" w:space="0" w:color="000000"/>
+            </w:tcBorders>
+            <w:shd w:val="clear" w:color="auto" w:fill="FFFFFF"/>
+            <w:tcMar>
+              <w:top w:w="0" w:type="dxa"/>
+              <w:bottom w:w="0" w:type="dxa"/>
+              <w:left w:w="0" w:type="dxa"/>
+              <w:right w:w="0" w:type="dxa"/>
+            </w:tcMar>
+            <w:vAlign w:val="top"/>
+          </w:tcPr>
+          <w:p>
+            <w:pPr>
+              <w:pStyle w:val="Normal"/>
+              <w:jc w:val="center"/>
+              <w:pBdr>
+                <w:bottom w:val="none" w:sz="0" w:space="0" w:color="000000"/>
+                <w:top w:val="none" w:sz="0" w:space="0" w:color="000000"/>
+                <w:left w:val="none" w:sz="0" w:space="0" w:color="000000"/>
+                <w:right w:val="none" w:sz="0" w:space="0" w:color="000000"/>
+              </w:pBdr>
+              <w:spacing w:after="100" w:before="100" w:line="240"/>
+              <w:ind w:left="100" w:right="100" w:firstLine="0" w:firstLineChars="0"/>
+              <w:rPr>
+                <w:rFonts w:ascii="Helvetica" w:hAnsi="Helvetica" w:eastAsia="Helvetica" w:cs="Helvetica"/>
+                <w:i w:val="false"/>
+                <w:b w:val="false"/>
+                <w:u w:val="none"/>
+                <w:sz w:val="22"/>
+                <w:szCs w:val="22"/>
+                <w:color w:val="000000"/>
+              </w:rPr>
+            </w:pPr>
+            <w:r>
+              <w:rPr>
+                <w:rFonts w:ascii="Helvetica" w:hAnsi="Helvetica" w:eastAsia="Helvetica" w:cs="Helvetica"/>
+                <w:i w:val="false"/>
+                <w:b w:val="false"/>
+                <w:u w:val="none"/>
+                <w:sz w:val="22"/>
+                <w:szCs w:val="22"/>
+                <w:color w:val="000000"/>
+              </w:rPr>
+              <w:t xml:space="preserve">0.93, 0.98</w:t>
+            </w:r>
+          </w:p>
+        </w:tc>
+        <w:tc>
+          <w:tcPr>
+            <w:tcBorders>
+              <w:bottom w:val="single" w:sz="8" w:space="0" w:color="000000"/>
+              <w:top w:val="none" w:sz="0" w:space="0" w:color="000000"/>
+              <w:left w:val="none" w:sz="0" w:space="0" w:color="000000"/>
+              <w:right w:val="none" w:sz="0" w:space="0" w:color="000000"/>
+            </w:tcBorders>
+            <w:shd w:val="clear" w:color="auto" w:fill="FFFFFF"/>
+            <w:tcMar>
+              <w:top w:w="0" w:type="dxa"/>
+              <w:bottom w:w="0" w:type="dxa"/>
+              <w:left w:w="0" w:type="dxa"/>
+              <w:right w:w="0" w:type="dxa"/>
+            </w:tcMar>
+            <w:vAlign w:val="top"/>
+          </w:tcPr>
+          <w:p>
+            <w:pPr>
+              <w:pStyle w:val="Normal"/>
+              <w:jc w:val="center"/>
+              <w:pBdr>
+                <w:bottom w:val="none" w:sz="0" w:space="0" w:color="000000"/>
+                <w:top w:val="none" w:sz="0" w:space="0" w:color="000000"/>
+                <w:left w:val="none" w:sz="0" w:space="0" w:color="000000"/>
+                <w:right w:val="none" w:sz="0" w:space="0" w:color="000000"/>
+              </w:pBdr>
+              <w:spacing w:after="100" w:before="100" w:line="240"/>
+              <w:ind w:left="100" w:right="100" w:firstLine="0" w:firstLineChars="0"/>
+              <w:rPr>
+                <w:rFonts w:ascii="Helvetica" w:hAnsi="Helvetica" w:eastAsia="Helvetica" w:cs="Helvetica"/>
+                <w:i w:val="false"/>
+                <w:b w:val="false"/>
+                <w:u w:val="none"/>
+                <w:sz w:val="22"/>
+                <w:szCs w:val="22"/>
+                <w:color w:val="000000"/>
+              </w:rPr>
+            </w:pPr>
+            <w:r>
+              <w:rPr>
+                <w:rFonts w:ascii="Helvetica" w:hAnsi="Helvetica" w:eastAsia="Helvetica" w:cs="Helvetica"/>
+                <w:i w:val="false"/>
+                <w:b w:val="false"/>
+                <w:u w:val="none"/>
+                <w:sz w:val="22"/>
+                <w:szCs w:val="22"/>
+                <w:color w:val="000000"/>
+              </w:rPr>
+              <w:t xml:space="preserve">&lt;0.001</w:t>
+            </w:r>
+          </w:p>
+        </w:tc>
+        <w:tc>
+          <w:tcPr>
+            <w:tcBorders>
+              <w:bottom w:val="single" w:sz="8" w:space="0" w:color="000000"/>
+              <w:top w:val="none" w:sz="0" w:space="0" w:color="000000"/>
+              <w:left w:val="none" w:sz="0" w:space="0" w:color="000000"/>
+              <w:right w:val="none" w:sz="0" w:space="0" w:color="000000"/>
+            </w:tcBorders>
+            <w:shd w:val="clear" w:color="auto" w:fill="FFFFFF"/>
+            <w:tcMar>
+              <w:top w:w="0" w:type="dxa"/>
+              <w:bottom w:w="0" w:type="dxa"/>
+              <w:left w:w="0" w:type="dxa"/>
+              <w:right w:w="0" w:type="dxa"/>
+            </w:tcMar>
+            <w:vAlign w:val="top"/>
+          </w:tcPr>
+          <w:p>
+            <w:pPr>
+              <w:pStyle w:val="Normal"/>
+              <w:jc w:val="center"/>
+              <w:pBdr>
+                <w:bottom w:val="none" w:sz="0" w:space="0" w:color="000000"/>
+                <w:top w:val="none" w:sz="0" w:space="0" w:color="000000"/>
+                <w:left w:val="none" w:sz="0" w:space="0" w:color="000000"/>
+                <w:right w:val="none" w:sz="0" w:space="0" w:color="000000"/>
+              </w:pBdr>
+              <w:spacing w:after="100" w:before="100" w:line="240"/>
+              <w:ind w:left="100" w:right="100" w:firstLine="0" w:firstLineChars="0"/>
+              <w:rPr>
+                <w:rFonts w:ascii="Helvetica" w:hAnsi="Helvetica" w:eastAsia="Helvetica" w:cs="Helvetica"/>
+                <w:i w:val="false"/>
+                <w:b w:val="false"/>
+                <w:u w:val="none"/>
+                <w:sz w:val="22"/>
+                <w:szCs w:val="22"/>
+                <w:color w:val="000000"/>
+              </w:rPr>
+            </w:pPr>
+            <w:r>
+              <w:rPr>
+                <w:rFonts w:ascii="Helvetica" w:hAnsi="Helvetica" w:eastAsia="Helvetica" w:cs="Helvetica"/>
+                <w:i w:val="false"/>
+                <w:b w:val="false"/>
+                <w:u w:val="none"/>
+                <w:sz w:val="22"/>
+                <w:szCs w:val="22"/>
+                <w:color w:val="000000"/>
+              </w:rPr>
+              <w:t xml:space="preserve">157</w:t>
+            </w:r>
+          </w:p>
+        </w:tc>
+        <w:tc>
+          <w:tcPr>
+            <w:tcBorders>
+              <w:bottom w:val="single" w:sz="8" w:space="0" w:color="000000"/>
+              <w:top w:val="none" w:sz="0" w:space="0" w:color="000000"/>
+              <w:left w:val="none" w:sz="0" w:space="0" w:color="000000"/>
+              <w:right w:val="none" w:sz="0" w:space="0" w:color="000000"/>
+            </w:tcBorders>
+            <w:shd w:val="clear" w:color="auto" w:fill="FFFFFF"/>
+            <w:tcMar>
+              <w:top w:w="0" w:type="dxa"/>
+              <w:bottom w:w="0" w:type="dxa"/>
+              <w:left w:w="0" w:type="dxa"/>
+              <w:right w:w="0" w:type="dxa"/>
+            </w:tcMar>
+            <w:vAlign w:val="top"/>
+          </w:tcPr>
+          <w:p>
+            <w:pPr>
+              <w:pStyle w:val="Normal"/>
+              <w:jc w:val="center"/>
+              <w:pBdr>
+                <w:bottom w:val="none" w:sz="0" w:space="0" w:color="000000"/>
+                <w:top w:val="none" w:sz="0" w:space="0" w:color="000000"/>
+                <w:left w:val="none" w:sz="0" w:space="0" w:color="000000"/>
+                <w:right w:val="none" w:sz="0" w:space="0" w:color="000000"/>
+              </w:pBdr>
+              <w:spacing w:after="100" w:before="100" w:line="240"/>
+              <w:ind w:left="100" w:right="100" w:firstLine="0" w:firstLineChars="0"/>
+              <w:rPr>
+                <w:rFonts w:ascii="Helvetica" w:hAnsi="Helvetica" w:eastAsia="Helvetica" w:cs="Helvetica"/>
+                <w:i w:val="false"/>
+                <w:b w:val="false"/>
+                <w:u w:val="none"/>
+                <w:sz w:val="22"/>
+                <w:szCs w:val="22"/>
+                <w:color w:val="000000"/>
+              </w:rPr>
+            </w:pPr>
+            <w:r>
+              <w:rPr>
+                <w:rFonts w:ascii="Helvetica" w:hAnsi="Helvetica" w:eastAsia="Helvetica" w:cs="Helvetica"/>
+                <w:i w:val="false"/>
+                <w:b w:val="false"/>
+                <w:u w:val="none"/>
+                <w:sz w:val="22"/>
+                <w:szCs w:val="22"/>
+                <w:color w:val="000000"/>
+              </w:rPr>
               <w:t xml:space="preserve">0.95</w:t>
             </w:r>
           </w:p>
@@ -14951,7 +15163,7 @@
                 <w:szCs w:val="22"/>
                 <w:color w:val="000000"/>
               </w:rPr>
-              <w:t xml:space="preserve">0.93, 0.98</w:t>
+              <w:t xml:space="preserve">0.92, 0.99</w:t>
             </w:r>
           </w:p>
         </w:tc>
@@ -15004,219 +15216,7 @@
                 <w:szCs w:val="22"/>
                 <w:color w:val="000000"/>
               </w:rPr>
-              <w:t xml:space="preserve">&lt;0.001</w:t>
-            </w:r>
-          </w:p>
-        </w:tc>
-        <w:tc>
-          <w:tcPr>
-            <w:tcBorders>
-              <w:bottom w:val="single" w:sz="8" w:space="0" w:color="000000"/>
-              <w:top w:val="none" w:sz="0" w:space="0" w:color="000000"/>
-              <w:left w:val="none" w:sz="0" w:space="0" w:color="000000"/>
-              <w:right w:val="none" w:sz="0" w:space="0" w:color="000000"/>
-            </w:tcBorders>
-            <w:shd w:val="clear" w:color="auto" w:fill="FFFFFF"/>
-            <w:tcMar>
-              <w:top w:w="0" w:type="dxa"/>
-              <w:bottom w:w="0" w:type="dxa"/>
-              <w:left w:w="0" w:type="dxa"/>
-              <w:right w:w="0" w:type="dxa"/>
-            </w:tcMar>
-            <w:vAlign w:val="top"/>
-          </w:tcPr>
-          <w:p>
-            <w:pPr>
-              <w:pStyle w:val="Normal"/>
-              <w:jc w:val="center"/>
-              <w:pBdr>
-                <w:bottom w:val="none" w:sz="0" w:space="0" w:color="000000"/>
-                <w:top w:val="none" w:sz="0" w:space="0" w:color="000000"/>
-                <w:left w:val="none" w:sz="0" w:space="0" w:color="000000"/>
-                <w:right w:val="none" w:sz="0" w:space="0" w:color="000000"/>
-              </w:pBdr>
-              <w:spacing w:after="100" w:before="100" w:line="240"/>
-              <w:ind w:left="100" w:right="100" w:firstLine="0" w:firstLineChars="0"/>
-              <w:rPr>
-                <w:rFonts w:ascii="Helvetica" w:hAnsi="Helvetica" w:eastAsia="Helvetica" w:cs="Helvetica"/>
-                <w:i w:val="false"/>
-                <w:b w:val="false"/>
-                <w:u w:val="none"/>
-                <w:sz w:val="22"/>
-                <w:szCs w:val="22"/>
-                <w:color w:val="000000"/>
-              </w:rPr>
-            </w:pPr>
-            <w:r>
-              <w:rPr>
-                <w:rFonts w:ascii="Helvetica" w:hAnsi="Helvetica" w:eastAsia="Helvetica" w:cs="Helvetica"/>
-                <w:i w:val="false"/>
-                <w:b w:val="false"/>
-                <w:u w:val="none"/>
-                <w:sz w:val="22"/>
-                <w:szCs w:val="22"/>
-                <w:color w:val="000000"/>
-              </w:rPr>
-              <w:t xml:space="preserve">157</w:t>
-            </w:r>
-          </w:p>
-        </w:tc>
-        <w:tc>
-          <w:tcPr>
-            <w:tcBorders>
-              <w:bottom w:val="single" w:sz="8" w:space="0" w:color="000000"/>
-              <w:top w:val="none" w:sz="0" w:space="0" w:color="000000"/>
-              <w:left w:val="none" w:sz="0" w:space="0" w:color="000000"/>
-              <w:right w:val="none" w:sz="0" w:space="0" w:color="000000"/>
-            </w:tcBorders>
-            <w:shd w:val="clear" w:color="auto" w:fill="FFFFFF"/>
-            <w:tcMar>
-              <w:top w:w="0" w:type="dxa"/>
-              <w:bottom w:w="0" w:type="dxa"/>
-              <w:left w:w="0" w:type="dxa"/>
-              <w:right w:w="0" w:type="dxa"/>
-            </w:tcMar>
-            <w:vAlign w:val="top"/>
-          </w:tcPr>
-          <w:p>
-            <w:pPr>
-              <w:pStyle w:val="Normal"/>
-              <w:jc w:val="center"/>
-              <w:pBdr>
-                <w:bottom w:val="none" w:sz="0" w:space="0" w:color="000000"/>
-                <w:top w:val="none" w:sz="0" w:space="0" w:color="000000"/>
-                <w:left w:val="none" w:sz="0" w:space="0" w:color="000000"/>
-                <w:right w:val="none" w:sz="0" w:space="0" w:color="000000"/>
-              </w:pBdr>
-              <w:spacing w:after="100" w:before="100" w:line="240"/>
-              <w:ind w:left="100" w:right="100" w:firstLine="0" w:firstLineChars="0"/>
-              <w:rPr>
-                <w:rFonts w:ascii="Helvetica" w:hAnsi="Helvetica" w:eastAsia="Helvetica" w:cs="Helvetica"/>
-                <w:i w:val="false"/>
-                <w:b w:val="false"/>
-                <w:u w:val="none"/>
-                <w:sz w:val="22"/>
-                <w:szCs w:val="22"/>
-                <w:color w:val="000000"/>
-              </w:rPr>
-            </w:pPr>
-            <w:r>
-              <w:rPr>
-                <w:rFonts w:ascii="Helvetica" w:hAnsi="Helvetica" w:eastAsia="Helvetica" w:cs="Helvetica"/>
-                <w:i w:val="false"/>
-                <w:b w:val="false"/>
-                <w:u w:val="none"/>
-                <w:sz w:val="22"/>
-                <w:szCs w:val="22"/>
-                <w:color w:val="000000"/>
-              </w:rPr>
-              <w:t xml:space="preserve">0.93</w:t>
-            </w:r>
-          </w:p>
-        </w:tc>
-        <w:tc>
-          <w:tcPr>
-            <w:tcBorders>
-              <w:bottom w:val="single" w:sz="8" w:space="0" w:color="000000"/>
-              <w:top w:val="none" w:sz="0" w:space="0" w:color="000000"/>
-              <w:left w:val="none" w:sz="0" w:space="0" w:color="000000"/>
-              <w:right w:val="none" w:sz="0" w:space="0" w:color="000000"/>
-            </w:tcBorders>
-            <w:shd w:val="clear" w:color="auto" w:fill="FFFFFF"/>
-            <w:tcMar>
-              <w:top w:w="0" w:type="dxa"/>
-              <w:bottom w:w="0" w:type="dxa"/>
-              <w:left w:w="0" w:type="dxa"/>
-              <w:right w:w="0" w:type="dxa"/>
-            </w:tcMar>
-            <w:vAlign w:val="top"/>
-          </w:tcPr>
-          <w:p>
-            <w:pPr>
-              <w:pStyle w:val="Normal"/>
-              <w:jc w:val="center"/>
-              <w:pBdr>
-                <w:bottom w:val="none" w:sz="0" w:space="0" w:color="000000"/>
-                <w:top w:val="none" w:sz="0" w:space="0" w:color="000000"/>
-                <w:left w:val="none" w:sz="0" w:space="0" w:color="000000"/>
-                <w:right w:val="none" w:sz="0" w:space="0" w:color="000000"/>
-              </w:pBdr>
-              <w:spacing w:after="100" w:before="100" w:line="240"/>
-              <w:ind w:left="100" w:right="100" w:firstLine="0" w:firstLineChars="0"/>
-              <w:rPr>
-                <w:rFonts w:ascii="Helvetica" w:hAnsi="Helvetica" w:eastAsia="Helvetica" w:cs="Helvetica"/>
-                <w:i w:val="false"/>
-                <w:b w:val="false"/>
-                <w:u w:val="none"/>
-                <w:sz w:val="22"/>
-                <w:szCs w:val="22"/>
-                <w:color w:val="000000"/>
-              </w:rPr>
-            </w:pPr>
-            <w:r>
-              <w:rPr>
-                <w:rFonts w:ascii="Helvetica" w:hAnsi="Helvetica" w:eastAsia="Helvetica" w:cs="Helvetica"/>
-                <w:i w:val="false"/>
-                <w:b w:val="false"/>
-                <w:u w:val="none"/>
-                <w:sz w:val="22"/>
-                <w:szCs w:val="22"/>
-                <w:color w:val="000000"/>
-              </w:rPr>
-              <w:t xml:space="preserve">0.88, 0.97</w:t>
-            </w:r>
-          </w:p>
-        </w:tc>
-        <w:tc>
-          <w:tcPr>
-            <w:tcBorders>
-              <w:bottom w:val="single" w:sz="8" w:space="0" w:color="000000"/>
-              <w:top w:val="none" w:sz="0" w:space="0" w:color="000000"/>
-              <w:left w:val="none" w:sz="0" w:space="0" w:color="000000"/>
-              <w:right w:val="none" w:sz="0" w:space="0" w:color="000000"/>
-            </w:tcBorders>
-            <w:shd w:val="clear" w:color="auto" w:fill="FFFFFF"/>
-            <w:tcMar>
-              <w:top w:w="0" w:type="dxa"/>
-              <w:bottom w:w="0" w:type="dxa"/>
-              <w:left w:w="0" w:type="dxa"/>
-              <w:right w:w="0" w:type="dxa"/>
-            </w:tcMar>
-            <w:vAlign w:val="top"/>
-          </w:tcPr>
-          <w:p>
-            <w:pPr>
-              <w:pStyle w:val="Normal"/>
-              <w:jc w:val="center"/>
-              <w:pBdr>
-                <w:bottom w:val="none" w:sz="0" w:space="0" w:color="000000"/>
-                <w:top w:val="none" w:sz="0" w:space="0" w:color="000000"/>
-                <w:left w:val="none" w:sz="0" w:space="0" w:color="000000"/>
-                <w:right w:val="none" w:sz="0" w:space="0" w:color="000000"/>
-              </w:pBdr>
-              <w:spacing w:after="100" w:before="100" w:line="240"/>
-              <w:ind w:left="100" w:right="100" w:firstLine="0" w:firstLineChars="0"/>
-              <w:rPr>
-                <w:rFonts w:ascii="Helvetica" w:hAnsi="Helvetica" w:eastAsia="Helvetica" w:cs="Helvetica"/>
-                <w:i w:val="false"/>
-                <w:b w:val="false"/>
-                <w:u w:val="none"/>
-                <w:sz w:val="22"/>
-                <w:szCs w:val="22"/>
-                <w:color w:val="000000"/>
-              </w:rPr>
-            </w:pPr>
-            <w:r>
-              <w:rPr>
-                <w:rFonts w:ascii="Helvetica" w:hAnsi="Helvetica" w:eastAsia="Helvetica" w:cs="Helvetica"/>
-                <w:i w:val="false"/>
-                <w:b w:val="false"/>
-                <w:u w:val="none"/>
-                <w:sz w:val="22"/>
-                <w:szCs w:val="22"/>
-                <w:color w:val="000000"/>
-              </w:rPr>
-              <w:t xml:space="preserve">0.001</w:t>
+              <w:t xml:space="preserve">0.020</w:t>
             </w:r>
           </w:p>
         </w:tc>
